--- a/RingClock-BitClock-Manual.docx
+++ b/RingClock-BitClock-Manual.docx
@@ -141,7 +141,7 @@
                 <w:rFonts w:ascii="Arial" w:hAnsi="Arial"/>
                 <w:sz w:val="22"/>
               </w:rPr>
-              <w:t>Updated guide (Revision 5)</w:t>
+              <w:t>Updated guide (Revision 6)</w:t>
             </w:r>
           </w:p>
         </w:tc>
@@ -215,8 +215,8 @@
     <w:p>
       <w:pPr>
         <w:sectPr>
-          <w:headerReference w:type="default" r:id="rId521"/>
-          <w:footerReference w:type="default" r:id="rId522"/>
+          <w:headerReference w:type="default" r:id="rId555"/>
+          <w:footerReference w:type="default" r:id="rId556"/>
           <w:pgSz w:w="12240" w:h="15840"/>
           <w:pgMar w:left="1800" w:right="1800" w:gutter="0" w:header="720" w:top="1440" w:footer="720" w:bottom="1440"/>
           <w:formProt w:val="false"/>
@@ -731,8 +731,8 @@
     <w:p>
       <w:pPr>
         <w:sectPr>
-          <w:headerReference w:type="default" r:id="rId523"/>
-          <w:footerReference w:type="default" r:id="rId524"/>
+          <w:headerReference w:type="default" r:id="rId557"/>
+          <w:footerReference w:type="default" r:id="rId558"/>
           <w:pgSz w:w="12240" w:h="15840"/>
           <w:pgMar w:left="1800" w:right="1800" w:gutter="0" w:header="720" w:top="1440" w:footer="720" w:bottom="1440"/>
           <w:formProt w:val="false"/>
@@ -852,7 +852,7 @@
           <w:rFonts w:ascii="Arial" w:hAnsi="Arial"/>
           <w:sz w:val="22"/>
         </w:rPr>
-        <w:t>On a freshly-flashed RingClock, you may need to confirm the install orientation before the time reads correctly. If the boot version digits read backwards, mirrored, or scroll the wrong way, see Section 5: Power-On Functions for the orientation-cycle procedure. This is a one-time setup step at install time.</w:t>
+        <w:t>On a freshly-flashed RingClock, the install orientation may need to be confirmed before the time reads correctly. If the boot version digits read backwards, mirrored, or scroll the wrong way, see Section 5: Power-On Functions for the orientation-cycle procedure. This is a one-time setup step at install time.</w:t>
       </w:r>
     </w:p>
     <w:p>
@@ -1390,8 +1390,8 @@
     <w:p>
       <w:pPr>
         <w:sectPr>
-          <w:headerReference w:type="default" r:id="rId525"/>
-          <w:footerReference w:type="default" r:id="rId526"/>
+          <w:headerReference w:type="default" r:id="rId559"/>
+          <w:footerReference w:type="default" r:id="rId560"/>
           <w:pgSz w:w="12240" w:h="15840"/>
           <w:pgMar w:left="1800" w:right="1800" w:gutter="0" w:header="720" w:top="1440" w:footer="720" w:bottom="1440"/>
           <w:formProt w:val="false"/>
@@ -1636,8 +1636,8 @@
     <w:p>
       <w:pPr>
         <w:sectPr>
-          <w:headerReference w:type="default" r:id="rId527"/>
-          <w:footerReference w:type="default" r:id="rId528"/>
+          <w:headerReference w:type="default" r:id="rId561"/>
+          <w:footerReference w:type="default" r:id="rId562"/>
           <w:pgSz w:w="12240" w:h="15840"/>
           <w:pgMar w:left="1800" w:right="1800" w:gutter="0" w:header="720" w:top="1440" w:footer="720" w:bottom="1440"/>
           <w:formProt w:val="false"/>
@@ -1955,8 +1955,8 @@
     <w:p>
       <w:pPr>
         <w:sectPr>
-          <w:headerReference w:type="default" r:id="rId529"/>
-          <w:footerReference w:type="default" r:id="rId530"/>
+          <w:headerReference w:type="default" r:id="rId563"/>
+          <w:footerReference w:type="default" r:id="rId564"/>
           <w:pgSz w:w="12240" w:h="15840"/>
           <w:pgMar w:left="1800" w:right="1800" w:gutter="0" w:header="720" w:top="1440" w:footer="720" w:bottom="1440"/>
           <w:formProt w:val="false"/>
@@ -2193,8 +2193,8 @@
     <w:p>
       <w:pPr>
         <w:sectPr>
-          <w:headerReference w:type="default" r:id="rId531"/>
-          <w:footerReference w:type="default" r:id="rId532"/>
+          <w:headerReference w:type="default" r:id="rId565"/>
+          <w:footerReference w:type="default" r:id="rId566"/>
           <w:pgSz w:w="12240" w:h="15840"/>
           <w:pgMar w:left="1800" w:right="1800" w:gutter="0" w:header="720" w:top="1440" w:footer="720" w:bottom="1440"/>
           <w:formProt w:val="false"/>
@@ -2746,8 +2746,8 @@
     <w:p>
       <w:pPr>
         <w:sectPr>
-          <w:headerReference w:type="default" r:id="rId533"/>
-          <w:footerReference w:type="default" r:id="rId534"/>
+          <w:headerReference w:type="default" r:id="rId567"/>
+          <w:footerReference w:type="default" r:id="rId568"/>
           <w:pgSz w:w="12240" w:h="15840"/>
           <w:pgMar w:left="1800" w:right="1800" w:gutter="0" w:header="720" w:top="1440" w:footer="720" w:bottom="1440"/>
           <w:formProt w:val="false"/>
@@ -3342,8 +3342,8 @@
     <w:p>
       <w:pPr>
         <w:sectPr>
-          <w:headerReference w:type="default" r:id="rId535"/>
-          <w:footerReference w:type="default" r:id="rId536"/>
+          <w:headerReference w:type="default" r:id="rId569"/>
+          <w:footerReference w:type="default" r:id="rId570"/>
           <w:pgSz w:w="12240" w:h="15840"/>
           <w:pgMar w:left="1800" w:right="1800" w:gutter="0" w:header="720" w:top="1440" w:footer="720" w:bottom="1440"/>
           <w:formProt w:val="false"/>
@@ -5223,8 +5223,8 @@
     <w:p>
       <w:pPr>
         <w:sectPr>
-          <w:headerReference w:type="default" r:id="rId537"/>
-          <w:footerReference w:type="default" r:id="rId538"/>
+          <w:headerReference w:type="default" r:id="rId571"/>
+          <w:footerReference w:type="default" r:id="rId572"/>
           <w:pgSz w:w="12240" w:h="15840"/>
           <w:pgMar w:left="1800" w:right="1800" w:gutter="0" w:header="720" w:top="1440" w:footer="720" w:bottom="1440"/>
           <w:formProt w:val="false"/>
@@ -7924,8 +7924,8 @@
     <w:p>
       <w:pPr>
         <w:sectPr>
-          <w:headerReference w:type="default" r:id="rId539"/>
-          <w:footerReference w:type="default" r:id="rId540"/>
+          <w:headerReference w:type="default" r:id="rId573"/>
+          <w:footerReference w:type="default" r:id="rId574"/>
           <w:pgSz w:w="12240" w:h="15840"/>
           <w:pgMar w:left="1800" w:right="1800" w:gutter="0" w:header="720" w:top="1440" w:footer="720" w:bottom="1440"/>
           <w:formProt w:val="false"/>
@@ -9448,14 +9448,14 @@
           <w:rFonts w:ascii="Arial" w:hAnsi="Arial"/>
           <w:sz w:val="22"/>
         </w:rPr>
-        <w:t>Date colors and brightness are independent of the time display: FALSE, TRUE, COLON and BACKGROUND each have an RGB picker and a 0–9 brightness slider. The live Date Display page lets you enable or disable the date and tune its timing, transition and colors. Set the date format in setup. The current firmware has no PIR motion-sensor controls.</w:t>
+        <w:t>Date colors and brightness are independent of the time display: FALSE, TRUE, COLON and BACKGROUND each have an RGB picker and a 0–9 brightness slider. The live Date Display page enables or disables the date and tunes its timing, transition and colors. Set the date format in setup. The current firmware has no PIR motion-sensor controls.</w:t>
       </w:r>
     </w:p>
     <w:p>
       <w:pPr>
         <w:sectPr>
-          <w:headerReference w:type="default" r:id="rId541"/>
-          <w:footerReference w:type="default" r:id="rId542"/>
+          <w:headerReference w:type="default" r:id="rId575"/>
+          <w:footerReference w:type="default" r:id="rId576"/>
           <w:pgSz w:w="12240" w:h="15840"/>
           <w:pgMar w:left="1800" w:right="1800" w:gutter="0" w:header="720" w:top="1440" w:footer="720" w:bottom="1440"/>
           <w:formProt w:val="false"/>
@@ -9508,7 +9508,7 @@
           <w:rFonts w:ascii="Arial" w:hAnsi="Arial"/>
           <w:sz w:val="22"/>
         </w:rPr>
-        <w:t>Once the clock is connected to WiFi, the live settings page is available from any device on the same network. All changes apply immediately as you adjust controls — no reboot — and a Save action persists changes across power cycles.</w:t>
+        <w:t>Once the clock is connected to WiFi, the live settings page is available from any device on the same network. All changes apply immediately as controls are adjusted — no reboot — and a Save action persists changes across power cycles.</w:t>
       </w:r>
     </w:p>
     <w:p>
@@ -9604,7 +9604,7 @@
           <w:rFonts w:ascii="Arial" w:hAnsi="Arial"/>
           <w:sz w:val="22"/>
         </w:rPr>
-        <w:t>The live settings page on either clock can be installed on a phone or tablet like an app, giving it its own home-screen icon that opens straight to the settings with no browser address bar. Open the live page, go to the System page, and tap Add to Home Screen. On Android the browser normally offers to install it directly; on an iPhone or iPad, tap the Share button in Safari and choose Add to Home Screen, which the button will remind you to do.</w:t>
+        <w:t>The live settings page on either clock can be installed on a phone or tablet like an app, giving it its own home-screen icon that opens straight to the settings with no browser address bar. Open the live page, go to the System page, and tap Add to Home Screen. On Android the browser normally offers to install it directly; on an iPhone or iPad, tap the Share button in Safari and choose Add to Home Screen, which the button will display as a reminder.</w:t>
       </w:r>
     </w:p>
     <w:p>
@@ -9706,8 +9706,8 @@
     <w:p>
       <w:pPr>
         <w:sectPr>
-          <w:headerReference w:type="default" r:id="rId543"/>
-          <w:footerReference w:type="default" r:id="rId544"/>
+          <w:headerReference w:type="default" r:id="rId577"/>
+          <w:footerReference w:type="default" r:id="rId578"/>
           <w:pgSz w:w="12240" w:h="15840"/>
           <w:pgMar w:left="1800" w:right="1800" w:gutter="0" w:header="720" w:top="1440" w:footer="720" w:bottom="1440"/>
           <w:formProt w:val="false"/>
@@ -10354,7 +10354,7 @@
           <w:rFonts w:ascii="Arial" w:hAnsi="Arial"/>
           <w:sz w:val="22"/>
         </w:rPr>
-        <w:t>Animation examples: t=8-12 pa=4 ai=15 runs Orbit and Return every 15 minutes in the morning; t=12-18 pa=2 ai=5 selects Ripple every five minutes in the afternoon; t=18-22 pa=5 ai=30 selects Comet Pair every half hour in the evening. Set the Display default to Off if you want no periodic animations outside those windows. To test Ripple each minute, use t=all pa=2 ai=1. The interval is a number of minutes, not a dropdown index.</w:t>
+        <w:t>Animation examples: t=8-12 pa=4 ai=15 runs Orbit and Return every 15 minutes in the morning; t=12-18 pa=2 ai=5 selects Ripple every five minutes in the afternoon; t=18-22 pa=5 ai=30 selects Comet Pair every half hour in the evening. Set the Display default to Off if no periodic animations are wanted outside those windows. To test Ripple each minute, use t=all pa=2 ai=1. The interval is a number of minutes, not a dropdown index.</w:t>
       </w:r>
     </w:p>
     <w:p>
@@ -10398,8 +10398,8 @@
     <w:p>
       <w:pPr>
         <w:sectPr>
-          <w:headerReference w:type="default" r:id="rId545"/>
-          <w:footerReference w:type="default" r:id="rId546"/>
+          <w:headerReference w:type="default" r:id="rId579"/>
+          <w:footerReference w:type="default" r:id="rId580"/>
           <w:pgSz w:w="12240" w:h="15840"/>
           <w:pgMar w:left="1800" w:right="1800" w:gutter="0" w:header="720" w:top="1440" w:footer="720" w:bottom="1440"/>
           <w:formProt w:val="false"/>
@@ -10481,7 +10481,7 @@
           <w:rFonts w:ascii="Arial" w:hAnsi="Arial"/>
           <w:sz w:val="22"/>
         </w:rPr>
-        <w:t>RingClock defaults to us.pool.ntp.org; BitClock defaults to time.cloudflare.com. Both use time.google.com as the alternate. RingClock offers polling intervals of 5, 15, 30, 60, 120 and 240 minutes, defaulting to 240. Choose an interval appropriate to your time-server provider.</w:t>
+        <w:t>RingClock defaults to us.pool.ntp.org; BitClock defaults to time.cloudflare.com. Both use time.google.com as the alternate. RingClock offers polling intervals of 5, 15, 30, 60, 120 and 240 minutes, defaulting to 240. Choose an interval appropriate to the time-server provider.</w:t>
       </w:r>
     </w:p>
     <w:p>
@@ -10545,8 +10545,8 @@
     <w:p>
       <w:pPr>
         <w:sectPr>
-          <w:headerReference w:type="default" r:id="rId547"/>
-          <w:footerReference w:type="default" r:id="rId548"/>
+          <w:headerReference w:type="default" r:id="rId581"/>
+          <w:footerReference w:type="default" r:id="rId582"/>
           <w:pgSz w:w="12240" w:h="15840"/>
           <w:pgMar w:left="1800" w:right="1800" w:gutter="0" w:header="720" w:top="1440" w:footer="720" w:bottom="1440"/>
           <w:formProt w:val="false"/>
@@ -10632,8 +10632,8 @@
     <w:p>
       <w:pPr>
         <w:sectPr>
-          <w:headerReference w:type="default" r:id="rId549"/>
-          <w:footerReference w:type="default" r:id="rId550"/>
+          <w:headerReference w:type="default" r:id="rId583"/>
+          <w:footerReference w:type="default" r:id="rId584"/>
           <w:pgSz w:w="12240" w:h="15840"/>
           <w:pgMar w:left="1800" w:right="1800" w:gutter="0" w:header="720" w:top="1440" w:footer="720" w:bottom="1440"/>
           <w:formProt w:val="false"/>
@@ -11719,8 +11719,8 @@
     <w:p>
       <w:pPr>
         <w:sectPr>
-          <w:headerReference w:type="default" r:id="rId551"/>
-          <w:footerReference w:type="default" r:id="rId552"/>
+          <w:headerReference w:type="default" r:id="rId585"/>
+          <w:footerReference w:type="default" r:id="rId586"/>
           <w:pgSz w:w="12240" w:h="15840"/>
           <w:pgMar w:left="1800" w:right="1800" w:gutter="0" w:header="720" w:top="1440" w:footer="720" w:bottom="1440"/>
           <w:formProt w:val="false"/>
@@ -12468,8 +12468,8 @@
     <w:p>
       <w:pPr>
         <w:sectPr>
-          <w:headerReference w:type="default" r:id="rId553"/>
-          <w:footerReference w:type="default" r:id="rId554"/>
+          <w:headerReference w:type="default" r:id="rId587"/>
+          <w:footerReference w:type="default" r:id="rId588"/>
           <w:pgSz w:w="12240" w:h="15840"/>
           <w:pgMar w:left="1800" w:right="1800" w:gutter="0" w:header="720" w:top="1440" w:footer="720" w:bottom="1440"/>
           <w:formProt w:val="false"/>
@@ -12553,8 +12553,8 @@
       </w:r>
     </w:p>
     <w:sectPr>
-      <w:headerReference w:type="default" r:id="rId555"/>
-      <w:footerReference w:type="default" r:id="rId556"/>
+      <w:headerReference w:type="default" r:id="rId589"/>
+      <w:footerReference w:type="default" r:id="rId590"/>
       <w:pgSz w:w="12240" w:h="15840"/>
       <w:pgMar w:left="1800" w:right="1800" w:gutter="0" w:header="720" w:top="1440" w:footer="720" w:bottom="1440"/>
       <w:formProt w:val="false"/>
@@ -21898,1214 +21898,11 @@
       </w:pBdr>
     </w:pPr>
     <w:r/>
-    <w:r>
-      <w:rPr>
-        <w:rFonts w:ascii="Arial" w:hAnsi="Arial"/>
-        <w:color w:val="555555"/>
-        <w:sz w:val="20"/>
-      </w:rPr>
-      <w:t>Revision 5 — October 2026</w:t>
-    </w:r>
   </w:p>
 </w:ftr>
 </file>
 
-<file path=word/footer28.xml><?xml version="1.0" encoding="utf-8"?>
-<w:ftr xmlns:o="urn:schemas-microsoft-com:office:office" xmlns:r="http://schemas.openxmlformats.org/officeDocument/2006/relationships" xmlns:v="urn:schemas-microsoft-com:vml" xmlns:w="http://schemas.openxmlformats.org/wordprocessingml/2006/main" xmlns:w10="urn:schemas-microsoft-com:office:word" xmlns:wp="http://schemas.openxmlformats.org/drawingml/2006/wordprocessingDrawing" xmlns:pic="http://schemas.openxmlformats.org/drawingml/2006/picture" xmlns:wps="http://schemas.microsoft.com/office/word/2010/wordprocessingShape" xmlns:wpg="http://schemas.microsoft.com/office/word/2010/wordprocessingGroup" xmlns:mc="http://schemas.openxmlformats.org/markup-compatibility/2006" xmlns:wp14="http://schemas.microsoft.com/office/word/2010/wordprocessingDrawing" xmlns:w14="http://schemas.microsoft.com/office/word/2010/wordml" xmlns:w15="http://schemas.microsoft.com/office/word/2012/wordml" mc:Ignorable="w14 wp14 w15">
-  <w:p>
-    <w:pPr>
-      <w:pStyle w:val="Footer"/>
-      <w:rPr/>
-    </w:pPr>
-    <w:r>
-      <w:rPr/>
-    </w:r>
-  </w:p>
-</w:ftr>
-</file>
-
-<file path=word/footer29.xml><?xml version="1.0" encoding="utf-8"?>
-<w:ftr xmlns:o="urn:schemas-microsoft-com:office:office" xmlns:r="http://schemas.openxmlformats.org/officeDocument/2006/relationships" xmlns:v="urn:schemas-microsoft-com:vml" xmlns:w="http://schemas.openxmlformats.org/wordprocessingml/2006/main" xmlns:w10="urn:schemas-microsoft-com:office:word" xmlns:wp="http://schemas.openxmlformats.org/drawingml/2006/wordprocessingDrawing" xmlns:pic="http://schemas.openxmlformats.org/drawingml/2006/picture" xmlns:wps="http://schemas.microsoft.com/office/word/2010/wordprocessingShape" xmlns:wpg="http://schemas.microsoft.com/office/word/2010/wordprocessingGroup" xmlns:mc="http://schemas.openxmlformats.org/markup-compatibility/2006" xmlns:wp14="http://schemas.microsoft.com/office/word/2010/wordprocessingDrawing" xmlns:w14="http://schemas.microsoft.com/office/word/2010/wordml" xmlns:w15="http://schemas.microsoft.com/office/word/2012/wordml" mc:Ignorable="w14 wp14 w15">
-  <w:p>
-    <w:pPr>
-      <w:pStyle w:val="Footer"/>
-      <w:pBdr>
-        <w:top w:val="single" w:sz="4" w:space="2" w:color="808080"/>
-      </w:pBdr>
-      <w:spacing w:before="40" w:after="0"/>
-      <w:jc w:val="start"/>
-      <w:rPr/>
-    </w:pPr>
-    <w:r>
-      <w:rPr>
-        <w:rFonts w:ascii="Arial" w:hAnsi="Arial"/>
-        <w:color w:val="555555"/>
-        <w:sz w:val="20"/>
-      </w:rPr>
-      <w:t>Revision 1 — April 2026</w:t>
-    </w:r>
-    <w:r>
-      <w:rPr>
-        <w:rFonts w:ascii="Arial" w:hAnsi="Arial"/>
-      </w:rPr>
-      <w:tab/>
-      <w:tab/>
-    </w:r>
-    <w:r>
-      <w:rPr>
-        <w:rFonts w:ascii="Arial" w:hAnsi="Arial"/>
-        <w:color w:val="555555"/>
-        <w:sz w:val="20"/>
-      </w:rPr>
-      <w:t>7-</w:t>
-    </w:r>
-    <w:r>
-      <w:rPr/>
-      <w:fldChar w:fldCharType="begin"/>
-    </w:r>
-    <w:r>
-      <w:rPr/>
-      <w:instrText xml:space="preserve"> PAGE </w:instrText>
-    </w:r>
-    <w:r>
-      <w:rPr/>
-      <w:fldChar w:fldCharType="separate"/>
-    </w:r>
-    <w:r>
-      <w:rPr/>
-      <w:t>2</w:t>
-    </w:r>
-    <w:r>
-      <w:rPr/>
-      <w:fldChar w:fldCharType="end"/>
-    </w:r>
-  </w:p>
-</w:ftr>
-</file>
-
-<file path=word/footer3.xml><?xml version="1.0" encoding="utf-8"?>
-<w:ftr xmlns:o="urn:schemas-microsoft-com:office:office" xmlns:r="http://schemas.openxmlformats.org/officeDocument/2006/relationships" xmlns:v="urn:schemas-microsoft-com:vml" xmlns:w="http://schemas.openxmlformats.org/wordprocessingml/2006/main" xmlns:w10="urn:schemas-microsoft-com:office:word" xmlns:wp="http://schemas.openxmlformats.org/drawingml/2006/wordprocessingDrawing" xmlns:pic="http://schemas.openxmlformats.org/drawingml/2006/picture" xmlns:wps="http://schemas.microsoft.com/office/word/2010/wordprocessingShape" xmlns:wpg="http://schemas.microsoft.com/office/word/2010/wordprocessingGroup" xmlns:mc="http://schemas.openxmlformats.org/markup-compatibility/2006" xmlns:wp14="http://schemas.microsoft.com/office/word/2010/wordprocessingDrawing" xmlns:w14="http://schemas.microsoft.com/office/word/2010/wordml" xmlns:w15="http://schemas.microsoft.com/office/word/2012/wordml" mc:Ignorable="w14 wp14 w15">
-  <w:p>
-    <w:pPr>
-      <w:pStyle w:val="Footer"/>
-      <w:pBdr>
-        <w:top w:val="single" w:sz="4" w:space="2" w:color="808080"/>
-      </w:pBdr>
-      <w:spacing w:before="40" w:after="0"/>
-      <w:jc w:val="start"/>
-      <w:rPr/>
-    </w:pPr>
-    <w:r>
-      <w:rPr/>
-    </w:r>
-  </w:p>
-</w:ftr>
-</file>
-
-<file path=word/footer30.xml><?xml version="1.0" encoding="utf-8"?>
-<w:ftr xmlns:o="urn:schemas-microsoft-com:office:office" xmlns:r="http://schemas.openxmlformats.org/officeDocument/2006/relationships" xmlns:v="urn:schemas-microsoft-com:vml" xmlns:w="http://schemas.openxmlformats.org/wordprocessingml/2006/main" xmlns:w10="urn:schemas-microsoft-com:office:word" xmlns:wp="http://schemas.openxmlformats.org/drawingml/2006/wordprocessingDrawing" xmlns:pic="http://schemas.openxmlformats.org/drawingml/2006/picture" xmlns:wps="http://schemas.microsoft.com/office/word/2010/wordprocessingShape" xmlns:wpg="http://schemas.microsoft.com/office/word/2010/wordprocessingGroup" xmlns:mc="http://schemas.openxmlformats.org/markup-compatibility/2006" xmlns:wp14="http://schemas.microsoft.com/office/word/2010/wordprocessingDrawing" xmlns:w14="http://schemas.microsoft.com/office/word/2010/wordml" xmlns:w15="http://schemas.microsoft.com/office/word/2012/wordml" mc:Ignorable="w14 wp14 w15">
-  <w:p>
-    <w:pPr>
-      <w:pStyle w:val="Footer"/>
-      <w:pBdr>
-        <w:top w:val="single" w:sz="4" w:space="2" w:color="808080"/>
-      </w:pBdr>
-      <w:spacing w:before="40" w:after="0"/>
-      <w:jc w:val="start"/>
-      <w:rPr/>
-    </w:pPr>
-    <w:r>
-      <w:rPr>
-        <w:rFonts w:ascii="Arial" w:hAnsi="Arial"/>
-        <w:color w:val="555555"/>
-        <w:sz w:val="20"/>
-      </w:rPr>
-      <w:t>Revision 1 — April 2026</w:t>
-    </w:r>
-    <w:r>
-      <w:rPr>
-        <w:rFonts w:ascii="Arial" w:hAnsi="Arial"/>
-      </w:rPr>
-      <w:tab/>
-      <w:tab/>
-    </w:r>
-    <w:r>
-      <w:rPr>
-        <w:rFonts w:ascii="Arial" w:hAnsi="Arial"/>
-        <w:color w:val="555555"/>
-        <w:sz w:val="20"/>
-      </w:rPr>
-      <w:t>7-</w:t>
-    </w:r>
-    <w:r>
-      <w:rPr/>
-      <w:fldChar w:fldCharType="begin"/>
-    </w:r>
-    <w:r>
-      <w:rPr/>
-      <w:instrText xml:space="preserve"> PAGE </w:instrText>
-    </w:r>
-    <w:r>
-      <w:rPr/>
-      <w:fldChar w:fldCharType="separate"/>
-    </w:r>
-    <w:r>
-      <w:rPr/>
-      <w:t>2</w:t>
-    </w:r>
-    <w:r>
-      <w:rPr/>
-      <w:fldChar w:fldCharType="end"/>
-    </w:r>
-  </w:p>
-</w:ftr>
-</file>
-
-<file path=word/footer31.xml><?xml version="1.0" encoding="utf-8"?>
-<w:ftr xmlns:o="urn:schemas-microsoft-com:office:office" xmlns:r="http://schemas.openxmlformats.org/officeDocument/2006/relationships" xmlns:v="urn:schemas-microsoft-com:vml" xmlns:w="http://schemas.openxmlformats.org/wordprocessingml/2006/main" xmlns:w10="urn:schemas-microsoft-com:office:word" xmlns:wp="http://schemas.openxmlformats.org/drawingml/2006/wordprocessingDrawing" xmlns:pic="http://schemas.openxmlformats.org/drawingml/2006/picture" xmlns:wps="http://schemas.microsoft.com/office/word/2010/wordprocessingShape" xmlns:wpg="http://schemas.microsoft.com/office/word/2010/wordprocessingGroup" xmlns:mc="http://schemas.openxmlformats.org/markup-compatibility/2006" xmlns:wp14="http://schemas.microsoft.com/office/word/2010/wordprocessingDrawing" xmlns:w14="http://schemas.microsoft.com/office/word/2010/wordml" xmlns:w15="http://schemas.microsoft.com/office/word/2012/wordml" mc:Ignorable="w14 wp14 w15">
-  <w:p>
-    <w:pPr>
-      <w:pStyle w:val="Footer"/>
-      <w:rPr/>
-    </w:pPr>
-    <w:r>
-      <w:rPr/>
-    </w:r>
-  </w:p>
-</w:ftr>
-</file>
-
-<file path=word/footer32.xml><?xml version="1.0" encoding="utf-8"?>
-<w:ftr xmlns:o="urn:schemas-microsoft-com:office:office" xmlns:r="http://schemas.openxmlformats.org/officeDocument/2006/relationships" xmlns:v="urn:schemas-microsoft-com:vml" xmlns:w="http://schemas.openxmlformats.org/wordprocessingml/2006/main" xmlns:w10="urn:schemas-microsoft-com:office:word" xmlns:wp="http://schemas.openxmlformats.org/drawingml/2006/wordprocessingDrawing" xmlns:pic="http://schemas.openxmlformats.org/drawingml/2006/picture" xmlns:wps="http://schemas.microsoft.com/office/word/2010/wordprocessingShape" xmlns:wpg="http://schemas.microsoft.com/office/word/2010/wordprocessingGroup" xmlns:mc="http://schemas.openxmlformats.org/markup-compatibility/2006" xmlns:wp14="http://schemas.microsoft.com/office/word/2010/wordprocessingDrawing" xmlns:w14="http://schemas.microsoft.com/office/word/2010/wordml" xmlns:w15="http://schemas.microsoft.com/office/word/2012/wordml" mc:Ignorable="w14 wp14 w15">
-  <w:p>
-    <w:pPr>
-      <w:pStyle w:val="Footer"/>
-      <w:pBdr>
-        <w:top w:val="single" w:sz="4" w:space="2" w:color="808080"/>
-      </w:pBdr>
-      <w:spacing w:before="40" w:after="0"/>
-      <w:jc w:val="start"/>
-      <w:rPr/>
-    </w:pPr>
-    <w:r>
-      <w:rPr>
-        <w:rFonts w:ascii="Arial" w:hAnsi="Arial"/>
-        <w:color w:val="555555"/>
-        <w:sz w:val="20"/>
-      </w:rPr>
-      <w:t>Revision 1 — April 2026</w:t>
-    </w:r>
-    <w:r>
-      <w:rPr>
-        <w:rFonts w:ascii="Arial" w:hAnsi="Arial"/>
-      </w:rPr>
-      <w:tab/>
-      <w:tab/>
-    </w:r>
-    <w:r>
-      <w:rPr>
-        <w:rFonts w:ascii="Arial" w:hAnsi="Arial"/>
-        <w:color w:val="555555"/>
-        <w:sz w:val="20"/>
-      </w:rPr>
-      <w:t>8-</w:t>
-    </w:r>
-    <w:r>
-      <w:rPr/>
-      <w:fldChar w:fldCharType="begin"/>
-    </w:r>
-    <w:r>
-      <w:rPr/>
-      <w:instrText xml:space="preserve"> PAGE </w:instrText>
-    </w:r>
-    <w:r>
-      <w:rPr/>
-      <w:fldChar w:fldCharType="separate"/>
-    </w:r>
-    <w:r>
-      <w:rPr/>
-      <w:t>2</w:t>
-    </w:r>
-    <w:r>
-      <w:rPr/>
-      <w:fldChar w:fldCharType="end"/>
-    </w:r>
-  </w:p>
-</w:ftr>
-</file>
-
-<file path=word/footer33.xml><?xml version="1.0" encoding="utf-8"?>
-<w:ftr xmlns:o="urn:schemas-microsoft-com:office:office" xmlns:r="http://schemas.openxmlformats.org/officeDocument/2006/relationships" xmlns:v="urn:schemas-microsoft-com:vml" xmlns:w="http://schemas.openxmlformats.org/wordprocessingml/2006/main" xmlns:w10="urn:schemas-microsoft-com:office:word" xmlns:wp="http://schemas.openxmlformats.org/drawingml/2006/wordprocessingDrawing" xmlns:pic="http://schemas.openxmlformats.org/drawingml/2006/picture" xmlns:wps="http://schemas.microsoft.com/office/word/2010/wordprocessingShape" xmlns:wpg="http://schemas.microsoft.com/office/word/2010/wordprocessingGroup" xmlns:mc="http://schemas.openxmlformats.org/markup-compatibility/2006" xmlns:wp14="http://schemas.microsoft.com/office/word/2010/wordprocessingDrawing" xmlns:w14="http://schemas.microsoft.com/office/word/2010/wordml" xmlns:w15="http://schemas.microsoft.com/office/word/2012/wordml" mc:Ignorable="w14 wp14 w15">
-  <w:p>
-    <w:pPr>
-      <w:pStyle w:val="Footer"/>
-      <w:pBdr>
-        <w:top w:val="single" w:sz="4" w:space="2" w:color="808080"/>
-      </w:pBdr>
-      <w:spacing w:before="40" w:after="0"/>
-      <w:jc w:val="start"/>
-      <w:rPr/>
-    </w:pPr>
-    <w:r>
-      <w:rPr>
-        <w:rFonts w:ascii="Arial" w:hAnsi="Arial"/>
-        <w:color w:val="555555"/>
-        <w:sz w:val="20"/>
-      </w:rPr>
-      <w:t>Revision 1 — April 2026</w:t>
-    </w:r>
-    <w:r>
-      <w:rPr>
-        <w:rFonts w:ascii="Arial" w:hAnsi="Arial"/>
-      </w:rPr>
-      <w:tab/>
-      <w:tab/>
-    </w:r>
-    <w:r>
-      <w:rPr>
-        <w:rFonts w:ascii="Arial" w:hAnsi="Arial"/>
-        <w:color w:val="555555"/>
-        <w:sz w:val="20"/>
-      </w:rPr>
-      <w:t>8-</w:t>
-    </w:r>
-    <w:r>
-      <w:rPr/>
-      <w:fldChar w:fldCharType="begin"/>
-    </w:r>
-    <w:r>
-      <w:rPr/>
-      <w:instrText xml:space="preserve"> PAGE </w:instrText>
-    </w:r>
-    <w:r>
-      <w:rPr/>
-      <w:fldChar w:fldCharType="separate"/>
-    </w:r>
-    <w:r>
-      <w:rPr/>
-      <w:t>2</w:t>
-    </w:r>
-    <w:r>
-      <w:rPr/>
-      <w:fldChar w:fldCharType="end"/>
-    </w:r>
-  </w:p>
-</w:ftr>
-</file>
-
-<file path=word/footer34.xml><?xml version="1.0" encoding="utf-8"?>
-<w:ftr xmlns:o="urn:schemas-microsoft-com:office:office" xmlns:r="http://schemas.openxmlformats.org/officeDocument/2006/relationships" xmlns:v="urn:schemas-microsoft-com:vml" xmlns:w="http://schemas.openxmlformats.org/wordprocessingml/2006/main" xmlns:w10="urn:schemas-microsoft-com:office:word" xmlns:wp="http://schemas.openxmlformats.org/drawingml/2006/wordprocessingDrawing" xmlns:pic="http://schemas.openxmlformats.org/drawingml/2006/picture" xmlns:wps="http://schemas.microsoft.com/office/word/2010/wordprocessingShape" xmlns:wpg="http://schemas.microsoft.com/office/word/2010/wordprocessingGroup" xmlns:mc="http://schemas.openxmlformats.org/markup-compatibility/2006" xmlns:wp14="http://schemas.microsoft.com/office/word/2010/wordprocessingDrawing" xmlns:w14="http://schemas.microsoft.com/office/word/2010/wordml" xmlns:w15="http://schemas.microsoft.com/office/word/2012/wordml" mc:Ignorable="w14 wp14 w15">
-  <w:p>
-    <w:pPr>
-      <w:pStyle w:val="Footer"/>
-      <w:rPr/>
-    </w:pPr>
-    <w:r>
-      <w:rPr/>
-    </w:r>
-  </w:p>
-</w:ftr>
-</file>
-
-<file path=word/footer35.xml><?xml version="1.0" encoding="utf-8"?>
-<w:ftr xmlns:o="urn:schemas-microsoft-com:office:office" xmlns:r="http://schemas.openxmlformats.org/officeDocument/2006/relationships" xmlns:v="urn:schemas-microsoft-com:vml" xmlns:w="http://schemas.openxmlformats.org/wordprocessingml/2006/main" xmlns:w10="urn:schemas-microsoft-com:office:word" xmlns:wp="http://schemas.openxmlformats.org/drawingml/2006/wordprocessingDrawing" xmlns:pic="http://schemas.openxmlformats.org/drawingml/2006/picture" xmlns:wps="http://schemas.microsoft.com/office/word/2010/wordprocessingShape" xmlns:wpg="http://schemas.microsoft.com/office/word/2010/wordprocessingGroup" xmlns:mc="http://schemas.openxmlformats.org/markup-compatibility/2006" xmlns:wp14="http://schemas.microsoft.com/office/word/2010/wordprocessingDrawing" xmlns:w14="http://schemas.microsoft.com/office/word/2010/wordml" xmlns:w15="http://schemas.microsoft.com/office/word/2012/wordml" mc:Ignorable="w14 wp14 w15">
-  <w:p>
-    <w:pPr>
-      <w:pStyle w:val="Footer"/>
-      <w:pBdr>
-        <w:top w:val="single" w:sz="4" w:space="2" w:color="808080"/>
-      </w:pBdr>
-      <w:spacing w:before="40" w:after="0"/>
-      <w:jc w:val="start"/>
-      <w:rPr/>
-    </w:pPr>
-    <w:r>
-      <w:rPr>
-        <w:rFonts w:ascii="Arial" w:hAnsi="Arial"/>
-        <w:color w:val="555555"/>
-        <w:sz w:val="20"/>
-      </w:rPr>
-      <w:t>Revision 1 — April 2026</w:t>
-    </w:r>
-    <w:r>
-      <w:rPr>
-        <w:rFonts w:ascii="Arial" w:hAnsi="Arial"/>
-      </w:rPr>
-      <w:tab/>
-      <w:tab/>
-    </w:r>
-    <w:r>
-      <w:rPr>
-        <w:rFonts w:ascii="Arial" w:hAnsi="Arial"/>
-        <w:color w:val="555555"/>
-        <w:sz w:val="20"/>
-      </w:rPr>
-      <w:t>9-</w:t>
-    </w:r>
-    <w:r>
-      <w:rPr/>
-      <w:fldChar w:fldCharType="begin"/>
-    </w:r>
-    <w:r>
-      <w:rPr/>
-      <w:instrText xml:space="preserve"> PAGE </w:instrText>
-    </w:r>
-    <w:r>
-      <w:rPr/>
-      <w:fldChar w:fldCharType="separate"/>
-    </w:r>
-    <w:r>
-      <w:rPr/>
-      <w:t>2</w:t>
-    </w:r>
-    <w:r>
-      <w:rPr/>
-      <w:fldChar w:fldCharType="end"/>
-    </w:r>
-  </w:p>
-</w:ftr>
-</file>
-
-<file path=word/footer36.xml><?xml version="1.0" encoding="utf-8"?>
-<w:ftr xmlns:o="urn:schemas-microsoft-com:office:office" xmlns:r="http://schemas.openxmlformats.org/officeDocument/2006/relationships" xmlns:v="urn:schemas-microsoft-com:vml" xmlns:w="http://schemas.openxmlformats.org/wordprocessingml/2006/main" xmlns:w10="urn:schemas-microsoft-com:office:word" xmlns:wp="http://schemas.openxmlformats.org/drawingml/2006/wordprocessingDrawing" xmlns:pic="http://schemas.openxmlformats.org/drawingml/2006/picture" xmlns:wps="http://schemas.microsoft.com/office/word/2010/wordprocessingShape" xmlns:wpg="http://schemas.microsoft.com/office/word/2010/wordprocessingGroup" xmlns:mc="http://schemas.openxmlformats.org/markup-compatibility/2006" xmlns:wp14="http://schemas.microsoft.com/office/word/2010/wordprocessingDrawing" xmlns:w14="http://schemas.microsoft.com/office/word/2010/wordml" xmlns:w15="http://schemas.microsoft.com/office/word/2012/wordml" mc:Ignorable="w14 wp14 w15">
-  <w:p>
-    <w:pPr>
-      <w:pStyle w:val="Footer"/>
-      <w:pBdr>
-        <w:top w:val="single" w:sz="4" w:space="2" w:color="808080"/>
-      </w:pBdr>
-      <w:spacing w:before="40" w:after="0"/>
-      <w:jc w:val="start"/>
-      <w:rPr/>
-    </w:pPr>
-    <w:r>
-      <w:rPr>
-        <w:rFonts w:ascii="Arial" w:hAnsi="Arial"/>
-        <w:color w:val="555555"/>
-        <w:sz w:val="20"/>
-      </w:rPr>
-      <w:t>Revision 1 — April 2026</w:t>
-    </w:r>
-    <w:r>
-      <w:rPr>
-        <w:rFonts w:ascii="Arial" w:hAnsi="Arial"/>
-      </w:rPr>
-      <w:tab/>
-      <w:tab/>
-    </w:r>
-    <w:r>
-      <w:rPr>
-        <w:rFonts w:ascii="Arial" w:hAnsi="Arial"/>
-        <w:color w:val="555555"/>
-        <w:sz w:val="20"/>
-      </w:rPr>
-      <w:t>9-</w:t>
-    </w:r>
-    <w:r>
-      <w:rPr/>
-      <w:fldChar w:fldCharType="begin"/>
-    </w:r>
-    <w:r>
-      <w:rPr/>
-      <w:instrText xml:space="preserve"> PAGE </w:instrText>
-    </w:r>
-    <w:r>
-      <w:rPr/>
-      <w:fldChar w:fldCharType="separate"/>
-    </w:r>
-    <w:r>
-      <w:rPr/>
-      <w:t>2</w:t>
-    </w:r>
-    <w:r>
-      <w:rPr/>
-      <w:fldChar w:fldCharType="end"/>
-    </w:r>
-  </w:p>
-</w:ftr>
-</file>
-
-<file path=word/footer37.xml><?xml version="1.0" encoding="utf-8"?>
-<w:ftr xmlns:o="urn:schemas-microsoft-com:office:office" xmlns:r="http://schemas.openxmlformats.org/officeDocument/2006/relationships" xmlns:v="urn:schemas-microsoft-com:vml" xmlns:w="http://schemas.openxmlformats.org/wordprocessingml/2006/main" xmlns:w10="urn:schemas-microsoft-com:office:word" xmlns:wp="http://schemas.openxmlformats.org/drawingml/2006/wordprocessingDrawing" xmlns:pic="http://schemas.openxmlformats.org/drawingml/2006/picture" xmlns:wps="http://schemas.microsoft.com/office/word/2010/wordprocessingShape" xmlns:wpg="http://schemas.microsoft.com/office/word/2010/wordprocessingGroup" xmlns:mc="http://schemas.openxmlformats.org/markup-compatibility/2006" xmlns:wp14="http://schemas.microsoft.com/office/word/2010/wordprocessingDrawing" xmlns:w14="http://schemas.microsoft.com/office/word/2010/wordml" xmlns:w15="http://schemas.microsoft.com/office/word/2012/wordml" mc:Ignorable="w14 wp14 w15">
-  <w:p>
-    <w:pPr>
-      <w:pStyle w:val="Footer"/>
-      <w:rPr/>
-    </w:pPr>
-    <w:r>
-      <w:rPr/>
-    </w:r>
-  </w:p>
-</w:ftr>
-</file>
-
-<file path=word/footer38.xml><?xml version="1.0" encoding="utf-8"?>
-<w:ftr xmlns:o="urn:schemas-microsoft-com:office:office" xmlns:r="http://schemas.openxmlformats.org/officeDocument/2006/relationships" xmlns:v="urn:schemas-microsoft-com:vml" xmlns:w="http://schemas.openxmlformats.org/wordprocessingml/2006/main" xmlns:w10="urn:schemas-microsoft-com:office:word" xmlns:wp="http://schemas.openxmlformats.org/drawingml/2006/wordprocessingDrawing" xmlns:pic="http://schemas.openxmlformats.org/drawingml/2006/picture" xmlns:wps="http://schemas.microsoft.com/office/word/2010/wordprocessingShape" xmlns:wpg="http://schemas.microsoft.com/office/word/2010/wordprocessingGroup" xmlns:mc="http://schemas.openxmlformats.org/markup-compatibility/2006" xmlns:wp14="http://schemas.microsoft.com/office/word/2010/wordprocessingDrawing" xmlns:w14="http://schemas.microsoft.com/office/word/2010/wordml" xmlns:w15="http://schemas.microsoft.com/office/word/2012/wordml" mc:Ignorable="w14 wp14 w15">
-  <w:p>
-    <w:pPr>
-      <w:pStyle w:val="Footer"/>
-      <w:pBdr>
-        <w:top w:val="single" w:sz="4" w:space="2" w:color="808080"/>
-      </w:pBdr>
-      <w:spacing w:before="40" w:after="0"/>
-      <w:jc w:val="start"/>
-      <w:rPr/>
-    </w:pPr>
-    <w:r>
-      <w:rPr>
-        <w:rFonts w:ascii="Arial" w:hAnsi="Arial"/>
-        <w:color w:val="555555"/>
-        <w:sz w:val="20"/>
-      </w:rPr>
-      <w:t>Revision 1 — April 2026</w:t>
-    </w:r>
-    <w:r>
-      <w:rPr>
-        <w:rFonts w:ascii="Arial" w:hAnsi="Arial"/>
-      </w:rPr>
-      <w:tab/>
-      <w:tab/>
-    </w:r>
-    <w:r>
-      <w:rPr>
-        <w:rFonts w:ascii="Arial" w:hAnsi="Arial"/>
-        <w:color w:val="555555"/>
-        <w:sz w:val="20"/>
-      </w:rPr>
-      <w:t>10-</w:t>
-    </w:r>
-    <w:r>
-      <w:rPr/>
-      <w:fldChar w:fldCharType="begin"/>
-    </w:r>
-    <w:r>
-      <w:rPr/>
-      <w:instrText xml:space="preserve"> PAGE </w:instrText>
-    </w:r>
-    <w:r>
-      <w:rPr/>
-      <w:fldChar w:fldCharType="separate"/>
-    </w:r>
-    <w:r>
-      <w:rPr/>
-      <w:t>2</w:t>
-    </w:r>
-    <w:r>
-      <w:rPr/>
-      <w:fldChar w:fldCharType="end"/>
-    </w:r>
-  </w:p>
-</w:ftr>
-</file>
-
-<file path=word/footer39.xml><?xml version="1.0" encoding="utf-8"?>
-<w:ftr xmlns:o="urn:schemas-microsoft-com:office:office" xmlns:r="http://schemas.openxmlformats.org/officeDocument/2006/relationships" xmlns:v="urn:schemas-microsoft-com:vml" xmlns:w="http://schemas.openxmlformats.org/wordprocessingml/2006/main" xmlns:w10="urn:schemas-microsoft-com:office:word" xmlns:wp="http://schemas.openxmlformats.org/drawingml/2006/wordprocessingDrawing" xmlns:pic="http://schemas.openxmlformats.org/drawingml/2006/picture" xmlns:wps="http://schemas.microsoft.com/office/word/2010/wordprocessingShape" xmlns:wpg="http://schemas.microsoft.com/office/word/2010/wordprocessingGroup" xmlns:mc="http://schemas.openxmlformats.org/markup-compatibility/2006" xmlns:wp14="http://schemas.microsoft.com/office/word/2010/wordprocessingDrawing" xmlns:w14="http://schemas.microsoft.com/office/word/2010/wordml" xmlns:w15="http://schemas.microsoft.com/office/word/2012/wordml" mc:Ignorable="w14 wp14 w15">
-  <w:p>
-    <w:pPr>
-      <w:pStyle w:val="Footer"/>
-      <w:pBdr>
-        <w:top w:val="single" w:sz="4" w:space="2" w:color="808080"/>
-      </w:pBdr>
-      <w:spacing w:before="40" w:after="0"/>
-      <w:jc w:val="start"/>
-      <w:rPr/>
-    </w:pPr>
-    <w:r>
-      <w:rPr>
-        <w:rFonts w:ascii="Arial" w:hAnsi="Arial"/>
-        <w:color w:val="555555"/>
-        <w:sz w:val="20"/>
-      </w:rPr>
-      <w:t>Revision 1 — April 2026</w:t>
-    </w:r>
-    <w:r>
-      <w:rPr>
-        <w:rFonts w:ascii="Arial" w:hAnsi="Arial"/>
-      </w:rPr>
-      <w:tab/>
-      <w:tab/>
-    </w:r>
-    <w:r>
-      <w:rPr>
-        <w:rFonts w:ascii="Arial" w:hAnsi="Arial"/>
-        <w:color w:val="555555"/>
-        <w:sz w:val="20"/>
-      </w:rPr>
-      <w:t>10-</w:t>
-    </w:r>
-    <w:r>
-      <w:rPr/>
-      <w:fldChar w:fldCharType="begin"/>
-    </w:r>
-    <w:r>
-      <w:rPr/>
-      <w:instrText xml:space="preserve"> PAGE </w:instrText>
-    </w:r>
-    <w:r>
-      <w:rPr/>
-      <w:fldChar w:fldCharType="separate"/>
-    </w:r>
-    <w:r>
-      <w:rPr/>
-      <w:t>2</w:t>
-    </w:r>
-    <w:r>
-      <w:rPr/>
-      <w:fldChar w:fldCharType="end"/>
-    </w:r>
-  </w:p>
-</w:ftr>
-</file>
-
-<file path=word/footer4.xml><?xml version="1.0" encoding="utf-8"?>
-<w:ftr xmlns:o="urn:schemas-microsoft-com:office:office" xmlns:r="http://schemas.openxmlformats.org/officeDocument/2006/relationships" xmlns:v="urn:schemas-microsoft-com:vml" xmlns:w="http://schemas.openxmlformats.org/wordprocessingml/2006/main" xmlns:w10="urn:schemas-microsoft-com:office:word" xmlns:wp="http://schemas.openxmlformats.org/drawingml/2006/wordprocessingDrawing" xmlns:pic="http://schemas.openxmlformats.org/drawingml/2006/picture" xmlns:wps="http://schemas.microsoft.com/office/word/2010/wordprocessingShape" xmlns:wpg="http://schemas.microsoft.com/office/word/2010/wordprocessingGroup" xmlns:mc="http://schemas.openxmlformats.org/markup-compatibility/2006" xmlns:wp14="http://schemas.microsoft.com/office/word/2010/wordprocessingDrawing" xmlns:w14="http://schemas.microsoft.com/office/word/2010/wordml" xmlns:w15="http://schemas.microsoft.com/office/word/2012/wordml" mc:Ignorable="w14 wp14 w15">
-  <w:p>
-    <w:pPr>
-      <w:pStyle w:val="Footer"/>
-      <w:rPr/>
-    </w:pPr>
-    <w:r>
-      <w:rPr/>
-    </w:r>
-  </w:p>
-</w:ftr>
-</file>
-
-<file path=word/footer40.xml><?xml version="1.0" encoding="utf-8"?>
-<w:ftr xmlns:o="urn:schemas-microsoft-com:office:office" xmlns:r="http://schemas.openxmlformats.org/officeDocument/2006/relationships" xmlns:v="urn:schemas-microsoft-com:vml" xmlns:w="http://schemas.openxmlformats.org/wordprocessingml/2006/main" xmlns:w10="urn:schemas-microsoft-com:office:word" xmlns:wp="http://schemas.openxmlformats.org/drawingml/2006/wordprocessingDrawing" xmlns:pic="http://schemas.openxmlformats.org/drawingml/2006/picture" xmlns:wps="http://schemas.microsoft.com/office/word/2010/wordprocessingShape" xmlns:wpg="http://schemas.microsoft.com/office/word/2010/wordprocessingGroup" xmlns:mc="http://schemas.openxmlformats.org/markup-compatibility/2006" xmlns:wp14="http://schemas.microsoft.com/office/word/2010/wordprocessingDrawing" xmlns:w14="http://schemas.microsoft.com/office/word/2010/wordml" xmlns:w15="http://schemas.microsoft.com/office/word/2012/wordml" mc:Ignorable="w14 wp14 w15">
-  <w:p>
-    <w:pPr>
-      <w:pStyle w:val="Footer"/>
-      <w:rPr/>
-    </w:pPr>
-    <w:r>
-      <w:rPr/>
-    </w:r>
-  </w:p>
-</w:ftr>
-</file>
-
-<file path=word/footer41.xml><?xml version="1.0" encoding="utf-8"?>
-<w:ftr xmlns:o="urn:schemas-microsoft-com:office:office" xmlns:r="http://schemas.openxmlformats.org/officeDocument/2006/relationships" xmlns:v="urn:schemas-microsoft-com:vml" xmlns:w="http://schemas.openxmlformats.org/wordprocessingml/2006/main" xmlns:w10="urn:schemas-microsoft-com:office:word" xmlns:wp="http://schemas.openxmlformats.org/drawingml/2006/wordprocessingDrawing" xmlns:pic="http://schemas.openxmlformats.org/drawingml/2006/picture" xmlns:wps="http://schemas.microsoft.com/office/word/2010/wordprocessingShape" xmlns:wpg="http://schemas.microsoft.com/office/word/2010/wordprocessingGroup" xmlns:mc="http://schemas.openxmlformats.org/markup-compatibility/2006" xmlns:wp14="http://schemas.microsoft.com/office/word/2010/wordprocessingDrawing" xmlns:w14="http://schemas.microsoft.com/office/word/2010/wordml" xmlns:w15="http://schemas.microsoft.com/office/word/2012/wordml" mc:Ignorable="w14 wp14 w15">
-  <w:p>
-    <w:pPr>
-      <w:pStyle w:val="Footer"/>
-      <w:pBdr>
-        <w:top w:val="single" w:sz="4" w:space="2" w:color="808080"/>
-      </w:pBdr>
-      <w:spacing w:before="40" w:after="0"/>
-      <w:jc w:val="start"/>
-      <w:rPr/>
-    </w:pPr>
-    <w:r>
-      <w:rPr>
-        <w:rFonts w:ascii="Arial" w:hAnsi="Arial"/>
-        <w:color w:val="555555"/>
-        <w:sz w:val="20"/>
-      </w:rPr>
-      <w:t>Revision 1 — April 2026</w:t>
-    </w:r>
-    <w:r>
-      <w:rPr>
-        <w:rFonts w:ascii="Arial" w:hAnsi="Arial"/>
-      </w:rPr>
-      <w:tab/>
-      <w:tab/>
-    </w:r>
-    <w:r>
-      <w:rPr>
-        <w:rFonts w:ascii="Arial" w:hAnsi="Arial"/>
-        <w:color w:val="555555"/>
-        <w:sz w:val="20"/>
-      </w:rPr>
-      <w:t>11-</w:t>
-    </w:r>
-    <w:r>
-      <w:rPr/>
-      <w:fldChar w:fldCharType="begin"/>
-    </w:r>
-    <w:r>
-      <w:rPr/>
-      <w:instrText xml:space="preserve"> PAGE </w:instrText>
-    </w:r>
-    <w:r>
-      <w:rPr/>
-      <w:fldChar w:fldCharType="separate"/>
-    </w:r>
-    <w:r>
-      <w:rPr/>
-      <w:t>1</w:t>
-    </w:r>
-    <w:r>
-      <w:rPr/>
-      <w:fldChar w:fldCharType="end"/>
-    </w:r>
-  </w:p>
-</w:ftr>
-</file>
-
-<file path=word/footer42.xml><?xml version="1.0" encoding="utf-8"?>
-<w:ftr xmlns:o="urn:schemas-microsoft-com:office:office" xmlns:r="http://schemas.openxmlformats.org/officeDocument/2006/relationships" xmlns:v="urn:schemas-microsoft-com:vml" xmlns:w="http://schemas.openxmlformats.org/wordprocessingml/2006/main" xmlns:w10="urn:schemas-microsoft-com:office:word" xmlns:wp="http://schemas.openxmlformats.org/drawingml/2006/wordprocessingDrawing" xmlns:pic="http://schemas.openxmlformats.org/drawingml/2006/picture" xmlns:wps="http://schemas.microsoft.com/office/word/2010/wordprocessingShape" xmlns:wpg="http://schemas.microsoft.com/office/word/2010/wordprocessingGroup" xmlns:mc="http://schemas.openxmlformats.org/markup-compatibility/2006" xmlns:wp14="http://schemas.microsoft.com/office/word/2010/wordprocessingDrawing" xmlns:w14="http://schemas.microsoft.com/office/word/2010/wordml" xmlns:w15="http://schemas.microsoft.com/office/word/2012/wordml" mc:Ignorable="w14 wp14 w15">
-  <w:p>
-    <w:pPr>
-      <w:pStyle w:val="Footer"/>
-      <w:pBdr>
-        <w:top w:val="single" w:sz="4" w:space="2" w:color="808080"/>
-      </w:pBdr>
-      <w:spacing w:before="40" w:after="0"/>
-      <w:jc w:val="start"/>
-      <w:rPr/>
-    </w:pPr>
-    <w:r>
-      <w:rPr>
-        <w:rFonts w:ascii="Arial" w:hAnsi="Arial"/>
-        <w:color w:val="555555"/>
-        <w:sz w:val="20"/>
-      </w:rPr>
-      <w:t>Revision 1 — April 2026</w:t>
-    </w:r>
-    <w:r>
-      <w:rPr>
-        <w:rFonts w:ascii="Arial" w:hAnsi="Arial"/>
-      </w:rPr>
-      <w:tab/>
-      <w:tab/>
-    </w:r>
-    <w:r>
-      <w:rPr>
-        <w:rFonts w:ascii="Arial" w:hAnsi="Arial"/>
-        <w:color w:val="555555"/>
-        <w:sz w:val="20"/>
-      </w:rPr>
-      <w:t>11-</w:t>
-    </w:r>
-    <w:r>
-      <w:rPr/>
-      <w:fldChar w:fldCharType="begin"/>
-    </w:r>
-    <w:r>
-      <w:rPr/>
-      <w:instrText xml:space="preserve"> PAGE </w:instrText>
-    </w:r>
-    <w:r>
-      <w:rPr/>
-      <w:fldChar w:fldCharType="separate"/>
-    </w:r>
-    <w:r>
-      <w:rPr/>
-      <w:t>1</w:t>
-    </w:r>
-    <w:r>
-      <w:rPr/>
-      <w:fldChar w:fldCharType="end"/>
-    </w:r>
-  </w:p>
-</w:ftr>
-</file>
-
-<file path=word/footer43.xml><?xml version="1.0" encoding="utf-8"?>
-<w:ftr xmlns:o="urn:schemas-microsoft-com:office:office" xmlns:r="http://schemas.openxmlformats.org/officeDocument/2006/relationships" xmlns:v="urn:schemas-microsoft-com:vml" xmlns:w="http://schemas.openxmlformats.org/wordprocessingml/2006/main" xmlns:w10="urn:schemas-microsoft-com:office:word" xmlns:wp="http://schemas.openxmlformats.org/drawingml/2006/wordprocessingDrawing" xmlns:pic="http://schemas.openxmlformats.org/drawingml/2006/picture" xmlns:wps="http://schemas.microsoft.com/office/word/2010/wordprocessingShape" xmlns:wpg="http://schemas.microsoft.com/office/word/2010/wordprocessingGroup" xmlns:mc="http://schemas.openxmlformats.org/markup-compatibility/2006" xmlns:wp14="http://schemas.microsoft.com/office/word/2010/wordprocessingDrawing" xmlns:w14="http://schemas.microsoft.com/office/word/2010/wordml" xmlns:w15="http://schemas.microsoft.com/office/word/2012/wordml" mc:Ignorable="w14 wp14 w15">
-  <w:p>
-    <w:pPr>
-      <w:pStyle w:val="Footer"/>
-      <w:rPr/>
-    </w:pPr>
-    <w:r>
-      <w:rPr/>
-    </w:r>
-  </w:p>
-</w:ftr>
-</file>
-
-<file path=word/footer44.xml><?xml version="1.0" encoding="utf-8"?>
-<w:ftr xmlns:o="urn:schemas-microsoft-com:office:office" xmlns:r="http://schemas.openxmlformats.org/officeDocument/2006/relationships" xmlns:v="urn:schemas-microsoft-com:vml" xmlns:w="http://schemas.openxmlformats.org/wordprocessingml/2006/main" xmlns:w10="urn:schemas-microsoft-com:office:word" xmlns:wp="http://schemas.openxmlformats.org/drawingml/2006/wordprocessingDrawing" xmlns:pic="http://schemas.openxmlformats.org/drawingml/2006/picture" xmlns:wps="http://schemas.microsoft.com/office/word/2010/wordprocessingShape" xmlns:wpg="http://schemas.microsoft.com/office/word/2010/wordprocessingGroup" xmlns:mc="http://schemas.openxmlformats.org/markup-compatibility/2006" xmlns:wp14="http://schemas.microsoft.com/office/word/2010/wordprocessingDrawing" xmlns:w14="http://schemas.microsoft.com/office/word/2010/wordml" xmlns:w15="http://schemas.microsoft.com/office/word/2012/wordml" mc:Ignorable="w14 wp14 w15">
-  <w:p>
-    <w:pPr>
-      <w:pStyle w:val="Footer"/>
-      <w:pBdr>
-        <w:top w:val="single" w:sz="4" w:space="2" w:color="808080"/>
-      </w:pBdr>
-      <w:spacing w:before="40" w:after="0"/>
-      <w:jc w:val="start"/>
-      <w:rPr/>
-    </w:pPr>
-    <w:r>
-      <w:rPr>
-        <w:rFonts w:ascii="Arial" w:hAnsi="Arial"/>
-        <w:color w:val="555555"/>
-        <w:sz w:val="20"/>
-      </w:rPr>
-      <w:t>Revision 1 — April 2026</w:t>
-    </w:r>
-    <w:r>
-      <w:rPr>
-        <w:rFonts w:ascii="Arial" w:hAnsi="Arial"/>
-      </w:rPr>
-      <w:tab/>
-      <w:tab/>
-    </w:r>
-    <w:r>
-      <w:rPr>
-        <w:rFonts w:ascii="Arial" w:hAnsi="Arial"/>
-        <w:color w:val="555555"/>
-        <w:sz w:val="20"/>
-      </w:rPr>
-      <w:t>12-</w:t>
-    </w:r>
-    <w:r>
-      <w:rPr/>
-      <w:fldChar w:fldCharType="begin"/>
-    </w:r>
-    <w:r>
-      <w:rPr/>
-      <w:instrText xml:space="preserve"> PAGE </w:instrText>
-    </w:r>
-    <w:r>
-      <w:rPr/>
-      <w:fldChar w:fldCharType="separate"/>
-    </w:r>
-    <w:r>
-      <w:rPr/>
-      <w:t>1</w:t>
-    </w:r>
-    <w:r>
-      <w:rPr/>
-      <w:fldChar w:fldCharType="end"/>
-    </w:r>
-  </w:p>
-</w:ftr>
-</file>
-
-<file path=word/footer45.xml><?xml version="1.0" encoding="utf-8"?>
-<w:ftr xmlns:o="urn:schemas-microsoft-com:office:office" xmlns:r="http://schemas.openxmlformats.org/officeDocument/2006/relationships" xmlns:v="urn:schemas-microsoft-com:vml" xmlns:w="http://schemas.openxmlformats.org/wordprocessingml/2006/main" xmlns:w10="urn:schemas-microsoft-com:office:word" xmlns:wp="http://schemas.openxmlformats.org/drawingml/2006/wordprocessingDrawing" xmlns:pic="http://schemas.openxmlformats.org/drawingml/2006/picture" xmlns:wps="http://schemas.microsoft.com/office/word/2010/wordprocessingShape" xmlns:wpg="http://schemas.microsoft.com/office/word/2010/wordprocessingGroup" xmlns:mc="http://schemas.openxmlformats.org/markup-compatibility/2006" xmlns:wp14="http://schemas.microsoft.com/office/word/2010/wordprocessingDrawing" xmlns:w14="http://schemas.microsoft.com/office/word/2010/wordml" xmlns:w15="http://schemas.microsoft.com/office/word/2012/wordml" mc:Ignorable="w14 wp14 w15">
-  <w:p>
-    <w:pPr>
-      <w:pStyle w:val="Footer"/>
-      <w:pBdr>
-        <w:top w:val="single" w:sz="4" w:space="2" w:color="808080"/>
-      </w:pBdr>
-      <w:spacing w:before="40" w:after="0"/>
-      <w:jc w:val="start"/>
-      <w:rPr/>
-    </w:pPr>
-    <w:r>
-      <w:rPr>
-        <w:rFonts w:ascii="Arial" w:hAnsi="Arial"/>
-        <w:color w:val="555555"/>
-        <w:sz w:val="20"/>
-      </w:rPr>
-      <w:t>Revision 1 — April 2026</w:t>
-    </w:r>
-    <w:r>
-      <w:rPr>
-        <w:rFonts w:ascii="Arial" w:hAnsi="Arial"/>
-      </w:rPr>
-      <w:tab/>
-      <w:tab/>
-    </w:r>
-    <w:r>
-      <w:rPr>
-        <w:rFonts w:ascii="Arial" w:hAnsi="Arial"/>
-        <w:color w:val="555555"/>
-        <w:sz w:val="20"/>
-      </w:rPr>
-      <w:t>12-</w:t>
-    </w:r>
-    <w:r>
-      <w:rPr/>
-      <w:fldChar w:fldCharType="begin"/>
-    </w:r>
-    <w:r>
-      <w:rPr/>
-      <w:instrText xml:space="preserve"> PAGE </w:instrText>
-    </w:r>
-    <w:r>
-      <w:rPr/>
-      <w:fldChar w:fldCharType="separate"/>
-    </w:r>
-    <w:r>
-      <w:rPr/>
-      <w:t>1</w:t>
-    </w:r>
-    <w:r>
-      <w:rPr/>
-      <w:fldChar w:fldCharType="end"/>
-    </w:r>
-  </w:p>
-</w:ftr>
-</file>
-
-<file path=word/footer46.xml><?xml version="1.0" encoding="utf-8"?>
-<w:ftr xmlns:o="urn:schemas-microsoft-com:office:office" xmlns:r="http://schemas.openxmlformats.org/officeDocument/2006/relationships" xmlns:v="urn:schemas-microsoft-com:vml" xmlns:w="http://schemas.openxmlformats.org/wordprocessingml/2006/main" xmlns:w10="urn:schemas-microsoft-com:office:word" xmlns:wp="http://schemas.openxmlformats.org/drawingml/2006/wordprocessingDrawing" xmlns:pic="http://schemas.openxmlformats.org/drawingml/2006/picture" xmlns:wps="http://schemas.microsoft.com/office/word/2010/wordprocessingShape" xmlns:wpg="http://schemas.microsoft.com/office/word/2010/wordprocessingGroup" xmlns:mc="http://schemas.openxmlformats.org/markup-compatibility/2006" xmlns:wp14="http://schemas.microsoft.com/office/word/2010/wordprocessingDrawing" xmlns:w14="http://schemas.microsoft.com/office/word/2010/wordml" xmlns:w15="http://schemas.microsoft.com/office/word/2012/wordml" mc:Ignorable="w14 wp14 w15">
-  <w:p>
-    <w:pPr>
-      <w:pStyle w:val="Footer"/>
-      <w:rPr/>
-    </w:pPr>
-    <w:r>
-      <w:rPr/>
-    </w:r>
-  </w:p>
-</w:ftr>
-</file>
-
-<file path=word/footer47.xml><?xml version="1.0" encoding="utf-8"?>
-<w:ftr xmlns:o="urn:schemas-microsoft-com:office:office" xmlns:r="http://schemas.openxmlformats.org/officeDocument/2006/relationships" xmlns:v="urn:schemas-microsoft-com:vml" xmlns:w="http://schemas.openxmlformats.org/wordprocessingml/2006/main" xmlns:w10="urn:schemas-microsoft-com:office:word" xmlns:wp="http://schemas.openxmlformats.org/drawingml/2006/wordprocessingDrawing" xmlns:pic="http://schemas.openxmlformats.org/drawingml/2006/picture" xmlns:wps="http://schemas.microsoft.com/office/word/2010/wordprocessingShape" xmlns:wpg="http://schemas.microsoft.com/office/word/2010/wordprocessingGroup" xmlns:mc="http://schemas.openxmlformats.org/markup-compatibility/2006" xmlns:wp14="http://schemas.microsoft.com/office/word/2010/wordprocessingDrawing" xmlns:w14="http://schemas.microsoft.com/office/word/2010/wordml" xmlns:w15="http://schemas.microsoft.com/office/word/2012/wordml" mc:Ignorable="w14 wp14 w15">
-  <w:p>
-    <w:pPr>
-      <w:pStyle w:val="Footer"/>
-      <w:pBdr>
-        <w:top w:val="single" w:sz="4" w:space="2" w:color="808080"/>
-      </w:pBdr>
-      <w:spacing w:before="40" w:after="0"/>
-      <w:jc w:val="start"/>
-      <w:rPr/>
-    </w:pPr>
-    <w:r>
-      <w:rPr>
-        <w:rFonts w:ascii="Arial" w:hAnsi="Arial"/>
-        <w:color w:val="555555"/>
-        <w:sz w:val="20"/>
-      </w:rPr>
-      <w:t>Revision 1 — April 2026</w:t>
-    </w:r>
-    <w:r>
-      <w:rPr>
-        <w:rFonts w:ascii="Arial" w:hAnsi="Arial"/>
-      </w:rPr>
-      <w:tab/>
-      <w:tab/>
-    </w:r>
-    <w:r>
-      <w:rPr>
-        <w:rFonts w:ascii="Arial" w:hAnsi="Arial"/>
-        <w:color w:val="555555"/>
-        <w:sz w:val="20"/>
-      </w:rPr>
-      <w:t>13-</w:t>
-    </w:r>
-    <w:r>
-      <w:rPr/>
-      <w:fldChar w:fldCharType="begin"/>
-    </w:r>
-    <w:r>
-      <w:rPr/>
-      <w:instrText xml:space="preserve"> PAGE </w:instrText>
-    </w:r>
-    <w:r>
-      <w:rPr/>
-      <w:fldChar w:fldCharType="separate"/>
-    </w:r>
-    <w:r>
-      <w:rPr/>
-      <w:t>2</w:t>
-    </w:r>
-    <w:r>
-      <w:rPr/>
-      <w:fldChar w:fldCharType="end"/>
-    </w:r>
-  </w:p>
-</w:ftr>
-</file>
-
-<file path=word/footer48.xml><?xml version="1.0" encoding="utf-8"?>
-<w:ftr xmlns:o="urn:schemas-microsoft-com:office:office" xmlns:r="http://schemas.openxmlformats.org/officeDocument/2006/relationships" xmlns:v="urn:schemas-microsoft-com:vml" xmlns:w="http://schemas.openxmlformats.org/wordprocessingml/2006/main" xmlns:w10="urn:schemas-microsoft-com:office:word" xmlns:wp="http://schemas.openxmlformats.org/drawingml/2006/wordprocessingDrawing" xmlns:pic="http://schemas.openxmlformats.org/drawingml/2006/picture" xmlns:wps="http://schemas.microsoft.com/office/word/2010/wordprocessingShape" xmlns:wpg="http://schemas.microsoft.com/office/word/2010/wordprocessingGroup" xmlns:mc="http://schemas.openxmlformats.org/markup-compatibility/2006" xmlns:wp14="http://schemas.microsoft.com/office/word/2010/wordprocessingDrawing" xmlns:w14="http://schemas.microsoft.com/office/word/2010/wordml" xmlns:w15="http://schemas.microsoft.com/office/word/2012/wordml" mc:Ignorable="w14 wp14 w15">
-  <w:p>
-    <w:pPr>
-      <w:pStyle w:val="Footer"/>
-      <w:pBdr>
-        <w:top w:val="single" w:sz="4" w:space="2" w:color="808080"/>
-      </w:pBdr>
-      <w:spacing w:before="40" w:after="0"/>
-      <w:jc w:val="start"/>
-      <w:rPr/>
-    </w:pPr>
-    <w:r>
-      <w:rPr>
-        <w:rFonts w:ascii="Arial" w:hAnsi="Arial"/>
-        <w:color w:val="555555"/>
-        <w:sz w:val="20"/>
-      </w:rPr>
-      <w:t>Revision 1 — April 2026</w:t>
-    </w:r>
-    <w:r>
-      <w:rPr>
-        <w:rFonts w:ascii="Arial" w:hAnsi="Arial"/>
-      </w:rPr>
-      <w:tab/>
-      <w:tab/>
-    </w:r>
-    <w:r>
-      <w:rPr>
-        <w:rFonts w:ascii="Arial" w:hAnsi="Arial"/>
-        <w:color w:val="555555"/>
-        <w:sz w:val="20"/>
-      </w:rPr>
-      <w:t>13-</w:t>
-    </w:r>
-    <w:r>
-      <w:rPr/>
-      <w:fldChar w:fldCharType="begin"/>
-    </w:r>
-    <w:r>
-      <w:rPr/>
-      <w:instrText xml:space="preserve"> PAGE </w:instrText>
-    </w:r>
-    <w:r>
-      <w:rPr/>
-      <w:fldChar w:fldCharType="separate"/>
-    </w:r>
-    <w:r>
-      <w:rPr/>
-      <w:t>2</w:t>
-    </w:r>
-    <w:r>
-      <w:rPr/>
-      <w:fldChar w:fldCharType="end"/>
-    </w:r>
-  </w:p>
-</w:ftr>
-</file>
-
-<file path=word/footer49.xml><?xml version="1.0" encoding="utf-8"?>
-<w:ftr xmlns:o="urn:schemas-microsoft-com:office:office" xmlns:r="http://schemas.openxmlformats.org/officeDocument/2006/relationships" xmlns:v="urn:schemas-microsoft-com:vml" xmlns:w="http://schemas.openxmlformats.org/wordprocessingml/2006/main" xmlns:w10="urn:schemas-microsoft-com:office:word" xmlns:wp="http://schemas.openxmlformats.org/drawingml/2006/wordprocessingDrawing" xmlns:pic="http://schemas.openxmlformats.org/drawingml/2006/picture" xmlns:wps="http://schemas.microsoft.com/office/word/2010/wordprocessingShape" xmlns:wpg="http://schemas.microsoft.com/office/word/2010/wordprocessingGroup" xmlns:mc="http://schemas.openxmlformats.org/markup-compatibility/2006" xmlns:wp14="http://schemas.microsoft.com/office/word/2010/wordprocessingDrawing" xmlns:w14="http://schemas.microsoft.com/office/word/2010/wordml" xmlns:w15="http://schemas.microsoft.com/office/word/2012/wordml" mc:Ignorable="w14 wp14 w15">
-  <w:p>
-    <w:pPr>
-      <w:pStyle w:val="Footer"/>
-      <w:rPr/>
-    </w:pPr>
-    <w:r>
-      <w:rPr/>
-    </w:r>
-  </w:p>
-</w:ftr>
-</file>
-
-<file path=word/footer5.xml><?xml version="1.0" encoding="utf-8"?>
-<w:ftr xmlns:o="urn:schemas-microsoft-com:office:office" xmlns:r="http://schemas.openxmlformats.org/officeDocument/2006/relationships" xmlns:v="urn:schemas-microsoft-com:vml" xmlns:w="http://schemas.openxmlformats.org/wordprocessingml/2006/main" xmlns:w10="urn:schemas-microsoft-com:office:word" xmlns:wp="http://schemas.openxmlformats.org/drawingml/2006/wordprocessingDrawing" xmlns:pic="http://schemas.openxmlformats.org/drawingml/2006/picture" xmlns:wps="http://schemas.microsoft.com/office/word/2010/wordprocessingShape" xmlns:wpg="http://schemas.microsoft.com/office/word/2010/wordprocessingGroup" xmlns:mc="http://schemas.openxmlformats.org/markup-compatibility/2006" xmlns:wp14="http://schemas.microsoft.com/office/word/2010/wordprocessingDrawing" xmlns:w14="http://schemas.microsoft.com/office/word/2010/wordml" xmlns:w15="http://schemas.microsoft.com/office/word/2012/wordml" mc:Ignorable="w14 wp14 w15">
-  <w:p>
-    <w:pPr>
-      <w:pStyle w:val="Footer"/>
-      <w:pBdr>
-        <w:top w:val="single" w:sz="4" w:space="2" w:color="808080"/>
-      </w:pBdr>
-      <w:spacing w:before="40" w:after="0"/>
-      <w:jc w:val="start"/>
-      <w:rPr/>
-    </w:pPr>
-    <w:r>
-      <w:rPr>
-        <w:rFonts w:ascii="Arial" w:hAnsi="Arial"/>
-        <w:color w:val="555555"/>
-        <w:sz w:val="20"/>
-      </w:rPr>
-      <w:t>Revision 1 — April 2026</w:t>
-    </w:r>
-    <w:r>
-      <w:rPr>
-        <w:rFonts w:ascii="Arial" w:hAnsi="Arial"/>
-      </w:rPr>
-      <w:tab/>
-      <w:tab/>
-    </w:r>
-    <w:r>
-      <w:rPr/>
-      <w:fldChar w:fldCharType="begin"/>
-    </w:r>
-    <w:r>
-      <w:rPr/>
-      <w:instrText xml:space="preserve"> PAGE </w:instrText>
-    </w:r>
-    <w:r>
-      <w:rPr/>
-      <w:fldChar w:fldCharType="separate"/>
-    </w:r>
-    <w:r>
-      <w:rPr/>
-      <w:t>i</w:t>
-    </w:r>
-    <w:r>
-      <w:rPr/>
-      <w:fldChar w:fldCharType="end"/>
-    </w:r>
-  </w:p>
-</w:ftr>
-</file>
-
-<file path=word/footer50.xml><?xml version="1.0" encoding="utf-8"?>
-<w:ftr xmlns:o="urn:schemas-microsoft-com:office:office" xmlns:r="http://schemas.openxmlformats.org/officeDocument/2006/relationships" xmlns:v="urn:schemas-microsoft-com:vml" xmlns:w="http://schemas.openxmlformats.org/wordprocessingml/2006/main" xmlns:w10="urn:schemas-microsoft-com:office:word" xmlns:wp="http://schemas.openxmlformats.org/drawingml/2006/wordprocessingDrawing" xmlns:pic="http://schemas.openxmlformats.org/drawingml/2006/picture" xmlns:wps="http://schemas.microsoft.com/office/word/2010/wordprocessingShape" xmlns:wpg="http://schemas.microsoft.com/office/word/2010/wordprocessingGroup" xmlns:mc="http://schemas.openxmlformats.org/markup-compatibility/2006" xmlns:wp14="http://schemas.microsoft.com/office/word/2010/wordprocessingDrawing" xmlns:w14="http://schemas.microsoft.com/office/word/2010/wordml" xmlns:w15="http://schemas.microsoft.com/office/word/2012/wordml" mc:Ignorable="w14 wp14 w15">
-  <w:p>
-    <w:pPr>
-      <w:pStyle w:val="Footer"/>
-      <w:pBdr>
-        <w:top w:val="single" w:sz="4" w:space="2" w:color="808080"/>
-      </w:pBdr>
-      <w:spacing w:before="40" w:after="0"/>
-      <w:jc w:val="start"/>
-      <w:rPr/>
-    </w:pPr>
-    <w:r>
-      <w:rPr>
-        <w:rFonts w:ascii="Arial" w:hAnsi="Arial"/>
-        <w:color w:val="555555"/>
-        <w:sz w:val="20"/>
-      </w:rPr>
-      <w:t>Revision 1 — April 2026</w:t>
-    </w:r>
-    <w:r>
-      <w:rPr>
-        <w:rFonts w:ascii="Arial" w:hAnsi="Arial"/>
-      </w:rPr>
-      <w:tab/>
-      <w:tab/>
-    </w:r>
-    <w:r>
-      <w:rPr>
-        <w:rFonts w:ascii="Arial" w:hAnsi="Arial"/>
-        <w:color w:val="555555"/>
-        <w:sz w:val="20"/>
-      </w:rPr>
-      <w:t>14-</w:t>
-    </w:r>
-    <w:r>
-      <w:rPr/>
-      <w:fldChar w:fldCharType="begin"/>
-    </w:r>
-    <w:r>
-      <w:rPr/>
-      <w:instrText xml:space="preserve"> PAGE </w:instrText>
-    </w:r>
-    <w:r>
-      <w:rPr/>
-      <w:fldChar w:fldCharType="separate"/>
-    </w:r>
-    <w:r>
-      <w:rPr/>
-      <w:t>2</w:t>
-    </w:r>
-    <w:r>
-      <w:rPr/>
-      <w:fldChar w:fldCharType="end"/>
-    </w:r>
-  </w:p>
-</w:ftr>
-</file>
-
-<file path=word/footer51.xml><?xml version="1.0" encoding="utf-8"?>
-<w:ftr xmlns:o="urn:schemas-microsoft-com:office:office" xmlns:r="http://schemas.openxmlformats.org/officeDocument/2006/relationships" xmlns:v="urn:schemas-microsoft-com:vml" xmlns:w="http://schemas.openxmlformats.org/wordprocessingml/2006/main" xmlns:w10="urn:schemas-microsoft-com:office:word" xmlns:wp="http://schemas.openxmlformats.org/drawingml/2006/wordprocessingDrawing" xmlns:pic="http://schemas.openxmlformats.org/drawingml/2006/picture" xmlns:wps="http://schemas.microsoft.com/office/word/2010/wordprocessingShape" xmlns:wpg="http://schemas.microsoft.com/office/word/2010/wordprocessingGroup" xmlns:mc="http://schemas.openxmlformats.org/markup-compatibility/2006" xmlns:wp14="http://schemas.microsoft.com/office/word/2010/wordprocessingDrawing" xmlns:w14="http://schemas.microsoft.com/office/word/2010/wordml" xmlns:w15="http://schemas.microsoft.com/office/word/2012/wordml" mc:Ignorable="w14 wp14 w15">
-  <w:p>
-    <w:pPr>
-      <w:pStyle w:val="Footer"/>
-      <w:pBdr>
-        <w:top w:val="single" w:sz="4" w:space="2" w:color="808080"/>
-      </w:pBdr>
-      <w:spacing w:before="40" w:after="0"/>
-      <w:jc w:val="start"/>
-      <w:rPr/>
-    </w:pPr>
-    <w:r>
-      <w:rPr>
-        <w:rFonts w:ascii="Arial" w:hAnsi="Arial"/>
-        <w:color w:val="555555"/>
-        <w:sz w:val="20"/>
-      </w:rPr>
-      <w:t>Revision 1 — April 2026</w:t>
-    </w:r>
-    <w:r>
-      <w:rPr>
-        <w:rFonts w:ascii="Arial" w:hAnsi="Arial"/>
-      </w:rPr>
-      <w:tab/>
-      <w:tab/>
-    </w:r>
-    <w:r>
-      <w:rPr>
-        <w:rFonts w:ascii="Arial" w:hAnsi="Arial"/>
-        <w:color w:val="555555"/>
-        <w:sz w:val="20"/>
-      </w:rPr>
-      <w:t>14-</w:t>
-    </w:r>
-    <w:r>
-      <w:rPr/>
-      <w:fldChar w:fldCharType="begin"/>
-    </w:r>
-    <w:r>
-      <w:rPr/>
-      <w:instrText xml:space="preserve"> PAGE </w:instrText>
-    </w:r>
-    <w:r>
-      <w:rPr/>
-      <w:fldChar w:fldCharType="separate"/>
-    </w:r>
-    <w:r>
-      <w:rPr/>
-      <w:t>2</w:t>
-    </w:r>
-    <w:r>
-      <w:rPr/>
-      <w:fldChar w:fldCharType="end"/>
-    </w:r>
-  </w:p>
-</w:ftr>
-</file>
-
-<file path=word/footer52.xml><?xml version="1.0" encoding="utf-8"?>
-<w:ftr xmlns:o="urn:schemas-microsoft-com:office:office" xmlns:r="http://schemas.openxmlformats.org/officeDocument/2006/relationships" xmlns:v="urn:schemas-microsoft-com:vml" xmlns:w="http://schemas.openxmlformats.org/wordprocessingml/2006/main" xmlns:w10="urn:schemas-microsoft-com:office:word" xmlns:wp="http://schemas.openxmlformats.org/drawingml/2006/wordprocessingDrawing" xmlns:pic="http://schemas.openxmlformats.org/drawingml/2006/picture" xmlns:wps="http://schemas.microsoft.com/office/word/2010/wordprocessingShape" xmlns:wpg="http://schemas.microsoft.com/office/word/2010/wordprocessingGroup" xmlns:mc="http://schemas.openxmlformats.org/markup-compatibility/2006" xmlns:wp14="http://schemas.microsoft.com/office/word/2010/wordprocessingDrawing" xmlns:w14="http://schemas.microsoft.com/office/word/2010/wordml" xmlns:w15="http://schemas.microsoft.com/office/word/2012/wordml" mc:Ignorable="w14 wp14 w15">
-  <w:p>
-    <w:pPr>
-      <w:pStyle w:val="Footer"/>
-      <w:rPr/>
-    </w:pPr>
-    <w:r>
-      <w:rPr/>
-    </w:r>
-  </w:p>
-</w:ftr>
-</file>
-
-<file path=word/footer53.xml><?xml version="1.0" encoding="utf-8"?>
-<w:ftr xmlns:o="urn:schemas-microsoft-com:office:office" xmlns:r="http://schemas.openxmlformats.org/officeDocument/2006/relationships" xmlns:v="urn:schemas-microsoft-com:vml" xmlns:w="http://schemas.openxmlformats.org/wordprocessingml/2006/main" xmlns:w10="urn:schemas-microsoft-com:office:word" xmlns:wp="http://schemas.openxmlformats.org/drawingml/2006/wordprocessingDrawing" xmlns:pic="http://schemas.openxmlformats.org/drawingml/2006/picture" xmlns:wps="http://schemas.microsoft.com/office/word/2010/wordprocessingShape" xmlns:wpg="http://schemas.microsoft.com/office/word/2010/wordprocessingGroup" xmlns:mc="http://schemas.openxmlformats.org/markup-compatibility/2006" xmlns:wp14="http://schemas.microsoft.com/office/word/2010/wordprocessingDrawing" xmlns:w14="http://schemas.microsoft.com/office/word/2010/wordml" xmlns:w15="http://schemas.microsoft.com/office/word/2012/wordml" mc:Ignorable="w14 wp14 w15">
-  <w:p>
-    <w:pPr>
-      <w:pStyle w:val="Footer"/>
-      <w:pBdr>
-        <w:top w:val="single" w:sz="4" w:space="2" w:color="808080"/>
-      </w:pBdr>
-      <w:spacing w:before="40" w:after="0"/>
-      <w:jc w:val="start"/>
-      <w:rPr/>
-    </w:pPr>
-    <w:r/>
-  </w:p>
-</w:ftr>
-</file>
-
-<file path=word/footer54.xml><?xml version="1.0" encoding="utf-8"?>
-<w:ftr xmlns:o="urn:schemas-microsoft-com:office:office" xmlns:r="http://schemas.openxmlformats.org/officeDocument/2006/relationships" xmlns:v="urn:schemas-microsoft-com:vml" xmlns:w="http://schemas.openxmlformats.org/wordprocessingml/2006/main" xmlns:w10="urn:schemas-microsoft-com:office:word" xmlns:wp="http://schemas.openxmlformats.org/drawingml/2006/wordprocessingDrawing" xmlns:pic="http://schemas.openxmlformats.org/drawingml/2006/picture" xmlns:wps="http://schemas.microsoft.com/office/word/2010/wordprocessingShape" xmlns:wpg="http://schemas.microsoft.com/office/word/2010/wordprocessingGroup" xmlns:mc="http://schemas.openxmlformats.org/markup-compatibility/2006" xmlns:wp14="http://schemas.microsoft.com/office/word/2010/wordprocessingDrawing" xmlns:w14="http://schemas.microsoft.com/office/word/2010/wordml" xmlns:w15="http://schemas.microsoft.com/office/word/2012/wordml" mc:Ignorable="w14 wp14 w15">
-  <w:p>
-    <w:pPr>
-      <w:pStyle w:val="Footer"/>
-      <w:pBdr>
-        <w:top w:val="single" w:sz="4" w:space="2" w:color="808080"/>
-      </w:pBdr>
-      <w:spacing w:before="40" w:after="0"/>
-      <w:jc w:val="start"/>
-      <w:rPr/>
-    </w:pPr>
-    <w:r>
-      <w:rPr>
-        <w:rFonts w:ascii="Arial" w:hAnsi="Arial"/>
-        <w:color w:val="555555"/>
-        <w:sz w:val="20"/>
-      </w:rPr>
-      <w:t>Revision 1 — April 2026</w:t>
-    </w:r>
-  </w:p>
-</w:ftr>
-</file>
-
-<file path=word/footer55.xml><?xml version="1.0" encoding="utf-8"?>
+<file path=word/footer276.xml><?xml version="1.0" encoding="utf-8"?>
 <w:ftr xmlns:m="http://schemas.openxmlformats.org/officeDocument/2006/math" xmlns:mc="http://schemas.openxmlformats.org/markup-compatibility/2006" xmlns:mo="http://schemas.microsoft.com/office/mac/office/2008/main" xmlns:mv="urn:schemas-microsoft-com:mac:vml" xmlns:o="urn:schemas-microsoft-com:office:office" xmlns:r="http://schemas.openxmlformats.org/officeDocument/2006/relationships" xmlns:v="urn:schemas-microsoft-com:vml" xmlns:w10="urn:schemas-microsoft-com:office:word" xmlns:w14="http://schemas.microsoft.com/office/word/2010/wordml" xmlns:w="http://schemas.openxmlformats.org/wordprocessingml/2006/main" xmlns:wne="http://schemas.microsoft.com/office/word/2006/wordml" xmlns:wp14="http://schemas.microsoft.com/office/word/2010/wordprocessingDrawing" xmlns:wp="http://schemas.openxmlformats.org/drawingml/2006/wordprocessingDrawing" xmlns:wpc="http://schemas.microsoft.com/office/word/2010/wordprocessingCanvas" xmlns:wpg="http://schemas.microsoft.com/office/word/2010/wordprocessingGroup" xmlns:wpi="http://schemas.microsoft.com/office/word/2010/wordprocessingInk" xmlns:wps="http://schemas.microsoft.com/office/word/2010/wordprocessingShape" mc:Ignorable="w14 wp14">
   <w:p>
     <w:pPr>
@@ -23123,7 +21920,7 @@
         <w:color w:val="555555"/>
         <w:sz w:val="20"/>
       </w:rPr>
-      <w:t>Revision 1 — April 2026</w:t>
+      <w:t>Revision 6 — October 2026</w:t>
     </w:r>
     <w:r>
       <w:rPr>
@@ -23148,7 +21945,7 @@
 </w:ftr>
 </file>
 
-<file path=word/footer56.xml><?xml version="1.0" encoding="utf-8"?>
+<file path=word/footer277.xml><?xml version="1.0" encoding="utf-8"?>
 <w:ftr xmlns:m="http://schemas.openxmlformats.org/officeDocument/2006/math" xmlns:mc="http://schemas.openxmlformats.org/markup-compatibility/2006" xmlns:mo="http://schemas.microsoft.com/office/mac/office/2008/main" xmlns:mv="urn:schemas-microsoft-com:mac:vml" xmlns:o="urn:schemas-microsoft-com:office:office" xmlns:r="http://schemas.openxmlformats.org/officeDocument/2006/relationships" xmlns:v="urn:schemas-microsoft-com:vml" xmlns:w10="urn:schemas-microsoft-com:office:word" xmlns:w14="http://schemas.microsoft.com/office/word/2010/wordml" xmlns:w="http://schemas.openxmlformats.org/wordprocessingml/2006/main" xmlns:wne="http://schemas.microsoft.com/office/word/2006/wordml" xmlns:wp14="http://schemas.microsoft.com/office/word/2010/wordprocessingDrawing" xmlns:wp="http://schemas.openxmlformats.org/drawingml/2006/wordprocessingDrawing" xmlns:wpc="http://schemas.microsoft.com/office/word/2010/wordprocessingCanvas" xmlns:wpg="http://schemas.microsoft.com/office/word/2010/wordprocessingGroup" xmlns:wpi="http://schemas.microsoft.com/office/word/2010/wordprocessingInk" xmlns:wps="http://schemas.microsoft.com/office/word/2010/wordprocessingShape" mc:Ignorable="w14 wp14">
   <w:p>
     <w:pPr>
@@ -23166,7 +21963,7 @@
         <w:color w:val="555555"/>
         <w:sz w:val="20"/>
       </w:rPr>
-      <w:t>Revision 1 — April 2026</w:t>
+      <w:t>Revision 6 — October 2026</w:t>
     </w:r>
     <w:r>
       <w:rPr>
@@ -23199,7 +21996,7 @@
 </w:ftr>
 </file>
 
-<file path=word/footer57.xml><?xml version="1.0" encoding="utf-8"?>
+<file path=word/footer278.xml><?xml version="1.0" encoding="utf-8"?>
 <w:ftr xmlns:m="http://schemas.openxmlformats.org/officeDocument/2006/math" xmlns:mc="http://schemas.openxmlformats.org/markup-compatibility/2006" xmlns:mo="http://schemas.microsoft.com/office/mac/office/2008/main" xmlns:mv="urn:schemas-microsoft-com:mac:vml" xmlns:o="urn:schemas-microsoft-com:office:office" xmlns:r="http://schemas.openxmlformats.org/officeDocument/2006/relationships" xmlns:v="urn:schemas-microsoft-com:vml" xmlns:w10="urn:schemas-microsoft-com:office:word" xmlns:w14="http://schemas.microsoft.com/office/word/2010/wordml" xmlns:w="http://schemas.openxmlformats.org/wordprocessingml/2006/main" xmlns:wne="http://schemas.microsoft.com/office/word/2006/wordml" xmlns:wp14="http://schemas.microsoft.com/office/word/2010/wordprocessingDrawing" xmlns:wp="http://schemas.openxmlformats.org/drawingml/2006/wordprocessingDrawing" xmlns:wpc="http://schemas.microsoft.com/office/word/2010/wordprocessingCanvas" xmlns:wpg="http://schemas.microsoft.com/office/word/2010/wordprocessingGroup" xmlns:wpi="http://schemas.microsoft.com/office/word/2010/wordprocessingInk" xmlns:wps="http://schemas.microsoft.com/office/word/2010/wordprocessingShape" mc:Ignorable="w14 wp14">
   <w:p>
     <w:pPr>
@@ -23217,7 +22014,7 @@
         <w:color w:val="555555"/>
         <w:sz w:val="20"/>
       </w:rPr>
-      <w:t>Revision 1 — April 2026</w:t>
+      <w:t>Revision 6 — October 2026</w:t>
     </w:r>
     <w:r>
       <w:rPr>
@@ -23250,7 +22047,7 @@
 </w:ftr>
 </file>
 
-<file path=word/footer58.xml><?xml version="1.0" encoding="utf-8"?>
+<file path=word/footer279.xml><?xml version="1.0" encoding="utf-8"?>
 <w:ftr xmlns:m="http://schemas.openxmlformats.org/officeDocument/2006/math" xmlns:mc="http://schemas.openxmlformats.org/markup-compatibility/2006" xmlns:mo="http://schemas.microsoft.com/office/mac/office/2008/main" xmlns:mv="urn:schemas-microsoft-com:mac:vml" xmlns:o="urn:schemas-microsoft-com:office:office" xmlns:r="http://schemas.openxmlformats.org/officeDocument/2006/relationships" xmlns:v="urn:schemas-microsoft-com:vml" xmlns:w10="urn:schemas-microsoft-com:office:word" xmlns:w14="http://schemas.microsoft.com/office/word/2010/wordml" xmlns:w="http://schemas.openxmlformats.org/wordprocessingml/2006/main" xmlns:wne="http://schemas.microsoft.com/office/word/2006/wordml" xmlns:wp14="http://schemas.microsoft.com/office/word/2010/wordprocessingDrawing" xmlns:wp="http://schemas.openxmlformats.org/drawingml/2006/wordprocessingDrawing" xmlns:wpc="http://schemas.microsoft.com/office/word/2010/wordprocessingCanvas" xmlns:wpg="http://schemas.microsoft.com/office/word/2010/wordprocessingGroup" xmlns:wpi="http://schemas.microsoft.com/office/word/2010/wordprocessingInk" xmlns:wps="http://schemas.microsoft.com/office/word/2010/wordprocessingShape" mc:Ignorable="w14 wp14">
   <w:p>
     <w:pPr>
@@ -23268,7 +22065,7 @@
         <w:color w:val="555555"/>
         <w:sz w:val="20"/>
       </w:rPr>
-      <w:t>Revision 1 — April 2026</w:t>
+      <w:t>Revision 6 — October 2026</w:t>
     </w:r>
     <w:r>
       <w:rPr>
@@ -23301,7 +22098,21 @@
 </w:ftr>
 </file>
 
-<file path=word/footer59.xml><?xml version="1.0" encoding="utf-8"?>
+<file path=word/footer28.xml><?xml version="1.0" encoding="utf-8"?>
+<w:ftr xmlns:o="urn:schemas-microsoft-com:office:office" xmlns:r="http://schemas.openxmlformats.org/officeDocument/2006/relationships" xmlns:v="urn:schemas-microsoft-com:vml" xmlns:w="http://schemas.openxmlformats.org/wordprocessingml/2006/main" xmlns:w10="urn:schemas-microsoft-com:office:word" xmlns:wp="http://schemas.openxmlformats.org/drawingml/2006/wordprocessingDrawing" xmlns:pic="http://schemas.openxmlformats.org/drawingml/2006/picture" xmlns:wps="http://schemas.microsoft.com/office/word/2010/wordprocessingShape" xmlns:wpg="http://schemas.microsoft.com/office/word/2010/wordprocessingGroup" xmlns:mc="http://schemas.openxmlformats.org/markup-compatibility/2006" xmlns:wp14="http://schemas.microsoft.com/office/word/2010/wordprocessingDrawing" xmlns:w14="http://schemas.microsoft.com/office/word/2010/wordml" xmlns:w15="http://schemas.microsoft.com/office/word/2012/wordml" mc:Ignorable="w14 wp14 w15">
+  <w:p>
+    <w:pPr>
+      <w:pStyle w:val="Footer"/>
+      <w:rPr/>
+    </w:pPr>
+    <w:r>
+      <w:rPr/>
+    </w:r>
+  </w:p>
+</w:ftr>
+</file>
+
+<file path=word/footer280.xml><?xml version="1.0" encoding="utf-8"?>
 <w:ftr xmlns:m="http://schemas.openxmlformats.org/officeDocument/2006/math" xmlns:mc="http://schemas.openxmlformats.org/markup-compatibility/2006" xmlns:mo="http://schemas.microsoft.com/office/mac/office/2008/main" xmlns:mv="urn:schemas-microsoft-com:mac:vml" xmlns:o="urn:schemas-microsoft-com:office:office" xmlns:r="http://schemas.openxmlformats.org/officeDocument/2006/relationships" xmlns:v="urn:schemas-microsoft-com:vml" xmlns:w10="urn:schemas-microsoft-com:office:word" xmlns:w14="http://schemas.microsoft.com/office/word/2010/wordml" xmlns:w="http://schemas.openxmlformats.org/wordprocessingml/2006/main" xmlns:wne="http://schemas.microsoft.com/office/word/2006/wordml" xmlns:wp14="http://schemas.microsoft.com/office/word/2010/wordprocessingDrawing" xmlns:wp="http://schemas.openxmlformats.org/drawingml/2006/wordprocessingDrawing" xmlns:wpc="http://schemas.microsoft.com/office/word/2010/wordprocessingCanvas" xmlns:wpg="http://schemas.microsoft.com/office/word/2010/wordprocessingGroup" xmlns:wpi="http://schemas.microsoft.com/office/word/2010/wordprocessingInk" xmlns:wps="http://schemas.microsoft.com/office/word/2010/wordprocessingShape" mc:Ignorable="w14 wp14">
   <w:p>
     <w:pPr>
@@ -23319,7 +22130,7 @@
         <w:color w:val="555555"/>
         <w:sz w:val="20"/>
       </w:rPr>
-      <w:t>Revision 1 — April 2026</w:t>
+      <w:t>Revision 6 — October 2026</w:t>
     </w:r>
     <w:r>
       <w:rPr>
@@ -23352,58 +22163,7 @@
 </w:ftr>
 </file>
 
-<file path=word/footer6.xml><?xml version="1.0" encoding="utf-8"?>
-<w:ftr xmlns:o="urn:schemas-microsoft-com:office:office" xmlns:r="http://schemas.openxmlformats.org/officeDocument/2006/relationships" xmlns:v="urn:schemas-microsoft-com:vml" xmlns:w="http://schemas.openxmlformats.org/wordprocessingml/2006/main" xmlns:w10="urn:schemas-microsoft-com:office:word" xmlns:wp="http://schemas.openxmlformats.org/drawingml/2006/wordprocessingDrawing" xmlns:pic="http://schemas.openxmlformats.org/drawingml/2006/picture" xmlns:wps="http://schemas.microsoft.com/office/word/2010/wordprocessingShape" xmlns:wpg="http://schemas.microsoft.com/office/word/2010/wordprocessingGroup" xmlns:mc="http://schemas.openxmlformats.org/markup-compatibility/2006" xmlns:wp14="http://schemas.microsoft.com/office/word/2010/wordprocessingDrawing" xmlns:w14="http://schemas.microsoft.com/office/word/2010/wordml" xmlns:w15="http://schemas.microsoft.com/office/word/2012/wordml" mc:Ignorable="w14 wp14 w15">
-  <w:p>
-    <w:pPr>
-      <w:pStyle w:val="Footer"/>
-      <w:pBdr>
-        <w:top w:val="single" w:sz="4" w:space="2" w:color="808080"/>
-      </w:pBdr>
-      <w:spacing w:before="40" w:after="0"/>
-      <w:jc w:val="start"/>
-      <w:rPr/>
-    </w:pPr>
-    <w:r>
-      <w:rPr>
-        <w:rFonts w:ascii="Arial" w:hAnsi="Arial"/>
-        <w:color w:val="555555"/>
-        <w:sz w:val="20"/>
-      </w:rPr>
-      <w:t>Revision 1 — April 2026</w:t>
-    </w:r>
-    <w:r>
-      <w:rPr>
-        <w:rFonts w:ascii="Arial" w:hAnsi="Arial"/>
-      </w:rPr>
-      <w:tab/>
-      <w:tab/>
-    </w:r>
-    <w:r>
-      <w:rPr/>
-      <w:fldChar w:fldCharType="begin"/>
-    </w:r>
-    <w:r>
-      <w:rPr/>
-      <w:instrText xml:space="preserve"> PAGE </w:instrText>
-    </w:r>
-    <w:r>
-      <w:rPr/>
-      <w:fldChar w:fldCharType="separate"/>
-    </w:r>
-    <w:r>
-      <w:rPr/>
-      <w:t>i</w:t>
-    </w:r>
-    <w:r>
-      <w:rPr/>
-      <w:fldChar w:fldCharType="end"/>
-    </w:r>
-  </w:p>
-</w:ftr>
-</file>
-
-<file path=word/footer60.xml><?xml version="1.0" encoding="utf-8"?>
+<file path=word/footer281.xml><?xml version="1.0" encoding="utf-8"?>
 <w:ftr xmlns:m="http://schemas.openxmlformats.org/officeDocument/2006/math" xmlns:mc="http://schemas.openxmlformats.org/markup-compatibility/2006" xmlns:mo="http://schemas.microsoft.com/office/mac/office/2008/main" xmlns:mv="urn:schemas-microsoft-com:mac:vml" xmlns:o="urn:schemas-microsoft-com:office:office" xmlns:r="http://schemas.openxmlformats.org/officeDocument/2006/relationships" xmlns:v="urn:schemas-microsoft-com:vml" xmlns:w10="urn:schemas-microsoft-com:office:word" xmlns:w14="http://schemas.microsoft.com/office/word/2010/wordml" xmlns:w="http://schemas.openxmlformats.org/wordprocessingml/2006/main" xmlns:wne="http://schemas.microsoft.com/office/word/2006/wordml" xmlns:wp14="http://schemas.microsoft.com/office/word/2010/wordprocessingDrawing" xmlns:wp="http://schemas.openxmlformats.org/drawingml/2006/wordprocessingDrawing" xmlns:wpc="http://schemas.microsoft.com/office/word/2010/wordprocessingCanvas" xmlns:wpg="http://schemas.microsoft.com/office/word/2010/wordprocessingGroup" xmlns:wpi="http://schemas.microsoft.com/office/word/2010/wordprocessingInk" xmlns:wps="http://schemas.microsoft.com/office/word/2010/wordprocessingShape" mc:Ignorable="w14 wp14">
   <w:p>
     <w:pPr>
@@ -23421,7 +22181,7 @@
         <w:color w:val="555555"/>
         <w:sz w:val="20"/>
       </w:rPr>
-      <w:t>Revision 1 — April 2026</w:t>
+      <w:t>Revision 6 — October 2026</w:t>
     </w:r>
     <w:r>
       <w:rPr>
@@ -23454,7 +22214,7 @@
 </w:ftr>
 </file>
 
-<file path=word/footer61.xml><?xml version="1.0" encoding="utf-8"?>
+<file path=word/footer282.xml><?xml version="1.0" encoding="utf-8"?>
 <w:ftr xmlns:m="http://schemas.openxmlformats.org/officeDocument/2006/math" xmlns:mc="http://schemas.openxmlformats.org/markup-compatibility/2006" xmlns:mo="http://schemas.microsoft.com/office/mac/office/2008/main" xmlns:mv="urn:schemas-microsoft-com:mac:vml" xmlns:o="urn:schemas-microsoft-com:office:office" xmlns:r="http://schemas.openxmlformats.org/officeDocument/2006/relationships" xmlns:v="urn:schemas-microsoft-com:vml" xmlns:w10="urn:schemas-microsoft-com:office:word" xmlns:w14="http://schemas.microsoft.com/office/word/2010/wordml" xmlns:w="http://schemas.openxmlformats.org/wordprocessingml/2006/main" xmlns:wne="http://schemas.microsoft.com/office/word/2006/wordml" xmlns:wp14="http://schemas.microsoft.com/office/word/2010/wordprocessingDrawing" xmlns:wp="http://schemas.openxmlformats.org/drawingml/2006/wordprocessingDrawing" xmlns:wpc="http://schemas.microsoft.com/office/word/2010/wordprocessingCanvas" xmlns:wpg="http://schemas.microsoft.com/office/word/2010/wordprocessingGroup" xmlns:wpi="http://schemas.microsoft.com/office/word/2010/wordprocessingInk" xmlns:wps="http://schemas.microsoft.com/office/word/2010/wordprocessingShape" mc:Ignorable="w14 wp14">
   <w:p>
     <w:pPr>
@@ -23472,7 +22232,7 @@
         <w:color w:val="555555"/>
         <w:sz w:val="20"/>
       </w:rPr>
-      <w:t>Revision 1 — April 2026</w:t>
+      <w:t>Revision 6 — October 2026</w:t>
     </w:r>
     <w:r>
       <w:rPr>
@@ -23505,7 +22265,7 @@
 </w:ftr>
 </file>
 
-<file path=word/footer62.xml><?xml version="1.0" encoding="utf-8"?>
+<file path=word/footer283.xml><?xml version="1.0" encoding="utf-8"?>
 <w:ftr xmlns:m="http://schemas.openxmlformats.org/officeDocument/2006/math" xmlns:mc="http://schemas.openxmlformats.org/markup-compatibility/2006" xmlns:mo="http://schemas.microsoft.com/office/mac/office/2008/main" xmlns:mv="urn:schemas-microsoft-com:mac:vml" xmlns:o="urn:schemas-microsoft-com:office:office" xmlns:r="http://schemas.openxmlformats.org/officeDocument/2006/relationships" xmlns:v="urn:schemas-microsoft-com:vml" xmlns:w10="urn:schemas-microsoft-com:office:word" xmlns:w14="http://schemas.microsoft.com/office/word/2010/wordml" xmlns:w="http://schemas.openxmlformats.org/wordprocessingml/2006/main" xmlns:wne="http://schemas.microsoft.com/office/word/2006/wordml" xmlns:wp14="http://schemas.microsoft.com/office/word/2010/wordprocessingDrawing" xmlns:wp="http://schemas.openxmlformats.org/drawingml/2006/wordprocessingDrawing" xmlns:wpc="http://schemas.microsoft.com/office/word/2010/wordprocessingCanvas" xmlns:wpg="http://schemas.microsoft.com/office/word/2010/wordprocessingGroup" xmlns:wpi="http://schemas.microsoft.com/office/word/2010/wordprocessingInk" xmlns:wps="http://schemas.microsoft.com/office/word/2010/wordprocessingShape" mc:Ignorable="w14 wp14">
   <w:p>
     <w:pPr>
@@ -23523,7 +22283,7 @@
         <w:color w:val="555555"/>
         <w:sz w:val="20"/>
       </w:rPr>
-      <w:t>Revision 1 — April 2026</w:t>
+      <w:t>Revision 6 — October 2026</w:t>
     </w:r>
     <w:r>
       <w:rPr>
@@ -23556,7 +22316,7 @@
 </w:ftr>
 </file>
 
-<file path=word/footer63.xml><?xml version="1.0" encoding="utf-8"?>
+<file path=word/footer284.xml><?xml version="1.0" encoding="utf-8"?>
 <w:ftr xmlns:m="http://schemas.openxmlformats.org/officeDocument/2006/math" xmlns:mc="http://schemas.openxmlformats.org/markup-compatibility/2006" xmlns:mo="http://schemas.microsoft.com/office/mac/office/2008/main" xmlns:mv="urn:schemas-microsoft-com:mac:vml" xmlns:o="urn:schemas-microsoft-com:office:office" xmlns:r="http://schemas.openxmlformats.org/officeDocument/2006/relationships" xmlns:v="urn:schemas-microsoft-com:vml" xmlns:w10="urn:schemas-microsoft-com:office:word" xmlns:w14="http://schemas.microsoft.com/office/word/2010/wordml" xmlns:w="http://schemas.openxmlformats.org/wordprocessingml/2006/main" xmlns:wne="http://schemas.microsoft.com/office/word/2006/wordml" xmlns:wp14="http://schemas.microsoft.com/office/word/2010/wordprocessingDrawing" xmlns:wp="http://schemas.openxmlformats.org/drawingml/2006/wordprocessingDrawing" xmlns:wpc="http://schemas.microsoft.com/office/word/2010/wordprocessingCanvas" xmlns:wpg="http://schemas.microsoft.com/office/word/2010/wordprocessingGroup" xmlns:wpi="http://schemas.microsoft.com/office/word/2010/wordprocessingInk" xmlns:wps="http://schemas.microsoft.com/office/word/2010/wordprocessingShape" mc:Ignorable="w14 wp14">
   <w:p>
     <w:pPr>
@@ -23574,7 +22334,7 @@
         <w:color w:val="555555"/>
         <w:sz w:val="20"/>
       </w:rPr>
-      <w:t>Revision 1 — April 2026</w:t>
+      <w:t>Revision 6 — October 2026</w:t>
     </w:r>
     <w:r>
       <w:rPr>
@@ -23607,7 +22367,7 @@
 </w:ftr>
 </file>
 
-<file path=word/footer64.xml><?xml version="1.0" encoding="utf-8"?>
+<file path=word/footer285.xml><?xml version="1.0" encoding="utf-8"?>
 <w:ftr xmlns:m="http://schemas.openxmlformats.org/officeDocument/2006/math" xmlns:mc="http://schemas.openxmlformats.org/markup-compatibility/2006" xmlns:mo="http://schemas.microsoft.com/office/mac/office/2008/main" xmlns:mv="urn:schemas-microsoft-com:mac:vml" xmlns:o="urn:schemas-microsoft-com:office:office" xmlns:r="http://schemas.openxmlformats.org/officeDocument/2006/relationships" xmlns:v="urn:schemas-microsoft-com:vml" xmlns:w10="urn:schemas-microsoft-com:office:word" xmlns:w14="http://schemas.microsoft.com/office/word/2010/wordml" xmlns:w="http://schemas.openxmlformats.org/wordprocessingml/2006/main" xmlns:wne="http://schemas.microsoft.com/office/word/2006/wordml" xmlns:wp14="http://schemas.microsoft.com/office/word/2010/wordprocessingDrawing" xmlns:wp="http://schemas.openxmlformats.org/drawingml/2006/wordprocessingDrawing" xmlns:wpc="http://schemas.microsoft.com/office/word/2010/wordprocessingCanvas" xmlns:wpg="http://schemas.microsoft.com/office/word/2010/wordprocessingGroup" xmlns:wpi="http://schemas.microsoft.com/office/word/2010/wordprocessingInk" xmlns:wps="http://schemas.microsoft.com/office/word/2010/wordprocessingShape" mc:Ignorable="w14 wp14">
   <w:p>
     <w:pPr>
@@ -23625,7 +22385,7 @@
         <w:color w:val="555555"/>
         <w:sz w:val="20"/>
       </w:rPr>
-      <w:t>Revision 1 — April 2026</w:t>
+      <w:t>Revision 6 — October 2026</w:t>
     </w:r>
     <w:r>
       <w:rPr>
@@ -23658,7 +22418,7 @@
 </w:ftr>
 </file>
 
-<file path=word/footer65.xml><?xml version="1.0" encoding="utf-8"?>
+<file path=word/footer286.xml><?xml version="1.0" encoding="utf-8"?>
 <w:ftr xmlns:m="http://schemas.openxmlformats.org/officeDocument/2006/math" xmlns:mc="http://schemas.openxmlformats.org/markup-compatibility/2006" xmlns:mo="http://schemas.microsoft.com/office/mac/office/2008/main" xmlns:mv="urn:schemas-microsoft-com:mac:vml" xmlns:o="urn:schemas-microsoft-com:office:office" xmlns:r="http://schemas.openxmlformats.org/officeDocument/2006/relationships" xmlns:v="urn:schemas-microsoft-com:vml" xmlns:w10="urn:schemas-microsoft-com:office:word" xmlns:w14="http://schemas.microsoft.com/office/word/2010/wordml" xmlns:w="http://schemas.openxmlformats.org/wordprocessingml/2006/main" xmlns:wne="http://schemas.microsoft.com/office/word/2006/wordml" xmlns:wp14="http://schemas.microsoft.com/office/word/2010/wordprocessingDrawing" xmlns:wp="http://schemas.openxmlformats.org/drawingml/2006/wordprocessingDrawing" xmlns:wpc="http://schemas.microsoft.com/office/word/2010/wordprocessingCanvas" xmlns:wpg="http://schemas.microsoft.com/office/word/2010/wordprocessingGroup" xmlns:wpi="http://schemas.microsoft.com/office/word/2010/wordprocessingInk" xmlns:wps="http://schemas.microsoft.com/office/word/2010/wordprocessingShape" mc:Ignorable="w14 wp14">
   <w:p>
     <w:pPr>
@@ -23676,7 +22436,7 @@
         <w:color w:val="555555"/>
         <w:sz w:val="20"/>
       </w:rPr>
-      <w:t>Revision 1 — April 2026</w:t>
+      <w:t>Revision 6 — October 2026</w:t>
     </w:r>
     <w:r>
       <w:rPr>
@@ -23709,7 +22469,7 @@
 </w:ftr>
 </file>
 
-<file path=word/footer66.xml><?xml version="1.0" encoding="utf-8"?>
+<file path=word/footer287.xml><?xml version="1.0" encoding="utf-8"?>
 <w:ftr xmlns:m="http://schemas.openxmlformats.org/officeDocument/2006/math" xmlns:mc="http://schemas.openxmlformats.org/markup-compatibility/2006" xmlns:mo="http://schemas.microsoft.com/office/mac/office/2008/main" xmlns:mv="urn:schemas-microsoft-com:mac:vml" xmlns:o="urn:schemas-microsoft-com:office:office" xmlns:r="http://schemas.openxmlformats.org/officeDocument/2006/relationships" xmlns:v="urn:schemas-microsoft-com:vml" xmlns:w10="urn:schemas-microsoft-com:office:word" xmlns:w14="http://schemas.microsoft.com/office/word/2010/wordml" xmlns:w="http://schemas.openxmlformats.org/wordprocessingml/2006/main" xmlns:wne="http://schemas.microsoft.com/office/word/2006/wordml" xmlns:wp14="http://schemas.microsoft.com/office/word/2010/wordprocessingDrawing" xmlns:wp="http://schemas.openxmlformats.org/drawingml/2006/wordprocessingDrawing" xmlns:wpc="http://schemas.microsoft.com/office/word/2010/wordprocessingCanvas" xmlns:wpg="http://schemas.microsoft.com/office/word/2010/wordprocessingGroup" xmlns:wpi="http://schemas.microsoft.com/office/word/2010/wordprocessingInk" xmlns:wps="http://schemas.microsoft.com/office/word/2010/wordprocessingShape" mc:Ignorable="w14 wp14">
   <w:p>
     <w:pPr>
@@ -23727,7 +22487,7 @@
         <w:color w:val="555555"/>
         <w:sz w:val="20"/>
       </w:rPr>
-      <w:t>Revision 1 — April 2026</w:t>
+      <w:t>Revision 6 — October 2026</w:t>
     </w:r>
     <w:r>
       <w:rPr>
@@ -23760,7 +22520,7 @@
 </w:ftr>
 </file>
 
-<file path=word/footer67.xml><?xml version="1.0" encoding="utf-8"?>
+<file path=word/footer288.xml><?xml version="1.0" encoding="utf-8"?>
 <w:ftr xmlns:m="http://schemas.openxmlformats.org/officeDocument/2006/math" xmlns:mc="http://schemas.openxmlformats.org/markup-compatibility/2006" xmlns:mo="http://schemas.microsoft.com/office/mac/office/2008/main" xmlns:mv="urn:schemas-microsoft-com:mac:vml" xmlns:o="urn:schemas-microsoft-com:office:office" xmlns:r="http://schemas.openxmlformats.org/officeDocument/2006/relationships" xmlns:v="urn:schemas-microsoft-com:vml" xmlns:w10="urn:schemas-microsoft-com:office:word" xmlns:w14="http://schemas.microsoft.com/office/word/2010/wordml" xmlns:w="http://schemas.openxmlformats.org/wordprocessingml/2006/main" xmlns:wne="http://schemas.microsoft.com/office/word/2006/wordml" xmlns:wp14="http://schemas.microsoft.com/office/word/2010/wordprocessingDrawing" xmlns:wp="http://schemas.openxmlformats.org/drawingml/2006/wordprocessingDrawing" xmlns:wpc="http://schemas.microsoft.com/office/word/2010/wordprocessingCanvas" xmlns:wpg="http://schemas.microsoft.com/office/word/2010/wordprocessingGroup" xmlns:wpi="http://schemas.microsoft.com/office/word/2010/wordprocessingInk" xmlns:wps="http://schemas.microsoft.com/office/word/2010/wordprocessingShape" mc:Ignorable="w14 wp14">
   <w:p>
     <w:pPr>
@@ -23778,7 +22538,7 @@
         <w:color w:val="555555"/>
         <w:sz w:val="20"/>
       </w:rPr>
-      <w:t>Revision 1 — April 2026</w:t>
+      <w:t>Revision 6 — October 2026</w:t>
     </w:r>
     <w:r>
       <w:rPr>
@@ -23811,7 +22571,7 @@
 </w:ftr>
 </file>
 
-<file path=word/footer68.xml><?xml version="1.0" encoding="utf-8"?>
+<file path=word/footer289.xml><?xml version="1.0" encoding="utf-8"?>
 <w:ftr xmlns:m="http://schemas.openxmlformats.org/officeDocument/2006/math" xmlns:mc="http://schemas.openxmlformats.org/markup-compatibility/2006" xmlns:mo="http://schemas.microsoft.com/office/mac/office/2008/main" xmlns:mv="urn:schemas-microsoft-com:mac:vml" xmlns:o="urn:schemas-microsoft-com:office:office" xmlns:r="http://schemas.openxmlformats.org/officeDocument/2006/relationships" xmlns:v="urn:schemas-microsoft-com:vml" xmlns:w10="urn:schemas-microsoft-com:office:word" xmlns:w14="http://schemas.microsoft.com/office/word/2010/wordml" xmlns:w="http://schemas.openxmlformats.org/wordprocessingml/2006/main" xmlns:wne="http://schemas.microsoft.com/office/word/2006/wordml" xmlns:wp14="http://schemas.microsoft.com/office/word/2010/wordprocessingDrawing" xmlns:wp="http://schemas.openxmlformats.org/drawingml/2006/wordprocessingDrawing" xmlns:wpc="http://schemas.microsoft.com/office/word/2010/wordprocessingCanvas" xmlns:wpg="http://schemas.microsoft.com/office/word/2010/wordprocessingGroup" xmlns:wpi="http://schemas.microsoft.com/office/word/2010/wordprocessingInk" xmlns:wps="http://schemas.microsoft.com/office/word/2010/wordprocessingShape" mc:Ignorable="w14 wp14">
   <w:p>
     <w:pPr>
@@ -23829,7 +22589,7 @@
         <w:color w:val="555555"/>
         <w:sz w:val="20"/>
       </w:rPr>
-      <w:t>Revision 1 — April 2026</w:t>
+      <w:t>Revision 6 — October 2026</w:t>
     </w:r>
     <w:r>
       <w:rPr>
@@ -23862,7 +22622,66 @@
 </w:ftr>
 </file>
 
-<file path=word/footer69.xml><?xml version="1.0" encoding="utf-8"?>
+<file path=word/footer29.xml><?xml version="1.0" encoding="utf-8"?>
+<w:ftr xmlns:o="urn:schemas-microsoft-com:office:office" xmlns:r="http://schemas.openxmlformats.org/officeDocument/2006/relationships" xmlns:v="urn:schemas-microsoft-com:vml" xmlns:w="http://schemas.openxmlformats.org/wordprocessingml/2006/main" xmlns:w10="urn:schemas-microsoft-com:office:word" xmlns:wp="http://schemas.openxmlformats.org/drawingml/2006/wordprocessingDrawing" xmlns:pic="http://schemas.openxmlformats.org/drawingml/2006/picture" xmlns:wps="http://schemas.microsoft.com/office/word/2010/wordprocessingShape" xmlns:wpg="http://schemas.microsoft.com/office/word/2010/wordprocessingGroup" xmlns:mc="http://schemas.openxmlformats.org/markup-compatibility/2006" xmlns:wp14="http://schemas.microsoft.com/office/word/2010/wordprocessingDrawing" xmlns:w14="http://schemas.microsoft.com/office/word/2010/wordml" xmlns:w15="http://schemas.microsoft.com/office/word/2012/wordml" mc:Ignorable="w14 wp14 w15">
+  <w:p>
+    <w:pPr>
+      <w:pStyle w:val="Footer"/>
+      <w:pBdr>
+        <w:top w:val="single" w:sz="4" w:space="2" w:color="808080"/>
+      </w:pBdr>
+      <w:spacing w:before="40" w:after="0"/>
+      <w:jc w:val="start"/>
+      <w:rPr/>
+    </w:pPr>
+    <w:r>
+      <w:rPr>
+        <w:rFonts w:ascii="Arial" w:hAnsi="Arial"/>
+        <w:color w:val="555555"/>
+        <w:sz w:val="20"/>
+      </w:rPr>
+      <w:t>Revision 1 — April 2026</w:t>
+    </w:r>
+    <w:r>
+      <w:rPr>
+        <w:rFonts w:ascii="Arial" w:hAnsi="Arial"/>
+      </w:rPr>
+      <w:tab/>
+      <w:tab/>
+    </w:r>
+    <w:r>
+      <w:rPr>
+        <w:rFonts w:ascii="Arial" w:hAnsi="Arial"/>
+        <w:color w:val="555555"/>
+        <w:sz w:val="20"/>
+      </w:rPr>
+      <w:t>7-</w:t>
+    </w:r>
+    <w:r>
+      <w:rPr/>
+      <w:fldChar w:fldCharType="begin"/>
+    </w:r>
+    <w:r>
+      <w:rPr/>
+      <w:instrText xml:space="preserve"> PAGE </w:instrText>
+    </w:r>
+    <w:r>
+      <w:rPr/>
+      <w:fldChar w:fldCharType="separate"/>
+    </w:r>
+    <w:r>
+      <w:rPr/>
+      <w:t>2</w:t>
+    </w:r>
+    <w:r>
+      <w:rPr/>
+      <w:fldChar w:fldCharType="end"/>
+    </w:r>
+  </w:p>
+</w:ftr>
+</file>
+
+<file path=word/footer290.xml><?xml version="1.0" encoding="utf-8"?>
 <w:ftr xmlns:m="http://schemas.openxmlformats.org/officeDocument/2006/math" xmlns:mc="http://schemas.openxmlformats.org/markup-compatibility/2006" xmlns:mo="http://schemas.microsoft.com/office/mac/office/2008/main" xmlns:mv="urn:schemas-microsoft-com:mac:vml" xmlns:o="urn:schemas-microsoft-com:office:office" xmlns:r="http://schemas.openxmlformats.org/officeDocument/2006/relationships" xmlns:v="urn:schemas-microsoft-com:vml" xmlns:w10="urn:schemas-microsoft-com:office:word" xmlns:w14="http://schemas.microsoft.com/office/word/2010/wordml" xmlns:w="http://schemas.openxmlformats.org/wordprocessingml/2006/main" xmlns:wne="http://schemas.microsoft.com/office/word/2006/wordml" xmlns:wp14="http://schemas.microsoft.com/office/word/2010/wordprocessingDrawing" xmlns:wp="http://schemas.openxmlformats.org/drawingml/2006/wordprocessingDrawing" xmlns:wpc="http://schemas.microsoft.com/office/word/2010/wordprocessingCanvas" xmlns:wpg="http://schemas.microsoft.com/office/word/2010/wordprocessingGroup" xmlns:wpi="http://schemas.microsoft.com/office/word/2010/wordprocessingInk" xmlns:wps="http://schemas.microsoft.com/office/word/2010/wordprocessingShape" mc:Ignorable="w14 wp14">
   <w:p>
     <w:pPr>
@@ -23880,7 +22699,7 @@
         <w:color w:val="555555"/>
         <w:sz w:val="20"/>
       </w:rPr>
-      <w:t>Revision 1 — April 2026</w:t>
+      <w:t>Revision 6 — October 2026</w:t>
     </w:r>
     <w:r>
       <w:rPr>
@@ -23913,21 +22732,7 @@
 </w:ftr>
 </file>
 
-<file path=word/footer7.xml><?xml version="1.0" encoding="utf-8"?>
-<w:ftr xmlns:o="urn:schemas-microsoft-com:office:office" xmlns:r="http://schemas.openxmlformats.org/officeDocument/2006/relationships" xmlns:v="urn:schemas-microsoft-com:vml" xmlns:w="http://schemas.openxmlformats.org/wordprocessingml/2006/main" xmlns:w10="urn:schemas-microsoft-com:office:word" xmlns:wp="http://schemas.openxmlformats.org/drawingml/2006/wordprocessingDrawing" xmlns:pic="http://schemas.openxmlformats.org/drawingml/2006/picture" xmlns:wps="http://schemas.microsoft.com/office/word/2010/wordprocessingShape" xmlns:wpg="http://schemas.microsoft.com/office/word/2010/wordprocessingGroup" xmlns:mc="http://schemas.openxmlformats.org/markup-compatibility/2006" xmlns:wp14="http://schemas.microsoft.com/office/word/2010/wordprocessingDrawing" xmlns:w14="http://schemas.microsoft.com/office/word/2010/wordml" xmlns:w15="http://schemas.microsoft.com/office/word/2012/wordml" mc:Ignorable="w14 wp14 w15">
-  <w:p>
-    <w:pPr>
-      <w:pStyle w:val="Footer"/>
-      <w:rPr/>
-    </w:pPr>
-    <w:r>
-      <w:rPr/>
-    </w:r>
-  </w:p>
-</w:ftr>
-</file>
-
-<file path=word/footer70.xml><?xml version="1.0" encoding="utf-8"?>
+<file path=word/footer291.xml><?xml version="1.0" encoding="utf-8"?>
 <w:ftr xmlns:m="http://schemas.openxmlformats.org/officeDocument/2006/math" xmlns:mc="http://schemas.openxmlformats.org/markup-compatibility/2006" xmlns:mo="http://schemas.microsoft.com/office/mac/office/2008/main" xmlns:mv="urn:schemas-microsoft-com:mac:vml" xmlns:o="urn:schemas-microsoft-com:office:office" xmlns:r="http://schemas.openxmlformats.org/officeDocument/2006/relationships" xmlns:v="urn:schemas-microsoft-com:vml" xmlns:w10="urn:schemas-microsoft-com:office:word" xmlns:w14="http://schemas.microsoft.com/office/word/2010/wordml" xmlns:w="http://schemas.openxmlformats.org/wordprocessingml/2006/main" xmlns:wne="http://schemas.microsoft.com/office/word/2006/wordml" xmlns:wp14="http://schemas.microsoft.com/office/word/2010/wordprocessingDrawing" xmlns:wp="http://schemas.openxmlformats.org/drawingml/2006/wordprocessingDrawing" xmlns:wpc="http://schemas.microsoft.com/office/word/2010/wordprocessingCanvas" xmlns:wpg="http://schemas.microsoft.com/office/word/2010/wordprocessingGroup" xmlns:wpi="http://schemas.microsoft.com/office/word/2010/wordprocessingInk" xmlns:wps="http://schemas.microsoft.com/office/word/2010/wordprocessingShape" mc:Ignorable="w14 wp14">
   <w:p>
     <w:pPr>
@@ -23945,7 +22750,7 @@
         <w:color w:val="555555"/>
         <w:sz w:val="20"/>
       </w:rPr>
-      <w:t>Revision 1 — April 2026</w:t>
+      <w:t>Revision 6 — October 2026</w:t>
     </w:r>
     <w:r>
       <w:rPr>
@@ -23978,7 +22783,7 @@
 </w:ftr>
 </file>
 
-<file path=word/footer71.xml><?xml version="1.0" encoding="utf-8"?>
+<file path=word/footer292.xml><?xml version="1.0" encoding="utf-8"?>
 <w:ftr xmlns:m="http://schemas.openxmlformats.org/officeDocument/2006/math" xmlns:mc="http://schemas.openxmlformats.org/markup-compatibility/2006" xmlns:mo="http://schemas.microsoft.com/office/mac/office/2008/main" xmlns:mv="urn:schemas-microsoft-com:mac:vml" xmlns:o="urn:schemas-microsoft-com:office:office" xmlns:r="http://schemas.openxmlformats.org/officeDocument/2006/relationships" xmlns:v="urn:schemas-microsoft-com:vml" xmlns:w10="urn:schemas-microsoft-com:office:word" xmlns:w14="http://schemas.microsoft.com/office/word/2010/wordml" xmlns:w="http://schemas.openxmlformats.org/wordprocessingml/2006/main" xmlns:wne="http://schemas.microsoft.com/office/word/2006/wordml" xmlns:wp14="http://schemas.microsoft.com/office/word/2010/wordprocessingDrawing" xmlns:wp="http://schemas.openxmlformats.org/drawingml/2006/wordprocessingDrawing" xmlns:wpc="http://schemas.microsoft.com/office/word/2010/wordprocessingCanvas" xmlns:wpg="http://schemas.microsoft.com/office/word/2010/wordprocessingGroup" xmlns:wpi="http://schemas.microsoft.com/office/word/2010/wordprocessingInk" xmlns:wps="http://schemas.microsoft.com/office/word/2010/wordprocessingShape" mc:Ignorable="w14 wp14">
   <w:p>
     <w:pPr>
@@ -23990,11 +22795,1141 @@
       </w:pBdr>
     </w:pPr>
     <w:r/>
+    <w:r>
+      <w:rPr>
+        <w:rFonts w:ascii="Arial" w:hAnsi="Arial"/>
+        <w:color w:val="555555"/>
+        <w:sz w:val="20"/>
+      </w:rPr>
+      <w:t>Revision 6 — October 2026</w:t>
+    </w:r>
   </w:p>
 </w:ftr>
 </file>
 
-<file path=word/footer72.xml><?xml version="1.0" encoding="utf-8"?>
+<file path=word/footer3.xml><?xml version="1.0" encoding="utf-8"?>
+<w:ftr xmlns:o="urn:schemas-microsoft-com:office:office" xmlns:r="http://schemas.openxmlformats.org/officeDocument/2006/relationships" xmlns:v="urn:schemas-microsoft-com:vml" xmlns:w="http://schemas.openxmlformats.org/wordprocessingml/2006/main" xmlns:w10="urn:schemas-microsoft-com:office:word" xmlns:wp="http://schemas.openxmlformats.org/drawingml/2006/wordprocessingDrawing" xmlns:pic="http://schemas.openxmlformats.org/drawingml/2006/picture" xmlns:wps="http://schemas.microsoft.com/office/word/2010/wordprocessingShape" xmlns:wpg="http://schemas.microsoft.com/office/word/2010/wordprocessingGroup" xmlns:mc="http://schemas.openxmlformats.org/markup-compatibility/2006" xmlns:wp14="http://schemas.microsoft.com/office/word/2010/wordprocessingDrawing" xmlns:w14="http://schemas.microsoft.com/office/word/2010/wordml" xmlns:w15="http://schemas.microsoft.com/office/word/2012/wordml" mc:Ignorable="w14 wp14 w15">
+  <w:p>
+    <w:pPr>
+      <w:pStyle w:val="Footer"/>
+      <w:pBdr>
+        <w:top w:val="single" w:sz="4" w:space="2" w:color="808080"/>
+      </w:pBdr>
+      <w:spacing w:before="40" w:after="0"/>
+      <w:jc w:val="start"/>
+      <w:rPr/>
+    </w:pPr>
+    <w:r>
+      <w:rPr/>
+    </w:r>
+  </w:p>
+</w:ftr>
+</file>
+
+<file path=word/footer30.xml><?xml version="1.0" encoding="utf-8"?>
+<w:ftr xmlns:o="urn:schemas-microsoft-com:office:office" xmlns:r="http://schemas.openxmlformats.org/officeDocument/2006/relationships" xmlns:v="urn:schemas-microsoft-com:vml" xmlns:w="http://schemas.openxmlformats.org/wordprocessingml/2006/main" xmlns:w10="urn:schemas-microsoft-com:office:word" xmlns:wp="http://schemas.openxmlformats.org/drawingml/2006/wordprocessingDrawing" xmlns:pic="http://schemas.openxmlformats.org/drawingml/2006/picture" xmlns:wps="http://schemas.microsoft.com/office/word/2010/wordprocessingShape" xmlns:wpg="http://schemas.microsoft.com/office/word/2010/wordprocessingGroup" xmlns:mc="http://schemas.openxmlformats.org/markup-compatibility/2006" xmlns:wp14="http://schemas.microsoft.com/office/word/2010/wordprocessingDrawing" xmlns:w14="http://schemas.microsoft.com/office/word/2010/wordml" xmlns:w15="http://schemas.microsoft.com/office/word/2012/wordml" mc:Ignorable="w14 wp14 w15">
+  <w:p>
+    <w:pPr>
+      <w:pStyle w:val="Footer"/>
+      <w:pBdr>
+        <w:top w:val="single" w:sz="4" w:space="2" w:color="808080"/>
+      </w:pBdr>
+      <w:spacing w:before="40" w:after="0"/>
+      <w:jc w:val="start"/>
+      <w:rPr/>
+    </w:pPr>
+    <w:r>
+      <w:rPr>
+        <w:rFonts w:ascii="Arial" w:hAnsi="Arial"/>
+        <w:color w:val="555555"/>
+        <w:sz w:val="20"/>
+      </w:rPr>
+      <w:t>Revision 1 — April 2026</w:t>
+    </w:r>
+    <w:r>
+      <w:rPr>
+        <w:rFonts w:ascii="Arial" w:hAnsi="Arial"/>
+      </w:rPr>
+      <w:tab/>
+      <w:tab/>
+    </w:r>
+    <w:r>
+      <w:rPr>
+        <w:rFonts w:ascii="Arial" w:hAnsi="Arial"/>
+        <w:color w:val="555555"/>
+        <w:sz w:val="20"/>
+      </w:rPr>
+      <w:t>7-</w:t>
+    </w:r>
+    <w:r>
+      <w:rPr/>
+      <w:fldChar w:fldCharType="begin"/>
+    </w:r>
+    <w:r>
+      <w:rPr/>
+      <w:instrText xml:space="preserve"> PAGE </w:instrText>
+    </w:r>
+    <w:r>
+      <w:rPr/>
+      <w:fldChar w:fldCharType="separate"/>
+    </w:r>
+    <w:r>
+      <w:rPr/>
+      <w:t>2</w:t>
+    </w:r>
+    <w:r>
+      <w:rPr/>
+      <w:fldChar w:fldCharType="end"/>
+    </w:r>
+  </w:p>
+</w:ftr>
+</file>
+
+<file path=word/footer31.xml><?xml version="1.0" encoding="utf-8"?>
+<w:ftr xmlns:o="urn:schemas-microsoft-com:office:office" xmlns:r="http://schemas.openxmlformats.org/officeDocument/2006/relationships" xmlns:v="urn:schemas-microsoft-com:vml" xmlns:w="http://schemas.openxmlformats.org/wordprocessingml/2006/main" xmlns:w10="urn:schemas-microsoft-com:office:word" xmlns:wp="http://schemas.openxmlformats.org/drawingml/2006/wordprocessingDrawing" xmlns:pic="http://schemas.openxmlformats.org/drawingml/2006/picture" xmlns:wps="http://schemas.microsoft.com/office/word/2010/wordprocessingShape" xmlns:wpg="http://schemas.microsoft.com/office/word/2010/wordprocessingGroup" xmlns:mc="http://schemas.openxmlformats.org/markup-compatibility/2006" xmlns:wp14="http://schemas.microsoft.com/office/word/2010/wordprocessingDrawing" xmlns:w14="http://schemas.microsoft.com/office/word/2010/wordml" xmlns:w15="http://schemas.microsoft.com/office/word/2012/wordml" mc:Ignorable="w14 wp14 w15">
+  <w:p>
+    <w:pPr>
+      <w:pStyle w:val="Footer"/>
+      <w:rPr/>
+    </w:pPr>
+    <w:r>
+      <w:rPr/>
+    </w:r>
+  </w:p>
+</w:ftr>
+</file>
+
+<file path=word/footer32.xml><?xml version="1.0" encoding="utf-8"?>
+<w:ftr xmlns:o="urn:schemas-microsoft-com:office:office" xmlns:r="http://schemas.openxmlformats.org/officeDocument/2006/relationships" xmlns:v="urn:schemas-microsoft-com:vml" xmlns:w="http://schemas.openxmlformats.org/wordprocessingml/2006/main" xmlns:w10="urn:schemas-microsoft-com:office:word" xmlns:wp="http://schemas.openxmlformats.org/drawingml/2006/wordprocessingDrawing" xmlns:pic="http://schemas.openxmlformats.org/drawingml/2006/picture" xmlns:wps="http://schemas.microsoft.com/office/word/2010/wordprocessingShape" xmlns:wpg="http://schemas.microsoft.com/office/word/2010/wordprocessingGroup" xmlns:mc="http://schemas.openxmlformats.org/markup-compatibility/2006" xmlns:wp14="http://schemas.microsoft.com/office/word/2010/wordprocessingDrawing" xmlns:w14="http://schemas.microsoft.com/office/word/2010/wordml" xmlns:w15="http://schemas.microsoft.com/office/word/2012/wordml" mc:Ignorable="w14 wp14 w15">
+  <w:p>
+    <w:pPr>
+      <w:pStyle w:val="Footer"/>
+      <w:pBdr>
+        <w:top w:val="single" w:sz="4" w:space="2" w:color="808080"/>
+      </w:pBdr>
+      <w:spacing w:before="40" w:after="0"/>
+      <w:jc w:val="start"/>
+      <w:rPr/>
+    </w:pPr>
+    <w:r>
+      <w:rPr>
+        <w:rFonts w:ascii="Arial" w:hAnsi="Arial"/>
+        <w:color w:val="555555"/>
+        <w:sz w:val="20"/>
+      </w:rPr>
+      <w:t>Revision 1 — April 2026</w:t>
+    </w:r>
+    <w:r>
+      <w:rPr>
+        <w:rFonts w:ascii="Arial" w:hAnsi="Arial"/>
+      </w:rPr>
+      <w:tab/>
+      <w:tab/>
+    </w:r>
+    <w:r>
+      <w:rPr>
+        <w:rFonts w:ascii="Arial" w:hAnsi="Arial"/>
+        <w:color w:val="555555"/>
+        <w:sz w:val="20"/>
+      </w:rPr>
+      <w:t>8-</w:t>
+    </w:r>
+    <w:r>
+      <w:rPr/>
+      <w:fldChar w:fldCharType="begin"/>
+    </w:r>
+    <w:r>
+      <w:rPr/>
+      <w:instrText xml:space="preserve"> PAGE </w:instrText>
+    </w:r>
+    <w:r>
+      <w:rPr/>
+      <w:fldChar w:fldCharType="separate"/>
+    </w:r>
+    <w:r>
+      <w:rPr/>
+      <w:t>2</w:t>
+    </w:r>
+    <w:r>
+      <w:rPr/>
+      <w:fldChar w:fldCharType="end"/>
+    </w:r>
+  </w:p>
+</w:ftr>
+</file>
+
+<file path=word/footer33.xml><?xml version="1.0" encoding="utf-8"?>
+<w:ftr xmlns:o="urn:schemas-microsoft-com:office:office" xmlns:r="http://schemas.openxmlformats.org/officeDocument/2006/relationships" xmlns:v="urn:schemas-microsoft-com:vml" xmlns:w="http://schemas.openxmlformats.org/wordprocessingml/2006/main" xmlns:w10="urn:schemas-microsoft-com:office:word" xmlns:wp="http://schemas.openxmlformats.org/drawingml/2006/wordprocessingDrawing" xmlns:pic="http://schemas.openxmlformats.org/drawingml/2006/picture" xmlns:wps="http://schemas.microsoft.com/office/word/2010/wordprocessingShape" xmlns:wpg="http://schemas.microsoft.com/office/word/2010/wordprocessingGroup" xmlns:mc="http://schemas.openxmlformats.org/markup-compatibility/2006" xmlns:wp14="http://schemas.microsoft.com/office/word/2010/wordprocessingDrawing" xmlns:w14="http://schemas.microsoft.com/office/word/2010/wordml" xmlns:w15="http://schemas.microsoft.com/office/word/2012/wordml" mc:Ignorable="w14 wp14 w15">
+  <w:p>
+    <w:pPr>
+      <w:pStyle w:val="Footer"/>
+      <w:pBdr>
+        <w:top w:val="single" w:sz="4" w:space="2" w:color="808080"/>
+      </w:pBdr>
+      <w:spacing w:before="40" w:after="0"/>
+      <w:jc w:val="start"/>
+      <w:rPr/>
+    </w:pPr>
+    <w:r>
+      <w:rPr>
+        <w:rFonts w:ascii="Arial" w:hAnsi="Arial"/>
+        <w:color w:val="555555"/>
+        <w:sz w:val="20"/>
+      </w:rPr>
+      <w:t>Revision 1 — April 2026</w:t>
+    </w:r>
+    <w:r>
+      <w:rPr>
+        <w:rFonts w:ascii="Arial" w:hAnsi="Arial"/>
+      </w:rPr>
+      <w:tab/>
+      <w:tab/>
+    </w:r>
+    <w:r>
+      <w:rPr>
+        <w:rFonts w:ascii="Arial" w:hAnsi="Arial"/>
+        <w:color w:val="555555"/>
+        <w:sz w:val="20"/>
+      </w:rPr>
+      <w:t>8-</w:t>
+    </w:r>
+    <w:r>
+      <w:rPr/>
+      <w:fldChar w:fldCharType="begin"/>
+    </w:r>
+    <w:r>
+      <w:rPr/>
+      <w:instrText xml:space="preserve"> PAGE </w:instrText>
+    </w:r>
+    <w:r>
+      <w:rPr/>
+      <w:fldChar w:fldCharType="separate"/>
+    </w:r>
+    <w:r>
+      <w:rPr/>
+      <w:t>2</w:t>
+    </w:r>
+    <w:r>
+      <w:rPr/>
+      <w:fldChar w:fldCharType="end"/>
+    </w:r>
+  </w:p>
+</w:ftr>
+</file>
+
+<file path=word/footer34.xml><?xml version="1.0" encoding="utf-8"?>
+<w:ftr xmlns:o="urn:schemas-microsoft-com:office:office" xmlns:r="http://schemas.openxmlformats.org/officeDocument/2006/relationships" xmlns:v="urn:schemas-microsoft-com:vml" xmlns:w="http://schemas.openxmlformats.org/wordprocessingml/2006/main" xmlns:w10="urn:schemas-microsoft-com:office:word" xmlns:wp="http://schemas.openxmlformats.org/drawingml/2006/wordprocessingDrawing" xmlns:pic="http://schemas.openxmlformats.org/drawingml/2006/picture" xmlns:wps="http://schemas.microsoft.com/office/word/2010/wordprocessingShape" xmlns:wpg="http://schemas.microsoft.com/office/word/2010/wordprocessingGroup" xmlns:mc="http://schemas.openxmlformats.org/markup-compatibility/2006" xmlns:wp14="http://schemas.microsoft.com/office/word/2010/wordprocessingDrawing" xmlns:w14="http://schemas.microsoft.com/office/word/2010/wordml" xmlns:w15="http://schemas.microsoft.com/office/word/2012/wordml" mc:Ignorable="w14 wp14 w15">
+  <w:p>
+    <w:pPr>
+      <w:pStyle w:val="Footer"/>
+      <w:rPr/>
+    </w:pPr>
+    <w:r>
+      <w:rPr/>
+    </w:r>
+  </w:p>
+</w:ftr>
+</file>
+
+<file path=word/footer35.xml><?xml version="1.0" encoding="utf-8"?>
+<w:ftr xmlns:o="urn:schemas-microsoft-com:office:office" xmlns:r="http://schemas.openxmlformats.org/officeDocument/2006/relationships" xmlns:v="urn:schemas-microsoft-com:vml" xmlns:w="http://schemas.openxmlformats.org/wordprocessingml/2006/main" xmlns:w10="urn:schemas-microsoft-com:office:word" xmlns:wp="http://schemas.openxmlformats.org/drawingml/2006/wordprocessingDrawing" xmlns:pic="http://schemas.openxmlformats.org/drawingml/2006/picture" xmlns:wps="http://schemas.microsoft.com/office/word/2010/wordprocessingShape" xmlns:wpg="http://schemas.microsoft.com/office/word/2010/wordprocessingGroup" xmlns:mc="http://schemas.openxmlformats.org/markup-compatibility/2006" xmlns:wp14="http://schemas.microsoft.com/office/word/2010/wordprocessingDrawing" xmlns:w14="http://schemas.microsoft.com/office/word/2010/wordml" xmlns:w15="http://schemas.microsoft.com/office/word/2012/wordml" mc:Ignorable="w14 wp14 w15">
+  <w:p>
+    <w:pPr>
+      <w:pStyle w:val="Footer"/>
+      <w:pBdr>
+        <w:top w:val="single" w:sz="4" w:space="2" w:color="808080"/>
+      </w:pBdr>
+      <w:spacing w:before="40" w:after="0"/>
+      <w:jc w:val="start"/>
+      <w:rPr/>
+    </w:pPr>
+    <w:r>
+      <w:rPr>
+        <w:rFonts w:ascii="Arial" w:hAnsi="Arial"/>
+        <w:color w:val="555555"/>
+        <w:sz w:val="20"/>
+      </w:rPr>
+      <w:t>Revision 1 — April 2026</w:t>
+    </w:r>
+    <w:r>
+      <w:rPr>
+        <w:rFonts w:ascii="Arial" w:hAnsi="Arial"/>
+      </w:rPr>
+      <w:tab/>
+      <w:tab/>
+    </w:r>
+    <w:r>
+      <w:rPr>
+        <w:rFonts w:ascii="Arial" w:hAnsi="Arial"/>
+        <w:color w:val="555555"/>
+        <w:sz w:val="20"/>
+      </w:rPr>
+      <w:t>9-</w:t>
+    </w:r>
+    <w:r>
+      <w:rPr/>
+      <w:fldChar w:fldCharType="begin"/>
+    </w:r>
+    <w:r>
+      <w:rPr/>
+      <w:instrText xml:space="preserve"> PAGE </w:instrText>
+    </w:r>
+    <w:r>
+      <w:rPr/>
+      <w:fldChar w:fldCharType="separate"/>
+    </w:r>
+    <w:r>
+      <w:rPr/>
+      <w:t>2</w:t>
+    </w:r>
+    <w:r>
+      <w:rPr/>
+      <w:fldChar w:fldCharType="end"/>
+    </w:r>
+  </w:p>
+</w:ftr>
+</file>
+
+<file path=word/footer36.xml><?xml version="1.0" encoding="utf-8"?>
+<w:ftr xmlns:o="urn:schemas-microsoft-com:office:office" xmlns:r="http://schemas.openxmlformats.org/officeDocument/2006/relationships" xmlns:v="urn:schemas-microsoft-com:vml" xmlns:w="http://schemas.openxmlformats.org/wordprocessingml/2006/main" xmlns:w10="urn:schemas-microsoft-com:office:word" xmlns:wp="http://schemas.openxmlformats.org/drawingml/2006/wordprocessingDrawing" xmlns:pic="http://schemas.openxmlformats.org/drawingml/2006/picture" xmlns:wps="http://schemas.microsoft.com/office/word/2010/wordprocessingShape" xmlns:wpg="http://schemas.microsoft.com/office/word/2010/wordprocessingGroup" xmlns:mc="http://schemas.openxmlformats.org/markup-compatibility/2006" xmlns:wp14="http://schemas.microsoft.com/office/word/2010/wordprocessingDrawing" xmlns:w14="http://schemas.microsoft.com/office/word/2010/wordml" xmlns:w15="http://schemas.microsoft.com/office/word/2012/wordml" mc:Ignorable="w14 wp14 w15">
+  <w:p>
+    <w:pPr>
+      <w:pStyle w:val="Footer"/>
+      <w:pBdr>
+        <w:top w:val="single" w:sz="4" w:space="2" w:color="808080"/>
+      </w:pBdr>
+      <w:spacing w:before="40" w:after="0"/>
+      <w:jc w:val="start"/>
+      <w:rPr/>
+    </w:pPr>
+    <w:r>
+      <w:rPr>
+        <w:rFonts w:ascii="Arial" w:hAnsi="Arial"/>
+        <w:color w:val="555555"/>
+        <w:sz w:val="20"/>
+      </w:rPr>
+      <w:t>Revision 1 — April 2026</w:t>
+    </w:r>
+    <w:r>
+      <w:rPr>
+        <w:rFonts w:ascii="Arial" w:hAnsi="Arial"/>
+      </w:rPr>
+      <w:tab/>
+      <w:tab/>
+    </w:r>
+    <w:r>
+      <w:rPr>
+        <w:rFonts w:ascii="Arial" w:hAnsi="Arial"/>
+        <w:color w:val="555555"/>
+        <w:sz w:val="20"/>
+      </w:rPr>
+      <w:t>9-</w:t>
+    </w:r>
+    <w:r>
+      <w:rPr/>
+      <w:fldChar w:fldCharType="begin"/>
+    </w:r>
+    <w:r>
+      <w:rPr/>
+      <w:instrText xml:space="preserve"> PAGE </w:instrText>
+    </w:r>
+    <w:r>
+      <w:rPr/>
+      <w:fldChar w:fldCharType="separate"/>
+    </w:r>
+    <w:r>
+      <w:rPr/>
+      <w:t>2</w:t>
+    </w:r>
+    <w:r>
+      <w:rPr/>
+      <w:fldChar w:fldCharType="end"/>
+    </w:r>
+  </w:p>
+</w:ftr>
+</file>
+
+<file path=word/footer37.xml><?xml version="1.0" encoding="utf-8"?>
+<w:ftr xmlns:o="urn:schemas-microsoft-com:office:office" xmlns:r="http://schemas.openxmlformats.org/officeDocument/2006/relationships" xmlns:v="urn:schemas-microsoft-com:vml" xmlns:w="http://schemas.openxmlformats.org/wordprocessingml/2006/main" xmlns:w10="urn:schemas-microsoft-com:office:word" xmlns:wp="http://schemas.openxmlformats.org/drawingml/2006/wordprocessingDrawing" xmlns:pic="http://schemas.openxmlformats.org/drawingml/2006/picture" xmlns:wps="http://schemas.microsoft.com/office/word/2010/wordprocessingShape" xmlns:wpg="http://schemas.microsoft.com/office/word/2010/wordprocessingGroup" xmlns:mc="http://schemas.openxmlformats.org/markup-compatibility/2006" xmlns:wp14="http://schemas.microsoft.com/office/word/2010/wordprocessingDrawing" xmlns:w14="http://schemas.microsoft.com/office/word/2010/wordml" xmlns:w15="http://schemas.microsoft.com/office/word/2012/wordml" mc:Ignorable="w14 wp14 w15">
+  <w:p>
+    <w:pPr>
+      <w:pStyle w:val="Footer"/>
+      <w:rPr/>
+    </w:pPr>
+    <w:r>
+      <w:rPr/>
+    </w:r>
+  </w:p>
+</w:ftr>
+</file>
+
+<file path=word/footer38.xml><?xml version="1.0" encoding="utf-8"?>
+<w:ftr xmlns:o="urn:schemas-microsoft-com:office:office" xmlns:r="http://schemas.openxmlformats.org/officeDocument/2006/relationships" xmlns:v="urn:schemas-microsoft-com:vml" xmlns:w="http://schemas.openxmlformats.org/wordprocessingml/2006/main" xmlns:w10="urn:schemas-microsoft-com:office:word" xmlns:wp="http://schemas.openxmlformats.org/drawingml/2006/wordprocessingDrawing" xmlns:pic="http://schemas.openxmlformats.org/drawingml/2006/picture" xmlns:wps="http://schemas.microsoft.com/office/word/2010/wordprocessingShape" xmlns:wpg="http://schemas.microsoft.com/office/word/2010/wordprocessingGroup" xmlns:mc="http://schemas.openxmlformats.org/markup-compatibility/2006" xmlns:wp14="http://schemas.microsoft.com/office/word/2010/wordprocessingDrawing" xmlns:w14="http://schemas.microsoft.com/office/word/2010/wordml" xmlns:w15="http://schemas.microsoft.com/office/word/2012/wordml" mc:Ignorable="w14 wp14 w15">
+  <w:p>
+    <w:pPr>
+      <w:pStyle w:val="Footer"/>
+      <w:pBdr>
+        <w:top w:val="single" w:sz="4" w:space="2" w:color="808080"/>
+      </w:pBdr>
+      <w:spacing w:before="40" w:after="0"/>
+      <w:jc w:val="start"/>
+      <w:rPr/>
+    </w:pPr>
+    <w:r>
+      <w:rPr>
+        <w:rFonts w:ascii="Arial" w:hAnsi="Arial"/>
+        <w:color w:val="555555"/>
+        <w:sz w:val="20"/>
+      </w:rPr>
+      <w:t>Revision 1 — April 2026</w:t>
+    </w:r>
+    <w:r>
+      <w:rPr>
+        <w:rFonts w:ascii="Arial" w:hAnsi="Arial"/>
+      </w:rPr>
+      <w:tab/>
+      <w:tab/>
+    </w:r>
+    <w:r>
+      <w:rPr>
+        <w:rFonts w:ascii="Arial" w:hAnsi="Arial"/>
+        <w:color w:val="555555"/>
+        <w:sz w:val="20"/>
+      </w:rPr>
+      <w:t>10-</w:t>
+    </w:r>
+    <w:r>
+      <w:rPr/>
+      <w:fldChar w:fldCharType="begin"/>
+    </w:r>
+    <w:r>
+      <w:rPr/>
+      <w:instrText xml:space="preserve"> PAGE </w:instrText>
+    </w:r>
+    <w:r>
+      <w:rPr/>
+      <w:fldChar w:fldCharType="separate"/>
+    </w:r>
+    <w:r>
+      <w:rPr/>
+      <w:t>2</w:t>
+    </w:r>
+    <w:r>
+      <w:rPr/>
+      <w:fldChar w:fldCharType="end"/>
+    </w:r>
+  </w:p>
+</w:ftr>
+</file>
+
+<file path=word/footer39.xml><?xml version="1.0" encoding="utf-8"?>
+<w:ftr xmlns:o="urn:schemas-microsoft-com:office:office" xmlns:r="http://schemas.openxmlformats.org/officeDocument/2006/relationships" xmlns:v="urn:schemas-microsoft-com:vml" xmlns:w="http://schemas.openxmlformats.org/wordprocessingml/2006/main" xmlns:w10="urn:schemas-microsoft-com:office:word" xmlns:wp="http://schemas.openxmlformats.org/drawingml/2006/wordprocessingDrawing" xmlns:pic="http://schemas.openxmlformats.org/drawingml/2006/picture" xmlns:wps="http://schemas.microsoft.com/office/word/2010/wordprocessingShape" xmlns:wpg="http://schemas.microsoft.com/office/word/2010/wordprocessingGroup" xmlns:mc="http://schemas.openxmlformats.org/markup-compatibility/2006" xmlns:wp14="http://schemas.microsoft.com/office/word/2010/wordprocessingDrawing" xmlns:w14="http://schemas.microsoft.com/office/word/2010/wordml" xmlns:w15="http://schemas.microsoft.com/office/word/2012/wordml" mc:Ignorable="w14 wp14 w15">
+  <w:p>
+    <w:pPr>
+      <w:pStyle w:val="Footer"/>
+      <w:pBdr>
+        <w:top w:val="single" w:sz="4" w:space="2" w:color="808080"/>
+      </w:pBdr>
+      <w:spacing w:before="40" w:after="0"/>
+      <w:jc w:val="start"/>
+      <w:rPr/>
+    </w:pPr>
+    <w:r>
+      <w:rPr>
+        <w:rFonts w:ascii="Arial" w:hAnsi="Arial"/>
+        <w:color w:val="555555"/>
+        <w:sz w:val="20"/>
+      </w:rPr>
+      <w:t>Revision 1 — April 2026</w:t>
+    </w:r>
+    <w:r>
+      <w:rPr>
+        <w:rFonts w:ascii="Arial" w:hAnsi="Arial"/>
+      </w:rPr>
+      <w:tab/>
+      <w:tab/>
+    </w:r>
+    <w:r>
+      <w:rPr>
+        <w:rFonts w:ascii="Arial" w:hAnsi="Arial"/>
+        <w:color w:val="555555"/>
+        <w:sz w:val="20"/>
+      </w:rPr>
+      <w:t>10-</w:t>
+    </w:r>
+    <w:r>
+      <w:rPr/>
+      <w:fldChar w:fldCharType="begin"/>
+    </w:r>
+    <w:r>
+      <w:rPr/>
+      <w:instrText xml:space="preserve"> PAGE </w:instrText>
+    </w:r>
+    <w:r>
+      <w:rPr/>
+      <w:fldChar w:fldCharType="separate"/>
+    </w:r>
+    <w:r>
+      <w:rPr/>
+      <w:t>2</w:t>
+    </w:r>
+    <w:r>
+      <w:rPr/>
+      <w:fldChar w:fldCharType="end"/>
+    </w:r>
+  </w:p>
+</w:ftr>
+</file>
+
+<file path=word/footer4.xml><?xml version="1.0" encoding="utf-8"?>
+<w:ftr xmlns:o="urn:schemas-microsoft-com:office:office" xmlns:r="http://schemas.openxmlformats.org/officeDocument/2006/relationships" xmlns:v="urn:schemas-microsoft-com:vml" xmlns:w="http://schemas.openxmlformats.org/wordprocessingml/2006/main" xmlns:w10="urn:schemas-microsoft-com:office:word" xmlns:wp="http://schemas.openxmlformats.org/drawingml/2006/wordprocessingDrawing" xmlns:pic="http://schemas.openxmlformats.org/drawingml/2006/picture" xmlns:wps="http://schemas.microsoft.com/office/word/2010/wordprocessingShape" xmlns:wpg="http://schemas.microsoft.com/office/word/2010/wordprocessingGroup" xmlns:mc="http://schemas.openxmlformats.org/markup-compatibility/2006" xmlns:wp14="http://schemas.microsoft.com/office/word/2010/wordprocessingDrawing" xmlns:w14="http://schemas.microsoft.com/office/word/2010/wordml" xmlns:w15="http://schemas.microsoft.com/office/word/2012/wordml" mc:Ignorable="w14 wp14 w15">
+  <w:p>
+    <w:pPr>
+      <w:pStyle w:val="Footer"/>
+      <w:rPr/>
+    </w:pPr>
+    <w:r>
+      <w:rPr/>
+    </w:r>
+  </w:p>
+</w:ftr>
+</file>
+
+<file path=word/footer40.xml><?xml version="1.0" encoding="utf-8"?>
+<w:ftr xmlns:o="urn:schemas-microsoft-com:office:office" xmlns:r="http://schemas.openxmlformats.org/officeDocument/2006/relationships" xmlns:v="urn:schemas-microsoft-com:vml" xmlns:w="http://schemas.openxmlformats.org/wordprocessingml/2006/main" xmlns:w10="urn:schemas-microsoft-com:office:word" xmlns:wp="http://schemas.openxmlformats.org/drawingml/2006/wordprocessingDrawing" xmlns:pic="http://schemas.openxmlformats.org/drawingml/2006/picture" xmlns:wps="http://schemas.microsoft.com/office/word/2010/wordprocessingShape" xmlns:wpg="http://schemas.microsoft.com/office/word/2010/wordprocessingGroup" xmlns:mc="http://schemas.openxmlformats.org/markup-compatibility/2006" xmlns:wp14="http://schemas.microsoft.com/office/word/2010/wordprocessingDrawing" xmlns:w14="http://schemas.microsoft.com/office/word/2010/wordml" xmlns:w15="http://schemas.microsoft.com/office/word/2012/wordml" mc:Ignorable="w14 wp14 w15">
+  <w:p>
+    <w:pPr>
+      <w:pStyle w:val="Footer"/>
+      <w:rPr/>
+    </w:pPr>
+    <w:r>
+      <w:rPr/>
+    </w:r>
+  </w:p>
+</w:ftr>
+</file>
+
+<file path=word/footer41.xml><?xml version="1.0" encoding="utf-8"?>
+<w:ftr xmlns:o="urn:schemas-microsoft-com:office:office" xmlns:r="http://schemas.openxmlformats.org/officeDocument/2006/relationships" xmlns:v="urn:schemas-microsoft-com:vml" xmlns:w="http://schemas.openxmlformats.org/wordprocessingml/2006/main" xmlns:w10="urn:schemas-microsoft-com:office:word" xmlns:wp="http://schemas.openxmlformats.org/drawingml/2006/wordprocessingDrawing" xmlns:pic="http://schemas.openxmlformats.org/drawingml/2006/picture" xmlns:wps="http://schemas.microsoft.com/office/word/2010/wordprocessingShape" xmlns:wpg="http://schemas.microsoft.com/office/word/2010/wordprocessingGroup" xmlns:mc="http://schemas.openxmlformats.org/markup-compatibility/2006" xmlns:wp14="http://schemas.microsoft.com/office/word/2010/wordprocessingDrawing" xmlns:w14="http://schemas.microsoft.com/office/word/2010/wordml" xmlns:w15="http://schemas.microsoft.com/office/word/2012/wordml" mc:Ignorable="w14 wp14 w15">
+  <w:p>
+    <w:pPr>
+      <w:pStyle w:val="Footer"/>
+      <w:pBdr>
+        <w:top w:val="single" w:sz="4" w:space="2" w:color="808080"/>
+      </w:pBdr>
+      <w:spacing w:before="40" w:after="0"/>
+      <w:jc w:val="start"/>
+      <w:rPr/>
+    </w:pPr>
+    <w:r>
+      <w:rPr>
+        <w:rFonts w:ascii="Arial" w:hAnsi="Arial"/>
+        <w:color w:val="555555"/>
+        <w:sz w:val="20"/>
+      </w:rPr>
+      <w:t>Revision 1 — April 2026</w:t>
+    </w:r>
+    <w:r>
+      <w:rPr>
+        <w:rFonts w:ascii="Arial" w:hAnsi="Arial"/>
+      </w:rPr>
+      <w:tab/>
+      <w:tab/>
+    </w:r>
+    <w:r>
+      <w:rPr>
+        <w:rFonts w:ascii="Arial" w:hAnsi="Arial"/>
+        <w:color w:val="555555"/>
+        <w:sz w:val="20"/>
+      </w:rPr>
+      <w:t>11-</w:t>
+    </w:r>
+    <w:r>
+      <w:rPr/>
+      <w:fldChar w:fldCharType="begin"/>
+    </w:r>
+    <w:r>
+      <w:rPr/>
+      <w:instrText xml:space="preserve"> PAGE </w:instrText>
+    </w:r>
+    <w:r>
+      <w:rPr/>
+      <w:fldChar w:fldCharType="separate"/>
+    </w:r>
+    <w:r>
+      <w:rPr/>
+      <w:t>1</w:t>
+    </w:r>
+    <w:r>
+      <w:rPr/>
+      <w:fldChar w:fldCharType="end"/>
+    </w:r>
+  </w:p>
+</w:ftr>
+</file>
+
+<file path=word/footer42.xml><?xml version="1.0" encoding="utf-8"?>
+<w:ftr xmlns:o="urn:schemas-microsoft-com:office:office" xmlns:r="http://schemas.openxmlformats.org/officeDocument/2006/relationships" xmlns:v="urn:schemas-microsoft-com:vml" xmlns:w="http://schemas.openxmlformats.org/wordprocessingml/2006/main" xmlns:w10="urn:schemas-microsoft-com:office:word" xmlns:wp="http://schemas.openxmlformats.org/drawingml/2006/wordprocessingDrawing" xmlns:pic="http://schemas.openxmlformats.org/drawingml/2006/picture" xmlns:wps="http://schemas.microsoft.com/office/word/2010/wordprocessingShape" xmlns:wpg="http://schemas.microsoft.com/office/word/2010/wordprocessingGroup" xmlns:mc="http://schemas.openxmlformats.org/markup-compatibility/2006" xmlns:wp14="http://schemas.microsoft.com/office/word/2010/wordprocessingDrawing" xmlns:w14="http://schemas.microsoft.com/office/word/2010/wordml" xmlns:w15="http://schemas.microsoft.com/office/word/2012/wordml" mc:Ignorable="w14 wp14 w15">
+  <w:p>
+    <w:pPr>
+      <w:pStyle w:val="Footer"/>
+      <w:pBdr>
+        <w:top w:val="single" w:sz="4" w:space="2" w:color="808080"/>
+      </w:pBdr>
+      <w:spacing w:before="40" w:after="0"/>
+      <w:jc w:val="start"/>
+      <w:rPr/>
+    </w:pPr>
+    <w:r>
+      <w:rPr>
+        <w:rFonts w:ascii="Arial" w:hAnsi="Arial"/>
+        <w:color w:val="555555"/>
+        <w:sz w:val="20"/>
+      </w:rPr>
+      <w:t>Revision 1 — April 2026</w:t>
+    </w:r>
+    <w:r>
+      <w:rPr>
+        <w:rFonts w:ascii="Arial" w:hAnsi="Arial"/>
+      </w:rPr>
+      <w:tab/>
+      <w:tab/>
+    </w:r>
+    <w:r>
+      <w:rPr>
+        <w:rFonts w:ascii="Arial" w:hAnsi="Arial"/>
+        <w:color w:val="555555"/>
+        <w:sz w:val="20"/>
+      </w:rPr>
+      <w:t>11-</w:t>
+    </w:r>
+    <w:r>
+      <w:rPr/>
+      <w:fldChar w:fldCharType="begin"/>
+    </w:r>
+    <w:r>
+      <w:rPr/>
+      <w:instrText xml:space="preserve"> PAGE </w:instrText>
+    </w:r>
+    <w:r>
+      <w:rPr/>
+      <w:fldChar w:fldCharType="separate"/>
+    </w:r>
+    <w:r>
+      <w:rPr/>
+      <w:t>1</w:t>
+    </w:r>
+    <w:r>
+      <w:rPr/>
+      <w:fldChar w:fldCharType="end"/>
+    </w:r>
+  </w:p>
+</w:ftr>
+</file>
+
+<file path=word/footer43.xml><?xml version="1.0" encoding="utf-8"?>
+<w:ftr xmlns:o="urn:schemas-microsoft-com:office:office" xmlns:r="http://schemas.openxmlformats.org/officeDocument/2006/relationships" xmlns:v="urn:schemas-microsoft-com:vml" xmlns:w="http://schemas.openxmlformats.org/wordprocessingml/2006/main" xmlns:w10="urn:schemas-microsoft-com:office:word" xmlns:wp="http://schemas.openxmlformats.org/drawingml/2006/wordprocessingDrawing" xmlns:pic="http://schemas.openxmlformats.org/drawingml/2006/picture" xmlns:wps="http://schemas.microsoft.com/office/word/2010/wordprocessingShape" xmlns:wpg="http://schemas.microsoft.com/office/word/2010/wordprocessingGroup" xmlns:mc="http://schemas.openxmlformats.org/markup-compatibility/2006" xmlns:wp14="http://schemas.microsoft.com/office/word/2010/wordprocessingDrawing" xmlns:w14="http://schemas.microsoft.com/office/word/2010/wordml" xmlns:w15="http://schemas.microsoft.com/office/word/2012/wordml" mc:Ignorable="w14 wp14 w15">
+  <w:p>
+    <w:pPr>
+      <w:pStyle w:val="Footer"/>
+      <w:rPr/>
+    </w:pPr>
+    <w:r>
+      <w:rPr/>
+    </w:r>
+  </w:p>
+</w:ftr>
+</file>
+
+<file path=word/footer44.xml><?xml version="1.0" encoding="utf-8"?>
+<w:ftr xmlns:o="urn:schemas-microsoft-com:office:office" xmlns:r="http://schemas.openxmlformats.org/officeDocument/2006/relationships" xmlns:v="urn:schemas-microsoft-com:vml" xmlns:w="http://schemas.openxmlformats.org/wordprocessingml/2006/main" xmlns:w10="urn:schemas-microsoft-com:office:word" xmlns:wp="http://schemas.openxmlformats.org/drawingml/2006/wordprocessingDrawing" xmlns:pic="http://schemas.openxmlformats.org/drawingml/2006/picture" xmlns:wps="http://schemas.microsoft.com/office/word/2010/wordprocessingShape" xmlns:wpg="http://schemas.microsoft.com/office/word/2010/wordprocessingGroup" xmlns:mc="http://schemas.openxmlformats.org/markup-compatibility/2006" xmlns:wp14="http://schemas.microsoft.com/office/word/2010/wordprocessingDrawing" xmlns:w14="http://schemas.microsoft.com/office/word/2010/wordml" xmlns:w15="http://schemas.microsoft.com/office/word/2012/wordml" mc:Ignorable="w14 wp14 w15">
+  <w:p>
+    <w:pPr>
+      <w:pStyle w:val="Footer"/>
+      <w:pBdr>
+        <w:top w:val="single" w:sz="4" w:space="2" w:color="808080"/>
+      </w:pBdr>
+      <w:spacing w:before="40" w:after="0"/>
+      <w:jc w:val="start"/>
+      <w:rPr/>
+    </w:pPr>
+    <w:r>
+      <w:rPr>
+        <w:rFonts w:ascii="Arial" w:hAnsi="Arial"/>
+        <w:color w:val="555555"/>
+        <w:sz w:val="20"/>
+      </w:rPr>
+      <w:t>Revision 1 — April 2026</w:t>
+    </w:r>
+    <w:r>
+      <w:rPr>
+        <w:rFonts w:ascii="Arial" w:hAnsi="Arial"/>
+      </w:rPr>
+      <w:tab/>
+      <w:tab/>
+    </w:r>
+    <w:r>
+      <w:rPr>
+        <w:rFonts w:ascii="Arial" w:hAnsi="Arial"/>
+        <w:color w:val="555555"/>
+        <w:sz w:val="20"/>
+      </w:rPr>
+      <w:t>12-</w:t>
+    </w:r>
+    <w:r>
+      <w:rPr/>
+      <w:fldChar w:fldCharType="begin"/>
+    </w:r>
+    <w:r>
+      <w:rPr/>
+      <w:instrText xml:space="preserve"> PAGE </w:instrText>
+    </w:r>
+    <w:r>
+      <w:rPr/>
+      <w:fldChar w:fldCharType="separate"/>
+    </w:r>
+    <w:r>
+      <w:rPr/>
+      <w:t>1</w:t>
+    </w:r>
+    <w:r>
+      <w:rPr/>
+      <w:fldChar w:fldCharType="end"/>
+    </w:r>
+  </w:p>
+</w:ftr>
+</file>
+
+<file path=word/footer45.xml><?xml version="1.0" encoding="utf-8"?>
+<w:ftr xmlns:o="urn:schemas-microsoft-com:office:office" xmlns:r="http://schemas.openxmlformats.org/officeDocument/2006/relationships" xmlns:v="urn:schemas-microsoft-com:vml" xmlns:w="http://schemas.openxmlformats.org/wordprocessingml/2006/main" xmlns:w10="urn:schemas-microsoft-com:office:word" xmlns:wp="http://schemas.openxmlformats.org/drawingml/2006/wordprocessingDrawing" xmlns:pic="http://schemas.openxmlformats.org/drawingml/2006/picture" xmlns:wps="http://schemas.microsoft.com/office/word/2010/wordprocessingShape" xmlns:wpg="http://schemas.microsoft.com/office/word/2010/wordprocessingGroup" xmlns:mc="http://schemas.openxmlformats.org/markup-compatibility/2006" xmlns:wp14="http://schemas.microsoft.com/office/word/2010/wordprocessingDrawing" xmlns:w14="http://schemas.microsoft.com/office/word/2010/wordml" xmlns:w15="http://schemas.microsoft.com/office/word/2012/wordml" mc:Ignorable="w14 wp14 w15">
+  <w:p>
+    <w:pPr>
+      <w:pStyle w:val="Footer"/>
+      <w:pBdr>
+        <w:top w:val="single" w:sz="4" w:space="2" w:color="808080"/>
+      </w:pBdr>
+      <w:spacing w:before="40" w:after="0"/>
+      <w:jc w:val="start"/>
+      <w:rPr/>
+    </w:pPr>
+    <w:r>
+      <w:rPr>
+        <w:rFonts w:ascii="Arial" w:hAnsi="Arial"/>
+        <w:color w:val="555555"/>
+        <w:sz w:val="20"/>
+      </w:rPr>
+      <w:t>Revision 1 — April 2026</w:t>
+    </w:r>
+    <w:r>
+      <w:rPr>
+        <w:rFonts w:ascii="Arial" w:hAnsi="Arial"/>
+      </w:rPr>
+      <w:tab/>
+      <w:tab/>
+    </w:r>
+    <w:r>
+      <w:rPr>
+        <w:rFonts w:ascii="Arial" w:hAnsi="Arial"/>
+        <w:color w:val="555555"/>
+        <w:sz w:val="20"/>
+      </w:rPr>
+      <w:t>12-</w:t>
+    </w:r>
+    <w:r>
+      <w:rPr/>
+      <w:fldChar w:fldCharType="begin"/>
+    </w:r>
+    <w:r>
+      <w:rPr/>
+      <w:instrText xml:space="preserve"> PAGE </w:instrText>
+    </w:r>
+    <w:r>
+      <w:rPr/>
+      <w:fldChar w:fldCharType="separate"/>
+    </w:r>
+    <w:r>
+      <w:rPr/>
+      <w:t>1</w:t>
+    </w:r>
+    <w:r>
+      <w:rPr/>
+      <w:fldChar w:fldCharType="end"/>
+    </w:r>
+  </w:p>
+</w:ftr>
+</file>
+
+<file path=word/footer46.xml><?xml version="1.0" encoding="utf-8"?>
+<w:ftr xmlns:o="urn:schemas-microsoft-com:office:office" xmlns:r="http://schemas.openxmlformats.org/officeDocument/2006/relationships" xmlns:v="urn:schemas-microsoft-com:vml" xmlns:w="http://schemas.openxmlformats.org/wordprocessingml/2006/main" xmlns:w10="urn:schemas-microsoft-com:office:word" xmlns:wp="http://schemas.openxmlformats.org/drawingml/2006/wordprocessingDrawing" xmlns:pic="http://schemas.openxmlformats.org/drawingml/2006/picture" xmlns:wps="http://schemas.microsoft.com/office/word/2010/wordprocessingShape" xmlns:wpg="http://schemas.microsoft.com/office/word/2010/wordprocessingGroup" xmlns:mc="http://schemas.openxmlformats.org/markup-compatibility/2006" xmlns:wp14="http://schemas.microsoft.com/office/word/2010/wordprocessingDrawing" xmlns:w14="http://schemas.microsoft.com/office/word/2010/wordml" xmlns:w15="http://schemas.microsoft.com/office/word/2012/wordml" mc:Ignorable="w14 wp14 w15">
+  <w:p>
+    <w:pPr>
+      <w:pStyle w:val="Footer"/>
+      <w:rPr/>
+    </w:pPr>
+    <w:r>
+      <w:rPr/>
+    </w:r>
+  </w:p>
+</w:ftr>
+</file>
+
+<file path=word/footer47.xml><?xml version="1.0" encoding="utf-8"?>
+<w:ftr xmlns:o="urn:schemas-microsoft-com:office:office" xmlns:r="http://schemas.openxmlformats.org/officeDocument/2006/relationships" xmlns:v="urn:schemas-microsoft-com:vml" xmlns:w="http://schemas.openxmlformats.org/wordprocessingml/2006/main" xmlns:w10="urn:schemas-microsoft-com:office:word" xmlns:wp="http://schemas.openxmlformats.org/drawingml/2006/wordprocessingDrawing" xmlns:pic="http://schemas.openxmlformats.org/drawingml/2006/picture" xmlns:wps="http://schemas.microsoft.com/office/word/2010/wordprocessingShape" xmlns:wpg="http://schemas.microsoft.com/office/word/2010/wordprocessingGroup" xmlns:mc="http://schemas.openxmlformats.org/markup-compatibility/2006" xmlns:wp14="http://schemas.microsoft.com/office/word/2010/wordprocessingDrawing" xmlns:w14="http://schemas.microsoft.com/office/word/2010/wordml" xmlns:w15="http://schemas.microsoft.com/office/word/2012/wordml" mc:Ignorable="w14 wp14 w15">
+  <w:p>
+    <w:pPr>
+      <w:pStyle w:val="Footer"/>
+      <w:pBdr>
+        <w:top w:val="single" w:sz="4" w:space="2" w:color="808080"/>
+      </w:pBdr>
+      <w:spacing w:before="40" w:after="0"/>
+      <w:jc w:val="start"/>
+      <w:rPr/>
+    </w:pPr>
+    <w:r>
+      <w:rPr>
+        <w:rFonts w:ascii="Arial" w:hAnsi="Arial"/>
+        <w:color w:val="555555"/>
+        <w:sz w:val="20"/>
+      </w:rPr>
+      <w:t>Revision 1 — April 2026</w:t>
+    </w:r>
+    <w:r>
+      <w:rPr>
+        <w:rFonts w:ascii="Arial" w:hAnsi="Arial"/>
+      </w:rPr>
+      <w:tab/>
+      <w:tab/>
+    </w:r>
+    <w:r>
+      <w:rPr>
+        <w:rFonts w:ascii="Arial" w:hAnsi="Arial"/>
+        <w:color w:val="555555"/>
+        <w:sz w:val="20"/>
+      </w:rPr>
+      <w:t>13-</w:t>
+    </w:r>
+    <w:r>
+      <w:rPr/>
+      <w:fldChar w:fldCharType="begin"/>
+    </w:r>
+    <w:r>
+      <w:rPr/>
+      <w:instrText xml:space="preserve"> PAGE </w:instrText>
+    </w:r>
+    <w:r>
+      <w:rPr/>
+      <w:fldChar w:fldCharType="separate"/>
+    </w:r>
+    <w:r>
+      <w:rPr/>
+      <w:t>2</w:t>
+    </w:r>
+    <w:r>
+      <w:rPr/>
+      <w:fldChar w:fldCharType="end"/>
+    </w:r>
+  </w:p>
+</w:ftr>
+</file>
+
+<file path=word/footer48.xml><?xml version="1.0" encoding="utf-8"?>
+<w:ftr xmlns:o="urn:schemas-microsoft-com:office:office" xmlns:r="http://schemas.openxmlformats.org/officeDocument/2006/relationships" xmlns:v="urn:schemas-microsoft-com:vml" xmlns:w="http://schemas.openxmlformats.org/wordprocessingml/2006/main" xmlns:w10="urn:schemas-microsoft-com:office:word" xmlns:wp="http://schemas.openxmlformats.org/drawingml/2006/wordprocessingDrawing" xmlns:pic="http://schemas.openxmlformats.org/drawingml/2006/picture" xmlns:wps="http://schemas.microsoft.com/office/word/2010/wordprocessingShape" xmlns:wpg="http://schemas.microsoft.com/office/word/2010/wordprocessingGroup" xmlns:mc="http://schemas.openxmlformats.org/markup-compatibility/2006" xmlns:wp14="http://schemas.microsoft.com/office/word/2010/wordprocessingDrawing" xmlns:w14="http://schemas.microsoft.com/office/word/2010/wordml" xmlns:w15="http://schemas.microsoft.com/office/word/2012/wordml" mc:Ignorable="w14 wp14 w15">
+  <w:p>
+    <w:pPr>
+      <w:pStyle w:val="Footer"/>
+      <w:pBdr>
+        <w:top w:val="single" w:sz="4" w:space="2" w:color="808080"/>
+      </w:pBdr>
+      <w:spacing w:before="40" w:after="0"/>
+      <w:jc w:val="start"/>
+      <w:rPr/>
+    </w:pPr>
+    <w:r>
+      <w:rPr>
+        <w:rFonts w:ascii="Arial" w:hAnsi="Arial"/>
+        <w:color w:val="555555"/>
+        <w:sz w:val="20"/>
+      </w:rPr>
+      <w:t>Revision 1 — April 2026</w:t>
+    </w:r>
+    <w:r>
+      <w:rPr>
+        <w:rFonts w:ascii="Arial" w:hAnsi="Arial"/>
+      </w:rPr>
+      <w:tab/>
+      <w:tab/>
+    </w:r>
+    <w:r>
+      <w:rPr>
+        <w:rFonts w:ascii="Arial" w:hAnsi="Arial"/>
+        <w:color w:val="555555"/>
+        <w:sz w:val="20"/>
+      </w:rPr>
+      <w:t>13-</w:t>
+    </w:r>
+    <w:r>
+      <w:rPr/>
+      <w:fldChar w:fldCharType="begin"/>
+    </w:r>
+    <w:r>
+      <w:rPr/>
+      <w:instrText xml:space="preserve"> PAGE </w:instrText>
+    </w:r>
+    <w:r>
+      <w:rPr/>
+      <w:fldChar w:fldCharType="separate"/>
+    </w:r>
+    <w:r>
+      <w:rPr/>
+      <w:t>2</w:t>
+    </w:r>
+    <w:r>
+      <w:rPr/>
+      <w:fldChar w:fldCharType="end"/>
+    </w:r>
+  </w:p>
+</w:ftr>
+</file>
+
+<file path=word/footer49.xml><?xml version="1.0" encoding="utf-8"?>
+<w:ftr xmlns:o="urn:schemas-microsoft-com:office:office" xmlns:r="http://schemas.openxmlformats.org/officeDocument/2006/relationships" xmlns:v="urn:schemas-microsoft-com:vml" xmlns:w="http://schemas.openxmlformats.org/wordprocessingml/2006/main" xmlns:w10="urn:schemas-microsoft-com:office:word" xmlns:wp="http://schemas.openxmlformats.org/drawingml/2006/wordprocessingDrawing" xmlns:pic="http://schemas.openxmlformats.org/drawingml/2006/picture" xmlns:wps="http://schemas.microsoft.com/office/word/2010/wordprocessingShape" xmlns:wpg="http://schemas.microsoft.com/office/word/2010/wordprocessingGroup" xmlns:mc="http://schemas.openxmlformats.org/markup-compatibility/2006" xmlns:wp14="http://schemas.microsoft.com/office/word/2010/wordprocessingDrawing" xmlns:w14="http://schemas.microsoft.com/office/word/2010/wordml" xmlns:w15="http://schemas.microsoft.com/office/word/2012/wordml" mc:Ignorable="w14 wp14 w15">
+  <w:p>
+    <w:pPr>
+      <w:pStyle w:val="Footer"/>
+      <w:rPr/>
+    </w:pPr>
+    <w:r>
+      <w:rPr/>
+    </w:r>
+  </w:p>
+</w:ftr>
+</file>
+
+<file path=word/footer5.xml><?xml version="1.0" encoding="utf-8"?>
+<w:ftr xmlns:o="urn:schemas-microsoft-com:office:office" xmlns:r="http://schemas.openxmlformats.org/officeDocument/2006/relationships" xmlns:v="urn:schemas-microsoft-com:vml" xmlns:w="http://schemas.openxmlformats.org/wordprocessingml/2006/main" xmlns:w10="urn:schemas-microsoft-com:office:word" xmlns:wp="http://schemas.openxmlformats.org/drawingml/2006/wordprocessingDrawing" xmlns:pic="http://schemas.openxmlformats.org/drawingml/2006/picture" xmlns:wps="http://schemas.microsoft.com/office/word/2010/wordprocessingShape" xmlns:wpg="http://schemas.microsoft.com/office/word/2010/wordprocessingGroup" xmlns:mc="http://schemas.openxmlformats.org/markup-compatibility/2006" xmlns:wp14="http://schemas.microsoft.com/office/word/2010/wordprocessingDrawing" xmlns:w14="http://schemas.microsoft.com/office/word/2010/wordml" xmlns:w15="http://schemas.microsoft.com/office/word/2012/wordml" mc:Ignorable="w14 wp14 w15">
+  <w:p>
+    <w:pPr>
+      <w:pStyle w:val="Footer"/>
+      <w:pBdr>
+        <w:top w:val="single" w:sz="4" w:space="2" w:color="808080"/>
+      </w:pBdr>
+      <w:spacing w:before="40" w:after="0"/>
+      <w:jc w:val="start"/>
+      <w:rPr/>
+    </w:pPr>
+    <w:r>
+      <w:rPr>
+        <w:rFonts w:ascii="Arial" w:hAnsi="Arial"/>
+        <w:color w:val="555555"/>
+        <w:sz w:val="20"/>
+      </w:rPr>
+      <w:t>Revision 1 — April 2026</w:t>
+    </w:r>
+    <w:r>
+      <w:rPr>
+        <w:rFonts w:ascii="Arial" w:hAnsi="Arial"/>
+      </w:rPr>
+      <w:tab/>
+      <w:tab/>
+    </w:r>
+    <w:r>
+      <w:rPr/>
+      <w:fldChar w:fldCharType="begin"/>
+    </w:r>
+    <w:r>
+      <w:rPr/>
+      <w:instrText xml:space="preserve"> PAGE </w:instrText>
+    </w:r>
+    <w:r>
+      <w:rPr/>
+      <w:fldChar w:fldCharType="separate"/>
+    </w:r>
+    <w:r>
+      <w:rPr/>
+      <w:t>i</w:t>
+    </w:r>
+    <w:r>
+      <w:rPr/>
+      <w:fldChar w:fldCharType="end"/>
+    </w:r>
+  </w:p>
+</w:ftr>
+</file>
+
+<file path=word/footer50.xml><?xml version="1.0" encoding="utf-8"?>
+<w:ftr xmlns:o="urn:schemas-microsoft-com:office:office" xmlns:r="http://schemas.openxmlformats.org/officeDocument/2006/relationships" xmlns:v="urn:schemas-microsoft-com:vml" xmlns:w="http://schemas.openxmlformats.org/wordprocessingml/2006/main" xmlns:w10="urn:schemas-microsoft-com:office:word" xmlns:wp="http://schemas.openxmlformats.org/drawingml/2006/wordprocessingDrawing" xmlns:pic="http://schemas.openxmlformats.org/drawingml/2006/picture" xmlns:wps="http://schemas.microsoft.com/office/word/2010/wordprocessingShape" xmlns:wpg="http://schemas.microsoft.com/office/word/2010/wordprocessingGroup" xmlns:mc="http://schemas.openxmlformats.org/markup-compatibility/2006" xmlns:wp14="http://schemas.microsoft.com/office/word/2010/wordprocessingDrawing" xmlns:w14="http://schemas.microsoft.com/office/word/2010/wordml" xmlns:w15="http://schemas.microsoft.com/office/word/2012/wordml" mc:Ignorable="w14 wp14 w15">
+  <w:p>
+    <w:pPr>
+      <w:pStyle w:val="Footer"/>
+      <w:pBdr>
+        <w:top w:val="single" w:sz="4" w:space="2" w:color="808080"/>
+      </w:pBdr>
+      <w:spacing w:before="40" w:after="0"/>
+      <w:jc w:val="start"/>
+      <w:rPr/>
+    </w:pPr>
+    <w:r>
+      <w:rPr>
+        <w:rFonts w:ascii="Arial" w:hAnsi="Arial"/>
+        <w:color w:val="555555"/>
+        <w:sz w:val="20"/>
+      </w:rPr>
+      <w:t>Revision 1 — April 2026</w:t>
+    </w:r>
+    <w:r>
+      <w:rPr>
+        <w:rFonts w:ascii="Arial" w:hAnsi="Arial"/>
+      </w:rPr>
+      <w:tab/>
+      <w:tab/>
+    </w:r>
+    <w:r>
+      <w:rPr>
+        <w:rFonts w:ascii="Arial" w:hAnsi="Arial"/>
+        <w:color w:val="555555"/>
+        <w:sz w:val="20"/>
+      </w:rPr>
+      <w:t>14-</w:t>
+    </w:r>
+    <w:r>
+      <w:rPr/>
+      <w:fldChar w:fldCharType="begin"/>
+    </w:r>
+    <w:r>
+      <w:rPr/>
+      <w:instrText xml:space="preserve"> PAGE </w:instrText>
+    </w:r>
+    <w:r>
+      <w:rPr/>
+      <w:fldChar w:fldCharType="separate"/>
+    </w:r>
+    <w:r>
+      <w:rPr/>
+      <w:t>2</w:t>
+    </w:r>
+    <w:r>
+      <w:rPr/>
+      <w:fldChar w:fldCharType="end"/>
+    </w:r>
+  </w:p>
+</w:ftr>
+</file>
+
+<file path=word/footer51.xml><?xml version="1.0" encoding="utf-8"?>
+<w:ftr xmlns:o="urn:schemas-microsoft-com:office:office" xmlns:r="http://schemas.openxmlformats.org/officeDocument/2006/relationships" xmlns:v="urn:schemas-microsoft-com:vml" xmlns:w="http://schemas.openxmlformats.org/wordprocessingml/2006/main" xmlns:w10="urn:schemas-microsoft-com:office:word" xmlns:wp="http://schemas.openxmlformats.org/drawingml/2006/wordprocessingDrawing" xmlns:pic="http://schemas.openxmlformats.org/drawingml/2006/picture" xmlns:wps="http://schemas.microsoft.com/office/word/2010/wordprocessingShape" xmlns:wpg="http://schemas.microsoft.com/office/word/2010/wordprocessingGroup" xmlns:mc="http://schemas.openxmlformats.org/markup-compatibility/2006" xmlns:wp14="http://schemas.microsoft.com/office/word/2010/wordprocessingDrawing" xmlns:w14="http://schemas.microsoft.com/office/word/2010/wordml" xmlns:w15="http://schemas.microsoft.com/office/word/2012/wordml" mc:Ignorable="w14 wp14 w15">
+  <w:p>
+    <w:pPr>
+      <w:pStyle w:val="Footer"/>
+      <w:pBdr>
+        <w:top w:val="single" w:sz="4" w:space="2" w:color="808080"/>
+      </w:pBdr>
+      <w:spacing w:before="40" w:after="0"/>
+      <w:jc w:val="start"/>
+      <w:rPr/>
+    </w:pPr>
+    <w:r>
+      <w:rPr>
+        <w:rFonts w:ascii="Arial" w:hAnsi="Arial"/>
+        <w:color w:val="555555"/>
+        <w:sz w:val="20"/>
+      </w:rPr>
+      <w:t>Revision 1 — April 2026</w:t>
+    </w:r>
+    <w:r>
+      <w:rPr>
+        <w:rFonts w:ascii="Arial" w:hAnsi="Arial"/>
+      </w:rPr>
+      <w:tab/>
+      <w:tab/>
+    </w:r>
+    <w:r>
+      <w:rPr>
+        <w:rFonts w:ascii="Arial" w:hAnsi="Arial"/>
+        <w:color w:val="555555"/>
+        <w:sz w:val="20"/>
+      </w:rPr>
+      <w:t>14-</w:t>
+    </w:r>
+    <w:r>
+      <w:rPr/>
+      <w:fldChar w:fldCharType="begin"/>
+    </w:r>
+    <w:r>
+      <w:rPr/>
+      <w:instrText xml:space="preserve"> PAGE </w:instrText>
+    </w:r>
+    <w:r>
+      <w:rPr/>
+      <w:fldChar w:fldCharType="separate"/>
+    </w:r>
+    <w:r>
+      <w:rPr/>
+      <w:t>2</w:t>
+    </w:r>
+    <w:r>
+      <w:rPr/>
+      <w:fldChar w:fldCharType="end"/>
+    </w:r>
+  </w:p>
+</w:ftr>
+</file>
+
+<file path=word/footer52.xml><?xml version="1.0" encoding="utf-8"?>
+<w:ftr xmlns:o="urn:schemas-microsoft-com:office:office" xmlns:r="http://schemas.openxmlformats.org/officeDocument/2006/relationships" xmlns:v="urn:schemas-microsoft-com:vml" xmlns:w="http://schemas.openxmlformats.org/wordprocessingml/2006/main" xmlns:w10="urn:schemas-microsoft-com:office:word" xmlns:wp="http://schemas.openxmlformats.org/drawingml/2006/wordprocessingDrawing" xmlns:pic="http://schemas.openxmlformats.org/drawingml/2006/picture" xmlns:wps="http://schemas.microsoft.com/office/word/2010/wordprocessingShape" xmlns:wpg="http://schemas.microsoft.com/office/word/2010/wordprocessingGroup" xmlns:mc="http://schemas.openxmlformats.org/markup-compatibility/2006" xmlns:wp14="http://schemas.microsoft.com/office/word/2010/wordprocessingDrawing" xmlns:w14="http://schemas.microsoft.com/office/word/2010/wordml" xmlns:w15="http://schemas.microsoft.com/office/word/2012/wordml" mc:Ignorable="w14 wp14 w15">
+  <w:p>
+    <w:pPr>
+      <w:pStyle w:val="Footer"/>
+      <w:rPr/>
+    </w:pPr>
+    <w:r>
+      <w:rPr/>
+    </w:r>
+  </w:p>
+</w:ftr>
+</file>
+
+<file path=word/footer53.xml><?xml version="1.0" encoding="utf-8"?>
+<w:ftr xmlns:o="urn:schemas-microsoft-com:office:office" xmlns:r="http://schemas.openxmlformats.org/officeDocument/2006/relationships" xmlns:v="urn:schemas-microsoft-com:vml" xmlns:w="http://schemas.openxmlformats.org/wordprocessingml/2006/main" xmlns:w10="urn:schemas-microsoft-com:office:word" xmlns:wp="http://schemas.openxmlformats.org/drawingml/2006/wordprocessingDrawing" xmlns:pic="http://schemas.openxmlformats.org/drawingml/2006/picture" xmlns:wps="http://schemas.microsoft.com/office/word/2010/wordprocessingShape" xmlns:wpg="http://schemas.microsoft.com/office/word/2010/wordprocessingGroup" xmlns:mc="http://schemas.openxmlformats.org/markup-compatibility/2006" xmlns:wp14="http://schemas.microsoft.com/office/word/2010/wordprocessingDrawing" xmlns:w14="http://schemas.microsoft.com/office/word/2010/wordml" xmlns:w15="http://schemas.microsoft.com/office/word/2012/wordml" mc:Ignorable="w14 wp14 w15">
+  <w:p>
+    <w:pPr>
+      <w:pStyle w:val="Footer"/>
+      <w:pBdr>
+        <w:top w:val="single" w:sz="4" w:space="2" w:color="808080"/>
+      </w:pBdr>
+      <w:spacing w:before="40" w:after="0"/>
+      <w:jc w:val="start"/>
+      <w:rPr/>
+    </w:pPr>
+    <w:r/>
+  </w:p>
+</w:ftr>
+</file>
+
+<file path=word/footer54.xml><?xml version="1.0" encoding="utf-8"?>
+<w:ftr xmlns:o="urn:schemas-microsoft-com:office:office" xmlns:r="http://schemas.openxmlformats.org/officeDocument/2006/relationships" xmlns:v="urn:schemas-microsoft-com:vml" xmlns:w="http://schemas.openxmlformats.org/wordprocessingml/2006/main" xmlns:w10="urn:schemas-microsoft-com:office:word" xmlns:wp="http://schemas.openxmlformats.org/drawingml/2006/wordprocessingDrawing" xmlns:pic="http://schemas.openxmlformats.org/drawingml/2006/picture" xmlns:wps="http://schemas.microsoft.com/office/word/2010/wordprocessingShape" xmlns:wpg="http://schemas.microsoft.com/office/word/2010/wordprocessingGroup" xmlns:mc="http://schemas.openxmlformats.org/markup-compatibility/2006" xmlns:wp14="http://schemas.microsoft.com/office/word/2010/wordprocessingDrawing" xmlns:w14="http://schemas.microsoft.com/office/word/2010/wordml" xmlns:w15="http://schemas.microsoft.com/office/word/2012/wordml" mc:Ignorable="w14 wp14 w15">
+  <w:p>
+    <w:pPr>
+      <w:pStyle w:val="Footer"/>
+      <w:pBdr>
+        <w:top w:val="single" w:sz="4" w:space="2" w:color="808080"/>
+      </w:pBdr>
+      <w:spacing w:before="40" w:after="0"/>
+      <w:jc w:val="start"/>
+      <w:rPr/>
+    </w:pPr>
+    <w:r>
+      <w:rPr>
+        <w:rFonts w:ascii="Arial" w:hAnsi="Arial"/>
+        <w:color w:val="555555"/>
+        <w:sz w:val="20"/>
+      </w:rPr>
+      <w:t>Revision 1 — April 2026</w:t>
+    </w:r>
+  </w:p>
+</w:ftr>
+</file>
+
+<file path=word/footer55.xml><?xml version="1.0" encoding="utf-8"?>
 <w:ftr xmlns:m="http://schemas.openxmlformats.org/officeDocument/2006/math" xmlns:mc="http://schemas.openxmlformats.org/markup-compatibility/2006" xmlns:mo="http://schemas.microsoft.com/office/mac/office/2008/main" xmlns:mv="urn:schemas-microsoft-com:mac:vml" xmlns:o="urn:schemas-microsoft-com:office:office" xmlns:r="http://schemas.openxmlformats.org/officeDocument/2006/relationships" xmlns:v="urn:schemas-microsoft-com:vml" xmlns:w10="urn:schemas-microsoft-com:office:word" xmlns:w14="http://schemas.microsoft.com/office/word/2010/wordml" xmlns:w="http://schemas.openxmlformats.org/wordprocessingml/2006/main" xmlns:wne="http://schemas.microsoft.com/office/word/2006/wordml" xmlns:wp14="http://schemas.microsoft.com/office/word/2010/wordprocessingDrawing" xmlns:wp="http://schemas.openxmlformats.org/drawingml/2006/wordprocessingDrawing" xmlns:wpc="http://schemas.microsoft.com/office/word/2010/wordprocessingCanvas" xmlns:wpg="http://schemas.microsoft.com/office/word/2010/wordprocessingGroup" xmlns:wpi="http://schemas.microsoft.com/office/word/2010/wordprocessingInk" xmlns:wps="http://schemas.microsoft.com/office/word/2010/wordprocessingShape" mc:Ignorable="w14 wp14">
   <w:p>
     <w:pPr>
@@ -24037,7 +23972,7 @@
 </w:ftr>
 </file>
 
-<file path=word/footer73.xml><?xml version="1.0" encoding="utf-8"?>
+<file path=word/footer56.xml><?xml version="1.0" encoding="utf-8"?>
 <w:ftr xmlns:m="http://schemas.openxmlformats.org/officeDocument/2006/math" xmlns:mc="http://schemas.openxmlformats.org/markup-compatibility/2006" xmlns:mo="http://schemas.microsoft.com/office/mac/office/2008/main" xmlns:mv="urn:schemas-microsoft-com:mac:vml" xmlns:o="urn:schemas-microsoft-com:office:office" xmlns:r="http://schemas.openxmlformats.org/officeDocument/2006/relationships" xmlns:v="urn:schemas-microsoft-com:vml" xmlns:w10="urn:schemas-microsoft-com:office:word" xmlns:w14="http://schemas.microsoft.com/office/word/2010/wordml" xmlns:w="http://schemas.openxmlformats.org/wordprocessingml/2006/main" xmlns:wne="http://schemas.microsoft.com/office/word/2006/wordml" xmlns:wp14="http://schemas.microsoft.com/office/word/2010/wordprocessingDrawing" xmlns:wp="http://schemas.openxmlformats.org/drawingml/2006/wordprocessingDrawing" xmlns:wpc="http://schemas.microsoft.com/office/word/2010/wordprocessingCanvas" xmlns:wpg="http://schemas.microsoft.com/office/word/2010/wordprocessingGroup" xmlns:wpi="http://schemas.microsoft.com/office/word/2010/wordprocessingInk" xmlns:wps="http://schemas.microsoft.com/office/word/2010/wordprocessingShape" mc:Ignorable="w14 wp14">
   <w:p>
     <w:pPr>
@@ -24088,7 +24023,7 @@
 </w:ftr>
 </file>
 
-<file path=word/footer74.xml><?xml version="1.0" encoding="utf-8"?>
+<file path=word/footer57.xml><?xml version="1.0" encoding="utf-8"?>
 <w:ftr xmlns:m="http://schemas.openxmlformats.org/officeDocument/2006/math" xmlns:mc="http://schemas.openxmlformats.org/markup-compatibility/2006" xmlns:mo="http://schemas.microsoft.com/office/mac/office/2008/main" xmlns:mv="urn:schemas-microsoft-com:mac:vml" xmlns:o="urn:schemas-microsoft-com:office:office" xmlns:r="http://schemas.openxmlformats.org/officeDocument/2006/relationships" xmlns:v="urn:schemas-microsoft-com:vml" xmlns:w10="urn:schemas-microsoft-com:office:word" xmlns:w14="http://schemas.microsoft.com/office/word/2010/wordml" xmlns:w="http://schemas.openxmlformats.org/wordprocessingml/2006/main" xmlns:wne="http://schemas.microsoft.com/office/word/2006/wordml" xmlns:wp14="http://schemas.microsoft.com/office/word/2010/wordprocessingDrawing" xmlns:wp="http://schemas.openxmlformats.org/drawingml/2006/wordprocessingDrawing" xmlns:wpc="http://schemas.microsoft.com/office/word/2010/wordprocessingCanvas" xmlns:wpg="http://schemas.microsoft.com/office/word/2010/wordprocessingGroup" xmlns:wpi="http://schemas.microsoft.com/office/word/2010/wordprocessingInk" xmlns:wps="http://schemas.microsoft.com/office/word/2010/wordprocessingShape" mc:Ignorable="w14 wp14">
   <w:p>
     <w:pPr>
@@ -24139,7 +24074,7 @@
 </w:ftr>
 </file>
 
-<file path=word/footer75.xml><?xml version="1.0" encoding="utf-8"?>
+<file path=word/footer58.xml><?xml version="1.0" encoding="utf-8"?>
 <w:ftr xmlns:m="http://schemas.openxmlformats.org/officeDocument/2006/math" xmlns:mc="http://schemas.openxmlformats.org/markup-compatibility/2006" xmlns:mo="http://schemas.microsoft.com/office/mac/office/2008/main" xmlns:mv="urn:schemas-microsoft-com:mac:vml" xmlns:o="urn:schemas-microsoft-com:office:office" xmlns:r="http://schemas.openxmlformats.org/officeDocument/2006/relationships" xmlns:v="urn:schemas-microsoft-com:vml" xmlns:w10="urn:schemas-microsoft-com:office:word" xmlns:w14="http://schemas.microsoft.com/office/word/2010/wordml" xmlns:w="http://schemas.openxmlformats.org/wordprocessingml/2006/main" xmlns:wne="http://schemas.microsoft.com/office/word/2006/wordml" xmlns:wp14="http://schemas.microsoft.com/office/word/2010/wordprocessingDrawing" xmlns:wp="http://schemas.openxmlformats.org/drawingml/2006/wordprocessingDrawing" xmlns:wpc="http://schemas.microsoft.com/office/word/2010/wordprocessingCanvas" xmlns:wpg="http://schemas.microsoft.com/office/word/2010/wordprocessingGroup" xmlns:wpi="http://schemas.microsoft.com/office/word/2010/wordprocessingInk" xmlns:wps="http://schemas.microsoft.com/office/word/2010/wordprocessingShape" mc:Ignorable="w14 wp14">
   <w:p>
     <w:pPr>
@@ -24190,7 +24125,7 @@
 </w:ftr>
 </file>
 
-<file path=word/footer76.xml><?xml version="1.0" encoding="utf-8"?>
+<file path=word/footer59.xml><?xml version="1.0" encoding="utf-8"?>
 <w:ftr xmlns:m="http://schemas.openxmlformats.org/officeDocument/2006/math" xmlns:mc="http://schemas.openxmlformats.org/markup-compatibility/2006" xmlns:mo="http://schemas.microsoft.com/office/mac/office/2008/main" xmlns:mv="urn:schemas-microsoft-com:mac:vml" xmlns:o="urn:schemas-microsoft-com:office:office" xmlns:r="http://schemas.openxmlformats.org/officeDocument/2006/relationships" xmlns:v="urn:schemas-microsoft-com:vml" xmlns:w10="urn:schemas-microsoft-com:office:word" xmlns:w14="http://schemas.microsoft.com/office/word/2010/wordml" xmlns:w="http://schemas.openxmlformats.org/wordprocessingml/2006/main" xmlns:wne="http://schemas.microsoft.com/office/word/2006/wordml" xmlns:wp14="http://schemas.microsoft.com/office/word/2010/wordprocessingDrawing" xmlns:wp="http://schemas.openxmlformats.org/drawingml/2006/wordprocessingDrawing" xmlns:wpc="http://schemas.microsoft.com/office/word/2010/wordprocessingCanvas" xmlns:wpg="http://schemas.microsoft.com/office/word/2010/wordprocessingGroup" xmlns:wpi="http://schemas.microsoft.com/office/word/2010/wordprocessingInk" xmlns:wps="http://schemas.microsoft.com/office/word/2010/wordprocessingShape" mc:Ignorable="w14 wp14">
   <w:p>
     <w:pPr>
@@ -24241,7 +24176,58 @@
 </w:ftr>
 </file>
 
-<file path=word/footer77.xml><?xml version="1.0" encoding="utf-8"?>
+<file path=word/footer6.xml><?xml version="1.0" encoding="utf-8"?>
+<w:ftr xmlns:o="urn:schemas-microsoft-com:office:office" xmlns:r="http://schemas.openxmlformats.org/officeDocument/2006/relationships" xmlns:v="urn:schemas-microsoft-com:vml" xmlns:w="http://schemas.openxmlformats.org/wordprocessingml/2006/main" xmlns:w10="urn:schemas-microsoft-com:office:word" xmlns:wp="http://schemas.openxmlformats.org/drawingml/2006/wordprocessingDrawing" xmlns:pic="http://schemas.openxmlformats.org/drawingml/2006/picture" xmlns:wps="http://schemas.microsoft.com/office/word/2010/wordprocessingShape" xmlns:wpg="http://schemas.microsoft.com/office/word/2010/wordprocessingGroup" xmlns:mc="http://schemas.openxmlformats.org/markup-compatibility/2006" xmlns:wp14="http://schemas.microsoft.com/office/word/2010/wordprocessingDrawing" xmlns:w14="http://schemas.microsoft.com/office/word/2010/wordml" xmlns:w15="http://schemas.microsoft.com/office/word/2012/wordml" mc:Ignorable="w14 wp14 w15">
+  <w:p>
+    <w:pPr>
+      <w:pStyle w:val="Footer"/>
+      <w:pBdr>
+        <w:top w:val="single" w:sz="4" w:space="2" w:color="808080"/>
+      </w:pBdr>
+      <w:spacing w:before="40" w:after="0"/>
+      <w:jc w:val="start"/>
+      <w:rPr/>
+    </w:pPr>
+    <w:r>
+      <w:rPr>
+        <w:rFonts w:ascii="Arial" w:hAnsi="Arial"/>
+        <w:color w:val="555555"/>
+        <w:sz w:val="20"/>
+      </w:rPr>
+      <w:t>Revision 1 — April 2026</w:t>
+    </w:r>
+    <w:r>
+      <w:rPr>
+        <w:rFonts w:ascii="Arial" w:hAnsi="Arial"/>
+      </w:rPr>
+      <w:tab/>
+      <w:tab/>
+    </w:r>
+    <w:r>
+      <w:rPr/>
+      <w:fldChar w:fldCharType="begin"/>
+    </w:r>
+    <w:r>
+      <w:rPr/>
+      <w:instrText xml:space="preserve"> PAGE </w:instrText>
+    </w:r>
+    <w:r>
+      <w:rPr/>
+      <w:fldChar w:fldCharType="separate"/>
+    </w:r>
+    <w:r>
+      <w:rPr/>
+      <w:t>i</w:t>
+    </w:r>
+    <w:r>
+      <w:rPr/>
+      <w:fldChar w:fldCharType="end"/>
+    </w:r>
+  </w:p>
+</w:ftr>
+</file>
+
+<file path=word/footer60.xml><?xml version="1.0" encoding="utf-8"?>
 <w:ftr xmlns:m="http://schemas.openxmlformats.org/officeDocument/2006/math" xmlns:mc="http://schemas.openxmlformats.org/markup-compatibility/2006" xmlns:mo="http://schemas.microsoft.com/office/mac/office/2008/main" xmlns:mv="urn:schemas-microsoft-com:mac:vml" xmlns:o="urn:schemas-microsoft-com:office:office" xmlns:r="http://schemas.openxmlformats.org/officeDocument/2006/relationships" xmlns:v="urn:schemas-microsoft-com:vml" xmlns:w10="urn:schemas-microsoft-com:office:word" xmlns:w14="http://schemas.microsoft.com/office/word/2010/wordml" xmlns:w="http://schemas.openxmlformats.org/wordprocessingml/2006/main" xmlns:wne="http://schemas.microsoft.com/office/word/2006/wordml" xmlns:wp14="http://schemas.microsoft.com/office/word/2010/wordprocessingDrawing" xmlns:wp="http://schemas.openxmlformats.org/drawingml/2006/wordprocessingDrawing" xmlns:wpc="http://schemas.microsoft.com/office/word/2010/wordprocessingCanvas" xmlns:wpg="http://schemas.microsoft.com/office/word/2010/wordprocessingGroup" xmlns:wpi="http://schemas.microsoft.com/office/word/2010/wordprocessingInk" xmlns:wps="http://schemas.microsoft.com/office/word/2010/wordprocessingShape" mc:Ignorable="w14 wp14">
   <w:p>
     <w:pPr>
@@ -24292,7 +24278,7 @@
 </w:ftr>
 </file>
 
-<file path=word/footer78.xml><?xml version="1.0" encoding="utf-8"?>
+<file path=word/footer61.xml><?xml version="1.0" encoding="utf-8"?>
 <w:ftr xmlns:m="http://schemas.openxmlformats.org/officeDocument/2006/math" xmlns:mc="http://schemas.openxmlformats.org/markup-compatibility/2006" xmlns:mo="http://schemas.microsoft.com/office/mac/office/2008/main" xmlns:mv="urn:schemas-microsoft-com:mac:vml" xmlns:o="urn:schemas-microsoft-com:office:office" xmlns:r="http://schemas.openxmlformats.org/officeDocument/2006/relationships" xmlns:v="urn:schemas-microsoft-com:vml" xmlns:w10="urn:schemas-microsoft-com:office:word" xmlns:w14="http://schemas.microsoft.com/office/word/2010/wordml" xmlns:w="http://schemas.openxmlformats.org/wordprocessingml/2006/main" xmlns:wne="http://schemas.microsoft.com/office/word/2006/wordml" xmlns:wp14="http://schemas.microsoft.com/office/word/2010/wordprocessingDrawing" xmlns:wp="http://schemas.openxmlformats.org/drawingml/2006/wordprocessingDrawing" xmlns:wpc="http://schemas.microsoft.com/office/word/2010/wordprocessingCanvas" xmlns:wpg="http://schemas.microsoft.com/office/word/2010/wordprocessingGroup" xmlns:wpi="http://schemas.microsoft.com/office/word/2010/wordprocessingInk" xmlns:wps="http://schemas.microsoft.com/office/word/2010/wordprocessingShape" mc:Ignorable="w14 wp14">
   <w:p>
     <w:pPr>
@@ -24343,7 +24329,7 @@
 </w:ftr>
 </file>
 
-<file path=word/footer79.xml><?xml version="1.0" encoding="utf-8"?>
+<file path=word/footer62.xml><?xml version="1.0" encoding="utf-8"?>
 <w:ftr xmlns:m="http://schemas.openxmlformats.org/officeDocument/2006/math" xmlns:mc="http://schemas.openxmlformats.org/markup-compatibility/2006" xmlns:mo="http://schemas.microsoft.com/office/mac/office/2008/main" xmlns:mv="urn:schemas-microsoft-com:mac:vml" xmlns:o="urn:schemas-microsoft-com:office:office" xmlns:r="http://schemas.openxmlformats.org/officeDocument/2006/relationships" xmlns:v="urn:schemas-microsoft-com:vml" xmlns:w10="urn:schemas-microsoft-com:office:word" xmlns:w14="http://schemas.microsoft.com/office/word/2010/wordml" xmlns:w="http://schemas.openxmlformats.org/wordprocessingml/2006/main" xmlns:wne="http://schemas.microsoft.com/office/word/2006/wordml" xmlns:wp14="http://schemas.microsoft.com/office/word/2010/wordprocessingDrawing" xmlns:wp="http://schemas.openxmlformats.org/drawingml/2006/wordprocessingDrawing" xmlns:wpc="http://schemas.microsoft.com/office/word/2010/wordprocessingCanvas" xmlns:wpg="http://schemas.microsoft.com/office/word/2010/wordprocessingGroup" xmlns:wpi="http://schemas.microsoft.com/office/word/2010/wordprocessingInk" xmlns:wps="http://schemas.microsoft.com/office/word/2010/wordprocessingShape" mc:Ignorable="w14 wp14">
   <w:p>
     <w:pPr>
@@ -24394,66 +24380,7 @@
 </w:ftr>
 </file>
 
-<file path=word/footer8.xml><?xml version="1.0" encoding="utf-8"?>
-<w:ftr xmlns:o="urn:schemas-microsoft-com:office:office" xmlns:r="http://schemas.openxmlformats.org/officeDocument/2006/relationships" xmlns:v="urn:schemas-microsoft-com:vml" xmlns:w="http://schemas.openxmlformats.org/wordprocessingml/2006/main" xmlns:w10="urn:schemas-microsoft-com:office:word" xmlns:wp="http://schemas.openxmlformats.org/drawingml/2006/wordprocessingDrawing" xmlns:pic="http://schemas.openxmlformats.org/drawingml/2006/picture" xmlns:wps="http://schemas.microsoft.com/office/word/2010/wordprocessingShape" xmlns:wpg="http://schemas.microsoft.com/office/word/2010/wordprocessingGroup" xmlns:mc="http://schemas.openxmlformats.org/markup-compatibility/2006" xmlns:wp14="http://schemas.microsoft.com/office/word/2010/wordprocessingDrawing" xmlns:w14="http://schemas.microsoft.com/office/word/2010/wordml" xmlns:w15="http://schemas.microsoft.com/office/word/2012/wordml" mc:Ignorable="w14 wp14 w15">
-  <w:p>
-    <w:pPr>
-      <w:pStyle w:val="Footer"/>
-      <w:pBdr>
-        <w:top w:val="single" w:sz="4" w:space="2" w:color="808080"/>
-      </w:pBdr>
-      <w:spacing w:before="40" w:after="0"/>
-      <w:jc w:val="start"/>
-      <w:rPr/>
-    </w:pPr>
-    <w:r>
-      <w:rPr>
-        <w:rFonts w:ascii="Arial" w:hAnsi="Arial"/>
-        <w:color w:val="555555"/>
-        <w:sz w:val="20"/>
-      </w:rPr>
-      <w:t>Revision 1 — April 2026</w:t>
-    </w:r>
-    <w:r>
-      <w:rPr>
-        <w:rFonts w:ascii="Arial" w:hAnsi="Arial"/>
-      </w:rPr>
-      <w:tab/>
-      <w:tab/>
-    </w:r>
-    <w:r>
-      <w:rPr>
-        <w:rFonts w:ascii="Arial" w:hAnsi="Arial"/>
-        <w:color w:val="555555"/>
-        <w:sz w:val="20"/>
-      </w:rPr>
-      <w:t>QS-</w:t>
-    </w:r>
-    <w:r>
-      <w:rPr/>
-      <w:fldChar w:fldCharType="begin"/>
-    </w:r>
-    <w:r>
-      <w:rPr/>
-      <w:instrText xml:space="preserve"> PAGE </w:instrText>
-    </w:r>
-    <w:r>
-      <w:rPr/>
-      <w:fldChar w:fldCharType="separate"/>
-    </w:r>
-    <w:r>
-      <w:rPr/>
-      <w:t>2</w:t>
-    </w:r>
-    <w:r>
-      <w:rPr/>
-      <w:fldChar w:fldCharType="end"/>
-    </w:r>
-  </w:p>
-</w:ftr>
-</file>
-
-<file path=word/footer80.xml><?xml version="1.0" encoding="utf-8"?>
+<file path=word/footer63.xml><?xml version="1.0" encoding="utf-8"?>
 <w:ftr xmlns:m="http://schemas.openxmlformats.org/officeDocument/2006/math" xmlns:mc="http://schemas.openxmlformats.org/markup-compatibility/2006" xmlns:mo="http://schemas.microsoft.com/office/mac/office/2008/main" xmlns:mv="urn:schemas-microsoft-com:mac:vml" xmlns:o="urn:schemas-microsoft-com:office:office" xmlns:r="http://schemas.openxmlformats.org/officeDocument/2006/relationships" xmlns:v="urn:schemas-microsoft-com:vml" xmlns:w10="urn:schemas-microsoft-com:office:word" xmlns:w14="http://schemas.microsoft.com/office/word/2010/wordml" xmlns:w="http://schemas.openxmlformats.org/wordprocessingml/2006/main" xmlns:wne="http://schemas.microsoft.com/office/word/2006/wordml" xmlns:wp14="http://schemas.microsoft.com/office/word/2010/wordprocessingDrawing" xmlns:wp="http://schemas.openxmlformats.org/drawingml/2006/wordprocessingDrawing" xmlns:wpc="http://schemas.microsoft.com/office/word/2010/wordprocessingCanvas" xmlns:wpg="http://schemas.microsoft.com/office/word/2010/wordprocessingGroup" xmlns:wpi="http://schemas.microsoft.com/office/word/2010/wordprocessingInk" xmlns:wps="http://schemas.microsoft.com/office/word/2010/wordprocessingShape" mc:Ignorable="w14 wp14">
   <w:p>
     <w:pPr>
@@ -24504,7 +24431,7 @@
 </w:ftr>
 </file>
 
-<file path=word/footer81.xml><?xml version="1.0" encoding="utf-8"?>
+<file path=word/footer64.xml><?xml version="1.0" encoding="utf-8"?>
 <w:ftr xmlns:m="http://schemas.openxmlformats.org/officeDocument/2006/math" xmlns:mc="http://schemas.openxmlformats.org/markup-compatibility/2006" xmlns:mo="http://schemas.microsoft.com/office/mac/office/2008/main" xmlns:mv="urn:schemas-microsoft-com:mac:vml" xmlns:o="urn:schemas-microsoft-com:office:office" xmlns:r="http://schemas.openxmlformats.org/officeDocument/2006/relationships" xmlns:v="urn:schemas-microsoft-com:vml" xmlns:w10="urn:schemas-microsoft-com:office:word" xmlns:w14="http://schemas.microsoft.com/office/word/2010/wordml" xmlns:w="http://schemas.openxmlformats.org/wordprocessingml/2006/main" xmlns:wne="http://schemas.microsoft.com/office/word/2006/wordml" xmlns:wp14="http://schemas.microsoft.com/office/word/2010/wordprocessingDrawing" xmlns:wp="http://schemas.openxmlformats.org/drawingml/2006/wordprocessingDrawing" xmlns:wpc="http://schemas.microsoft.com/office/word/2010/wordprocessingCanvas" xmlns:wpg="http://schemas.microsoft.com/office/word/2010/wordprocessingGroup" xmlns:wpi="http://schemas.microsoft.com/office/word/2010/wordprocessingInk" xmlns:wps="http://schemas.microsoft.com/office/word/2010/wordprocessingShape" mc:Ignorable="w14 wp14">
   <w:p>
     <w:pPr>
@@ -24555,7 +24482,7 @@
 </w:ftr>
 </file>
 
-<file path=word/footer82.xml><?xml version="1.0" encoding="utf-8"?>
+<file path=word/footer65.xml><?xml version="1.0" encoding="utf-8"?>
 <w:ftr xmlns:m="http://schemas.openxmlformats.org/officeDocument/2006/math" xmlns:mc="http://schemas.openxmlformats.org/markup-compatibility/2006" xmlns:mo="http://schemas.microsoft.com/office/mac/office/2008/main" xmlns:mv="urn:schemas-microsoft-com:mac:vml" xmlns:o="urn:schemas-microsoft-com:office:office" xmlns:r="http://schemas.openxmlformats.org/officeDocument/2006/relationships" xmlns:v="urn:schemas-microsoft-com:vml" xmlns:w10="urn:schemas-microsoft-com:office:word" xmlns:w14="http://schemas.microsoft.com/office/word/2010/wordml" xmlns:w="http://schemas.openxmlformats.org/wordprocessingml/2006/main" xmlns:wne="http://schemas.microsoft.com/office/word/2006/wordml" xmlns:wp14="http://schemas.microsoft.com/office/word/2010/wordprocessingDrawing" xmlns:wp="http://schemas.openxmlformats.org/drawingml/2006/wordprocessingDrawing" xmlns:wpc="http://schemas.microsoft.com/office/word/2010/wordprocessingCanvas" xmlns:wpg="http://schemas.microsoft.com/office/word/2010/wordprocessingGroup" xmlns:wpi="http://schemas.microsoft.com/office/word/2010/wordprocessingInk" xmlns:wps="http://schemas.microsoft.com/office/word/2010/wordprocessingShape" mc:Ignorable="w14 wp14">
   <w:p>
     <w:pPr>
@@ -24606,7 +24533,7 @@
 </w:ftr>
 </file>
 
-<file path=word/footer83.xml><?xml version="1.0" encoding="utf-8"?>
+<file path=word/footer66.xml><?xml version="1.0" encoding="utf-8"?>
 <w:ftr xmlns:m="http://schemas.openxmlformats.org/officeDocument/2006/math" xmlns:mc="http://schemas.openxmlformats.org/markup-compatibility/2006" xmlns:mo="http://schemas.microsoft.com/office/mac/office/2008/main" xmlns:mv="urn:schemas-microsoft-com:mac:vml" xmlns:o="urn:schemas-microsoft-com:office:office" xmlns:r="http://schemas.openxmlformats.org/officeDocument/2006/relationships" xmlns:v="urn:schemas-microsoft-com:vml" xmlns:w10="urn:schemas-microsoft-com:office:word" xmlns:w14="http://schemas.microsoft.com/office/word/2010/wordml" xmlns:w="http://schemas.openxmlformats.org/wordprocessingml/2006/main" xmlns:wne="http://schemas.microsoft.com/office/word/2006/wordml" xmlns:wp14="http://schemas.microsoft.com/office/word/2010/wordprocessingDrawing" xmlns:wp="http://schemas.openxmlformats.org/drawingml/2006/wordprocessingDrawing" xmlns:wpc="http://schemas.microsoft.com/office/word/2010/wordprocessingCanvas" xmlns:wpg="http://schemas.microsoft.com/office/word/2010/wordprocessingGroup" xmlns:wpi="http://schemas.microsoft.com/office/word/2010/wordprocessingInk" xmlns:wps="http://schemas.microsoft.com/office/word/2010/wordprocessingShape" mc:Ignorable="w14 wp14">
   <w:p>
     <w:pPr>
@@ -24657,7 +24584,7 @@
 </w:ftr>
 </file>
 
-<file path=word/footer84.xml><?xml version="1.0" encoding="utf-8"?>
+<file path=word/footer67.xml><?xml version="1.0" encoding="utf-8"?>
 <w:ftr xmlns:m="http://schemas.openxmlformats.org/officeDocument/2006/math" xmlns:mc="http://schemas.openxmlformats.org/markup-compatibility/2006" xmlns:mo="http://schemas.microsoft.com/office/mac/office/2008/main" xmlns:mv="urn:schemas-microsoft-com:mac:vml" xmlns:o="urn:schemas-microsoft-com:office:office" xmlns:r="http://schemas.openxmlformats.org/officeDocument/2006/relationships" xmlns:v="urn:schemas-microsoft-com:vml" xmlns:w10="urn:schemas-microsoft-com:office:word" xmlns:w14="http://schemas.microsoft.com/office/word/2010/wordml" xmlns:w="http://schemas.openxmlformats.org/wordprocessingml/2006/main" xmlns:wne="http://schemas.microsoft.com/office/word/2006/wordml" xmlns:wp14="http://schemas.microsoft.com/office/word/2010/wordprocessingDrawing" xmlns:wp="http://schemas.openxmlformats.org/drawingml/2006/wordprocessingDrawing" xmlns:wpc="http://schemas.microsoft.com/office/word/2010/wordprocessingCanvas" xmlns:wpg="http://schemas.microsoft.com/office/word/2010/wordprocessingGroup" xmlns:wpi="http://schemas.microsoft.com/office/word/2010/wordprocessingInk" xmlns:wps="http://schemas.microsoft.com/office/word/2010/wordprocessingShape" mc:Ignorable="w14 wp14">
   <w:p>
     <w:pPr>
@@ -24708,7 +24635,7 @@
 </w:ftr>
 </file>
 
-<file path=word/footer85.xml><?xml version="1.0" encoding="utf-8"?>
+<file path=word/footer68.xml><?xml version="1.0" encoding="utf-8"?>
 <w:ftr xmlns:m="http://schemas.openxmlformats.org/officeDocument/2006/math" xmlns:mc="http://schemas.openxmlformats.org/markup-compatibility/2006" xmlns:mo="http://schemas.microsoft.com/office/mac/office/2008/main" xmlns:mv="urn:schemas-microsoft-com:mac:vml" xmlns:o="urn:schemas-microsoft-com:office:office" xmlns:r="http://schemas.openxmlformats.org/officeDocument/2006/relationships" xmlns:v="urn:schemas-microsoft-com:vml" xmlns:w10="urn:schemas-microsoft-com:office:word" xmlns:w14="http://schemas.microsoft.com/office/word/2010/wordml" xmlns:w="http://schemas.openxmlformats.org/wordprocessingml/2006/main" xmlns:wne="http://schemas.microsoft.com/office/word/2006/wordml" xmlns:wp14="http://schemas.microsoft.com/office/word/2010/wordprocessingDrawing" xmlns:wp="http://schemas.openxmlformats.org/drawingml/2006/wordprocessingDrawing" xmlns:wpc="http://schemas.microsoft.com/office/word/2010/wordprocessingCanvas" xmlns:wpg="http://schemas.microsoft.com/office/word/2010/wordprocessingGroup" xmlns:wpi="http://schemas.microsoft.com/office/word/2010/wordprocessingInk" xmlns:wps="http://schemas.microsoft.com/office/word/2010/wordprocessingShape" mc:Ignorable="w14 wp14">
   <w:p>
     <w:pPr>
@@ -24759,7 +24686,7 @@
 </w:ftr>
 </file>
 
-<file path=word/footer86.xml><?xml version="1.0" encoding="utf-8"?>
+<file path=word/footer69.xml><?xml version="1.0" encoding="utf-8"?>
 <w:ftr xmlns:m="http://schemas.openxmlformats.org/officeDocument/2006/math" xmlns:mc="http://schemas.openxmlformats.org/markup-compatibility/2006" xmlns:mo="http://schemas.microsoft.com/office/mac/office/2008/main" xmlns:mv="urn:schemas-microsoft-com:mac:vml" xmlns:o="urn:schemas-microsoft-com:office:office" xmlns:r="http://schemas.openxmlformats.org/officeDocument/2006/relationships" xmlns:v="urn:schemas-microsoft-com:vml" xmlns:w10="urn:schemas-microsoft-com:office:word" xmlns:w14="http://schemas.microsoft.com/office/word/2010/wordml" xmlns:w="http://schemas.openxmlformats.org/wordprocessingml/2006/main" xmlns:wne="http://schemas.microsoft.com/office/word/2006/wordml" xmlns:wp14="http://schemas.microsoft.com/office/word/2010/wordprocessingDrawing" xmlns:wp="http://schemas.openxmlformats.org/drawingml/2006/wordprocessingDrawing" xmlns:wpc="http://schemas.microsoft.com/office/word/2010/wordprocessingCanvas" xmlns:wpg="http://schemas.microsoft.com/office/word/2010/wordprocessingGroup" xmlns:wpi="http://schemas.microsoft.com/office/word/2010/wordprocessingInk" xmlns:wps="http://schemas.microsoft.com/office/word/2010/wordprocessingShape" mc:Ignorable="w14 wp14">
   <w:p>
     <w:pPr>
@@ -24810,7 +24737,21 @@
 </w:ftr>
 </file>
 
-<file path=word/footer87.xml><?xml version="1.0" encoding="utf-8"?>
+<file path=word/footer7.xml><?xml version="1.0" encoding="utf-8"?>
+<w:ftr xmlns:o="urn:schemas-microsoft-com:office:office" xmlns:r="http://schemas.openxmlformats.org/officeDocument/2006/relationships" xmlns:v="urn:schemas-microsoft-com:vml" xmlns:w="http://schemas.openxmlformats.org/wordprocessingml/2006/main" xmlns:w10="urn:schemas-microsoft-com:office:word" xmlns:wp="http://schemas.openxmlformats.org/drawingml/2006/wordprocessingDrawing" xmlns:pic="http://schemas.openxmlformats.org/drawingml/2006/picture" xmlns:wps="http://schemas.microsoft.com/office/word/2010/wordprocessingShape" xmlns:wpg="http://schemas.microsoft.com/office/word/2010/wordprocessingGroup" xmlns:mc="http://schemas.openxmlformats.org/markup-compatibility/2006" xmlns:wp14="http://schemas.microsoft.com/office/word/2010/wordprocessingDrawing" xmlns:w14="http://schemas.microsoft.com/office/word/2010/wordml" xmlns:w15="http://schemas.microsoft.com/office/word/2012/wordml" mc:Ignorable="w14 wp14 w15">
+  <w:p>
+    <w:pPr>
+      <w:pStyle w:val="Footer"/>
+      <w:rPr/>
+    </w:pPr>
+    <w:r>
+      <w:rPr/>
+    </w:r>
+  </w:p>
+</w:ftr>
+</file>
+
+<file path=word/footer70.xml><?xml version="1.0" encoding="utf-8"?>
 <w:ftr xmlns:m="http://schemas.openxmlformats.org/officeDocument/2006/math" xmlns:mc="http://schemas.openxmlformats.org/markup-compatibility/2006" xmlns:mo="http://schemas.microsoft.com/office/mac/office/2008/main" xmlns:mv="urn:schemas-microsoft-com:mac:vml" xmlns:o="urn:schemas-microsoft-com:office:office" xmlns:r="http://schemas.openxmlformats.org/officeDocument/2006/relationships" xmlns:v="urn:schemas-microsoft-com:vml" xmlns:w10="urn:schemas-microsoft-com:office:word" xmlns:w14="http://schemas.microsoft.com/office/word/2010/wordml" xmlns:w="http://schemas.openxmlformats.org/wordprocessingml/2006/main" xmlns:wne="http://schemas.microsoft.com/office/word/2006/wordml" xmlns:wp14="http://schemas.microsoft.com/office/word/2010/wordprocessingDrawing" xmlns:wp="http://schemas.openxmlformats.org/drawingml/2006/wordprocessingDrawing" xmlns:wpc="http://schemas.microsoft.com/office/word/2010/wordprocessingCanvas" xmlns:wpg="http://schemas.microsoft.com/office/word/2010/wordprocessingGroup" xmlns:wpi="http://schemas.microsoft.com/office/word/2010/wordprocessingInk" xmlns:wps="http://schemas.microsoft.com/office/word/2010/wordprocessingShape" mc:Ignorable="w14 wp14">
   <w:p>
     <w:pPr>
@@ -24861,7 +24802,7 @@
 </w:ftr>
 </file>
 
-<file path=word/footer88.xml><?xml version="1.0" encoding="utf-8"?>
+<file path=word/footer71.xml><?xml version="1.0" encoding="utf-8"?>
 <w:ftr xmlns:m="http://schemas.openxmlformats.org/officeDocument/2006/math" xmlns:mc="http://schemas.openxmlformats.org/markup-compatibility/2006" xmlns:mo="http://schemas.microsoft.com/office/mac/office/2008/main" xmlns:mv="urn:schemas-microsoft-com:mac:vml" xmlns:o="urn:schemas-microsoft-com:office:office" xmlns:r="http://schemas.openxmlformats.org/officeDocument/2006/relationships" xmlns:v="urn:schemas-microsoft-com:vml" xmlns:w10="urn:schemas-microsoft-com:office:word" xmlns:w14="http://schemas.microsoft.com/office/word/2010/wordml" xmlns:w="http://schemas.openxmlformats.org/wordprocessingml/2006/main" xmlns:wne="http://schemas.microsoft.com/office/word/2006/wordml" xmlns:wp14="http://schemas.microsoft.com/office/word/2010/wordprocessingDrawing" xmlns:wp="http://schemas.openxmlformats.org/drawingml/2006/wordprocessingDrawing" xmlns:wpc="http://schemas.microsoft.com/office/word/2010/wordprocessingCanvas" xmlns:wpg="http://schemas.microsoft.com/office/word/2010/wordprocessingGroup" xmlns:wpi="http://schemas.microsoft.com/office/word/2010/wordprocessingInk" xmlns:wps="http://schemas.microsoft.com/office/word/2010/wordprocessingShape" mc:Ignorable="w14 wp14">
   <w:p>
     <w:pPr>
@@ -24877,7 +24818,7 @@
 </w:ftr>
 </file>
 
-<file path=word/footer89.xml><?xml version="1.0" encoding="utf-8"?>
+<file path=word/footer72.xml><?xml version="1.0" encoding="utf-8"?>
 <w:ftr xmlns:m="http://schemas.openxmlformats.org/officeDocument/2006/math" xmlns:mc="http://schemas.openxmlformats.org/markup-compatibility/2006" xmlns:mo="http://schemas.microsoft.com/office/mac/office/2008/main" xmlns:mv="urn:schemas-microsoft-com:mac:vml" xmlns:o="urn:schemas-microsoft-com:office:office" xmlns:r="http://schemas.openxmlformats.org/officeDocument/2006/relationships" xmlns:v="urn:schemas-microsoft-com:vml" xmlns:w10="urn:schemas-microsoft-com:office:word" xmlns:w14="http://schemas.microsoft.com/office/word/2010/wordml" xmlns:w="http://schemas.openxmlformats.org/wordprocessingml/2006/main" xmlns:wne="http://schemas.microsoft.com/office/word/2006/wordml" xmlns:wp14="http://schemas.microsoft.com/office/word/2010/wordprocessingDrawing" xmlns:wp="http://schemas.openxmlformats.org/drawingml/2006/wordprocessingDrawing" xmlns:wpc="http://schemas.microsoft.com/office/word/2010/wordprocessingCanvas" xmlns:wpg="http://schemas.microsoft.com/office/word/2010/wordprocessingGroup" xmlns:wpi="http://schemas.microsoft.com/office/word/2010/wordprocessingInk" xmlns:wps="http://schemas.microsoft.com/office/word/2010/wordprocessingShape" mc:Ignorable="w14 wp14">
   <w:p>
     <w:pPr>
@@ -24920,66 +24861,7 @@
 </w:ftr>
 </file>
 
-<file path=word/footer9.xml><?xml version="1.0" encoding="utf-8"?>
-<w:ftr xmlns:o="urn:schemas-microsoft-com:office:office" xmlns:r="http://schemas.openxmlformats.org/officeDocument/2006/relationships" xmlns:v="urn:schemas-microsoft-com:vml" xmlns:w="http://schemas.openxmlformats.org/wordprocessingml/2006/main" xmlns:w10="urn:schemas-microsoft-com:office:word" xmlns:wp="http://schemas.openxmlformats.org/drawingml/2006/wordprocessingDrawing" xmlns:pic="http://schemas.openxmlformats.org/drawingml/2006/picture" xmlns:wps="http://schemas.microsoft.com/office/word/2010/wordprocessingShape" xmlns:wpg="http://schemas.microsoft.com/office/word/2010/wordprocessingGroup" xmlns:mc="http://schemas.openxmlformats.org/markup-compatibility/2006" xmlns:wp14="http://schemas.microsoft.com/office/word/2010/wordprocessingDrawing" xmlns:w14="http://schemas.microsoft.com/office/word/2010/wordml" xmlns:w15="http://schemas.microsoft.com/office/word/2012/wordml" mc:Ignorable="w14 wp14 w15">
-  <w:p>
-    <w:pPr>
-      <w:pStyle w:val="Footer"/>
-      <w:pBdr>
-        <w:top w:val="single" w:sz="4" w:space="2" w:color="808080"/>
-      </w:pBdr>
-      <w:spacing w:before="40" w:after="0"/>
-      <w:jc w:val="start"/>
-      <w:rPr/>
-    </w:pPr>
-    <w:r>
-      <w:rPr>
-        <w:rFonts w:ascii="Arial" w:hAnsi="Arial"/>
-        <w:color w:val="555555"/>
-        <w:sz w:val="20"/>
-      </w:rPr>
-      <w:t>Revision 1 — April 2026</w:t>
-    </w:r>
-    <w:r>
-      <w:rPr>
-        <w:rFonts w:ascii="Arial" w:hAnsi="Arial"/>
-      </w:rPr>
-      <w:tab/>
-      <w:tab/>
-    </w:r>
-    <w:r>
-      <w:rPr>
-        <w:rFonts w:ascii="Arial" w:hAnsi="Arial"/>
-        <w:color w:val="555555"/>
-        <w:sz w:val="20"/>
-      </w:rPr>
-      <w:t>QS-</w:t>
-    </w:r>
-    <w:r>
-      <w:rPr/>
-      <w:fldChar w:fldCharType="begin"/>
-    </w:r>
-    <w:r>
-      <w:rPr/>
-      <w:instrText xml:space="preserve"> PAGE </w:instrText>
-    </w:r>
-    <w:r>
-      <w:rPr/>
-      <w:fldChar w:fldCharType="separate"/>
-    </w:r>
-    <w:r>
-      <w:rPr/>
-      <w:t>2</w:t>
-    </w:r>
-    <w:r>
-      <w:rPr/>
-      <w:fldChar w:fldCharType="end"/>
-    </w:r>
-  </w:p>
-</w:ftr>
-</file>
-
-<file path=word/footer90.xml><?xml version="1.0" encoding="utf-8"?>
+<file path=word/footer73.xml><?xml version="1.0" encoding="utf-8"?>
 <w:ftr xmlns:m="http://schemas.openxmlformats.org/officeDocument/2006/math" xmlns:mc="http://schemas.openxmlformats.org/markup-compatibility/2006" xmlns:mo="http://schemas.microsoft.com/office/mac/office/2008/main" xmlns:mv="urn:schemas-microsoft-com:mac:vml" xmlns:o="urn:schemas-microsoft-com:office:office" xmlns:r="http://schemas.openxmlformats.org/officeDocument/2006/relationships" xmlns:v="urn:schemas-microsoft-com:vml" xmlns:w10="urn:schemas-microsoft-com:office:word" xmlns:w14="http://schemas.microsoft.com/office/word/2010/wordml" xmlns:w="http://schemas.openxmlformats.org/wordprocessingml/2006/main" xmlns:wne="http://schemas.microsoft.com/office/word/2006/wordml" xmlns:wp14="http://schemas.microsoft.com/office/word/2010/wordprocessingDrawing" xmlns:wp="http://schemas.openxmlformats.org/drawingml/2006/wordprocessingDrawing" xmlns:wpc="http://schemas.microsoft.com/office/word/2010/wordprocessingCanvas" xmlns:wpg="http://schemas.microsoft.com/office/word/2010/wordprocessingGroup" xmlns:wpi="http://schemas.microsoft.com/office/word/2010/wordprocessingInk" xmlns:wps="http://schemas.microsoft.com/office/word/2010/wordprocessingShape" mc:Ignorable="w14 wp14">
   <w:p>
     <w:pPr>
@@ -25030,7 +24912,7 @@
 </w:ftr>
 </file>
 
-<file path=word/footer91.xml><?xml version="1.0" encoding="utf-8"?>
+<file path=word/footer74.xml><?xml version="1.0" encoding="utf-8"?>
 <w:ftr xmlns:m="http://schemas.openxmlformats.org/officeDocument/2006/math" xmlns:mc="http://schemas.openxmlformats.org/markup-compatibility/2006" xmlns:mo="http://schemas.microsoft.com/office/mac/office/2008/main" xmlns:mv="urn:schemas-microsoft-com:mac:vml" xmlns:o="urn:schemas-microsoft-com:office:office" xmlns:r="http://schemas.openxmlformats.org/officeDocument/2006/relationships" xmlns:v="urn:schemas-microsoft-com:vml" xmlns:w10="urn:schemas-microsoft-com:office:word" xmlns:w14="http://schemas.microsoft.com/office/word/2010/wordml" xmlns:w="http://schemas.openxmlformats.org/wordprocessingml/2006/main" xmlns:wne="http://schemas.microsoft.com/office/word/2006/wordml" xmlns:wp14="http://schemas.microsoft.com/office/word/2010/wordprocessingDrawing" xmlns:wp="http://schemas.openxmlformats.org/drawingml/2006/wordprocessingDrawing" xmlns:wpc="http://schemas.microsoft.com/office/word/2010/wordprocessingCanvas" xmlns:wpg="http://schemas.microsoft.com/office/word/2010/wordprocessingGroup" xmlns:wpi="http://schemas.microsoft.com/office/word/2010/wordprocessingInk" xmlns:wps="http://schemas.microsoft.com/office/word/2010/wordprocessingShape" mc:Ignorable="w14 wp14">
   <w:p>
     <w:pPr>
@@ -25081,7 +24963,7 @@
 </w:ftr>
 </file>
 
-<file path=word/footer92.xml><?xml version="1.0" encoding="utf-8"?>
+<file path=word/footer75.xml><?xml version="1.0" encoding="utf-8"?>
 <w:ftr xmlns:m="http://schemas.openxmlformats.org/officeDocument/2006/math" xmlns:mc="http://schemas.openxmlformats.org/markup-compatibility/2006" xmlns:mo="http://schemas.microsoft.com/office/mac/office/2008/main" xmlns:mv="urn:schemas-microsoft-com:mac:vml" xmlns:o="urn:schemas-microsoft-com:office:office" xmlns:r="http://schemas.openxmlformats.org/officeDocument/2006/relationships" xmlns:v="urn:schemas-microsoft-com:vml" xmlns:w10="urn:schemas-microsoft-com:office:word" xmlns:w14="http://schemas.microsoft.com/office/word/2010/wordml" xmlns:w="http://schemas.openxmlformats.org/wordprocessingml/2006/main" xmlns:wne="http://schemas.microsoft.com/office/word/2006/wordml" xmlns:wp14="http://schemas.microsoft.com/office/word/2010/wordprocessingDrawing" xmlns:wp="http://schemas.openxmlformats.org/drawingml/2006/wordprocessingDrawing" xmlns:wpc="http://schemas.microsoft.com/office/word/2010/wordprocessingCanvas" xmlns:wpg="http://schemas.microsoft.com/office/word/2010/wordprocessingGroup" xmlns:wpi="http://schemas.microsoft.com/office/word/2010/wordprocessingInk" xmlns:wps="http://schemas.microsoft.com/office/word/2010/wordprocessingShape" mc:Ignorable="w14 wp14">
   <w:p>
     <w:pPr>
@@ -25132,7 +25014,7 @@
 </w:ftr>
 </file>
 
-<file path=word/footer93.xml><?xml version="1.0" encoding="utf-8"?>
+<file path=word/footer76.xml><?xml version="1.0" encoding="utf-8"?>
 <w:ftr xmlns:m="http://schemas.openxmlformats.org/officeDocument/2006/math" xmlns:mc="http://schemas.openxmlformats.org/markup-compatibility/2006" xmlns:mo="http://schemas.microsoft.com/office/mac/office/2008/main" xmlns:mv="urn:schemas-microsoft-com:mac:vml" xmlns:o="urn:schemas-microsoft-com:office:office" xmlns:r="http://schemas.openxmlformats.org/officeDocument/2006/relationships" xmlns:v="urn:schemas-microsoft-com:vml" xmlns:w10="urn:schemas-microsoft-com:office:word" xmlns:w14="http://schemas.microsoft.com/office/word/2010/wordml" xmlns:w="http://schemas.openxmlformats.org/wordprocessingml/2006/main" xmlns:wne="http://schemas.microsoft.com/office/word/2006/wordml" xmlns:wp14="http://schemas.microsoft.com/office/word/2010/wordprocessingDrawing" xmlns:wp="http://schemas.openxmlformats.org/drawingml/2006/wordprocessingDrawing" xmlns:wpc="http://schemas.microsoft.com/office/word/2010/wordprocessingCanvas" xmlns:wpg="http://schemas.microsoft.com/office/word/2010/wordprocessingGroup" xmlns:wpi="http://schemas.microsoft.com/office/word/2010/wordprocessingInk" xmlns:wps="http://schemas.microsoft.com/office/word/2010/wordprocessingShape" mc:Ignorable="w14 wp14">
   <w:p>
     <w:pPr>
@@ -25183,7 +25065,7 @@
 </w:ftr>
 </file>
 
-<file path=word/footer94.xml><?xml version="1.0" encoding="utf-8"?>
+<file path=word/footer77.xml><?xml version="1.0" encoding="utf-8"?>
 <w:ftr xmlns:m="http://schemas.openxmlformats.org/officeDocument/2006/math" xmlns:mc="http://schemas.openxmlformats.org/markup-compatibility/2006" xmlns:mo="http://schemas.microsoft.com/office/mac/office/2008/main" xmlns:mv="urn:schemas-microsoft-com:mac:vml" xmlns:o="urn:schemas-microsoft-com:office:office" xmlns:r="http://schemas.openxmlformats.org/officeDocument/2006/relationships" xmlns:v="urn:schemas-microsoft-com:vml" xmlns:w10="urn:schemas-microsoft-com:office:word" xmlns:w14="http://schemas.microsoft.com/office/word/2010/wordml" xmlns:w="http://schemas.openxmlformats.org/wordprocessingml/2006/main" xmlns:wne="http://schemas.microsoft.com/office/word/2006/wordml" xmlns:wp14="http://schemas.microsoft.com/office/word/2010/wordprocessingDrawing" xmlns:wp="http://schemas.openxmlformats.org/drawingml/2006/wordprocessingDrawing" xmlns:wpc="http://schemas.microsoft.com/office/word/2010/wordprocessingCanvas" xmlns:wpg="http://schemas.microsoft.com/office/word/2010/wordprocessingGroup" xmlns:wpi="http://schemas.microsoft.com/office/word/2010/wordprocessingInk" xmlns:wps="http://schemas.microsoft.com/office/word/2010/wordprocessingShape" mc:Ignorable="w14 wp14">
   <w:p>
     <w:pPr>
@@ -25234,7 +25116,7 @@
 </w:ftr>
 </file>
 
-<file path=word/footer95.xml><?xml version="1.0" encoding="utf-8"?>
+<file path=word/footer78.xml><?xml version="1.0" encoding="utf-8"?>
 <w:ftr xmlns:m="http://schemas.openxmlformats.org/officeDocument/2006/math" xmlns:mc="http://schemas.openxmlformats.org/markup-compatibility/2006" xmlns:mo="http://schemas.microsoft.com/office/mac/office/2008/main" xmlns:mv="urn:schemas-microsoft-com:mac:vml" xmlns:o="urn:schemas-microsoft-com:office:office" xmlns:r="http://schemas.openxmlformats.org/officeDocument/2006/relationships" xmlns:v="urn:schemas-microsoft-com:vml" xmlns:w10="urn:schemas-microsoft-com:office:word" xmlns:w14="http://schemas.microsoft.com/office/word/2010/wordml" xmlns:w="http://schemas.openxmlformats.org/wordprocessingml/2006/main" xmlns:wne="http://schemas.microsoft.com/office/word/2006/wordml" xmlns:wp14="http://schemas.microsoft.com/office/word/2010/wordprocessingDrawing" xmlns:wp="http://schemas.openxmlformats.org/drawingml/2006/wordprocessingDrawing" xmlns:wpc="http://schemas.microsoft.com/office/word/2010/wordprocessingCanvas" xmlns:wpg="http://schemas.microsoft.com/office/word/2010/wordprocessingGroup" xmlns:wpi="http://schemas.microsoft.com/office/word/2010/wordprocessingInk" xmlns:wps="http://schemas.microsoft.com/office/word/2010/wordprocessingShape" mc:Ignorable="w14 wp14">
   <w:p>
     <w:pPr>
@@ -25285,7 +25167,7 @@
 </w:ftr>
 </file>
 
-<file path=word/footer96.xml><?xml version="1.0" encoding="utf-8"?>
+<file path=word/footer79.xml><?xml version="1.0" encoding="utf-8"?>
 <w:ftr xmlns:m="http://schemas.openxmlformats.org/officeDocument/2006/math" xmlns:mc="http://schemas.openxmlformats.org/markup-compatibility/2006" xmlns:mo="http://schemas.microsoft.com/office/mac/office/2008/main" xmlns:mv="urn:schemas-microsoft-com:mac:vml" xmlns:o="urn:schemas-microsoft-com:office:office" xmlns:r="http://schemas.openxmlformats.org/officeDocument/2006/relationships" xmlns:v="urn:schemas-microsoft-com:vml" xmlns:w10="urn:schemas-microsoft-com:office:word" xmlns:w14="http://schemas.microsoft.com/office/word/2010/wordml" xmlns:w="http://schemas.openxmlformats.org/wordprocessingml/2006/main" xmlns:wne="http://schemas.microsoft.com/office/word/2006/wordml" xmlns:wp14="http://schemas.microsoft.com/office/word/2010/wordprocessingDrawing" xmlns:wp="http://schemas.openxmlformats.org/drawingml/2006/wordprocessingDrawing" xmlns:wpc="http://schemas.microsoft.com/office/word/2010/wordprocessingCanvas" xmlns:wpg="http://schemas.microsoft.com/office/word/2010/wordprocessingGroup" xmlns:wpi="http://schemas.microsoft.com/office/word/2010/wordprocessingInk" xmlns:wps="http://schemas.microsoft.com/office/word/2010/wordprocessingShape" mc:Ignorable="w14 wp14">
   <w:p>
     <w:pPr>
@@ -25336,7 +25218,66 @@
 </w:ftr>
 </file>
 
-<file path=word/footer97.xml><?xml version="1.0" encoding="utf-8"?>
+<file path=word/footer8.xml><?xml version="1.0" encoding="utf-8"?>
+<w:ftr xmlns:o="urn:schemas-microsoft-com:office:office" xmlns:r="http://schemas.openxmlformats.org/officeDocument/2006/relationships" xmlns:v="urn:schemas-microsoft-com:vml" xmlns:w="http://schemas.openxmlformats.org/wordprocessingml/2006/main" xmlns:w10="urn:schemas-microsoft-com:office:word" xmlns:wp="http://schemas.openxmlformats.org/drawingml/2006/wordprocessingDrawing" xmlns:pic="http://schemas.openxmlformats.org/drawingml/2006/picture" xmlns:wps="http://schemas.microsoft.com/office/word/2010/wordprocessingShape" xmlns:wpg="http://schemas.microsoft.com/office/word/2010/wordprocessingGroup" xmlns:mc="http://schemas.openxmlformats.org/markup-compatibility/2006" xmlns:wp14="http://schemas.microsoft.com/office/word/2010/wordprocessingDrawing" xmlns:w14="http://schemas.microsoft.com/office/word/2010/wordml" xmlns:w15="http://schemas.microsoft.com/office/word/2012/wordml" mc:Ignorable="w14 wp14 w15">
+  <w:p>
+    <w:pPr>
+      <w:pStyle w:val="Footer"/>
+      <w:pBdr>
+        <w:top w:val="single" w:sz="4" w:space="2" w:color="808080"/>
+      </w:pBdr>
+      <w:spacing w:before="40" w:after="0"/>
+      <w:jc w:val="start"/>
+      <w:rPr/>
+    </w:pPr>
+    <w:r>
+      <w:rPr>
+        <w:rFonts w:ascii="Arial" w:hAnsi="Arial"/>
+        <w:color w:val="555555"/>
+        <w:sz w:val="20"/>
+      </w:rPr>
+      <w:t>Revision 1 — April 2026</w:t>
+    </w:r>
+    <w:r>
+      <w:rPr>
+        <w:rFonts w:ascii="Arial" w:hAnsi="Arial"/>
+      </w:rPr>
+      <w:tab/>
+      <w:tab/>
+    </w:r>
+    <w:r>
+      <w:rPr>
+        <w:rFonts w:ascii="Arial" w:hAnsi="Arial"/>
+        <w:color w:val="555555"/>
+        <w:sz w:val="20"/>
+      </w:rPr>
+      <w:t>QS-</w:t>
+    </w:r>
+    <w:r>
+      <w:rPr/>
+      <w:fldChar w:fldCharType="begin"/>
+    </w:r>
+    <w:r>
+      <w:rPr/>
+      <w:instrText xml:space="preserve"> PAGE </w:instrText>
+    </w:r>
+    <w:r>
+      <w:rPr/>
+      <w:fldChar w:fldCharType="separate"/>
+    </w:r>
+    <w:r>
+      <w:rPr/>
+      <w:t>2</w:t>
+    </w:r>
+    <w:r>
+      <w:rPr/>
+      <w:fldChar w:fldCharType="end"/>
+    </w:r>
+  </w:p>
+</w:ftr>
+</file>
+
+<file path=word/footer80.xml><?xml version="1.0" encoding="utf-8"?>
 <w:ftr xmlns:m="http://schemas.openxmlformats.org/officeDocument/2006/math" xmlns:mc="http://schemas.openxmlformats.org/markup-compatibility/2006" xmlns:mo="http://schemas.microsoft.com/office/mac/office/2008/main" xmlns:mv="urn:schemas-microsoft-com:mac:vml" xmlns:o="urn:schemas-microsoft-com:office:office" xmlns:r="http://schemas.openxmlformats.org/officeDocument/2006/relationships" xmlns:v="urn:schemas-microsoft-com:vml" xmlns:w10="urn:schemas-microsoft-com:office:word" xmlns:w14="http://schemas.microsoft.com/office/word/2010/wordml" xmlns:w="http://schemas.openxmlformats.org/wordprocessingml/2006/main" xmlns:wne="http://schemas.microsoft.com/office/word/2006/wordml" xmlns:wp14="http://schemas.microsoft.com/office/word/2010/wordprocessingDrawing" xmlns:wp="http://schemas.openxmlformats.org/drawingml/2006/wordprocessingDrawing" xmlns:wpc="http://schemas.microsoft.com/office/word/2010/wordprocessingCanvas" xmlns:wpg="http://schemas.microsoft.com/office/word/2010/wordprocessingGroup" xmlns:wpi="http://schemas.microsoft.com/office/word/2010/wordprocessingInk" xmlns:wps="http://schemas.microsoft.com/office/word/2010/wordprocessingShape" mc:Ignorable="w14 wp14">
   <w:p>
     <w:pPr>
@@ -25387,7 +25328,7 @@
 </w:ftr>
 </file>
 
-<file path=word/footer98.xml><?xml version="1.0" encoding="utf-8"?>
+<file path=word/footer81.xml><?xml version="1.0" encoding="utf-8"?>
 <w:ftr xmlns:m="http://schemas.openxmlformats.org/officeDocument/2006/math" xmlns:mc="http://schemas.openxmlformats.org/markup-compatibility/2006" xmlns:mo="http://schemas.microsoft.com/office/mac/office/2008/main" xmlns:mv="urn:schemas-microsoft-com:mac:vml" xmlns:o="urn:schemas-microsoft-com:office:office" xmlns:r="http://schemas.openxmlformats.org/officeDocument/2006/relationships" xmlns:v="urn:schemas-microsoft-com:vml" xmlns:w10="urn:schemas-microsoft-com:office:word" xmlns:w14="http://schemas.microsoft.com/office/word/2010/wordml" xmlns:w="http://schemas.openxmlformats.org/wordprocessingml/2006/main" xmlns:wne="http://schemas.microsoft.com/office/word/2006/wordml" xmlns:wp14="http://schemas.microsoft.com/office/word/2010/wordprocessingDrawing" xmlns:wp="http://schemas.openxmlformats.org/drawingml/2006/wordprocessingDrawing" xmlns:wpc="http://schemas.microsoft.com/office/word/2010/wordprocessingCanvas" xmlns:wpg="http://schemas.microsoft.com/office/word/2010/wordprocessingGroup" xmlns:wpi="http://schemas.microsoft.com/office/word/2010/wordprocessingInk" xmlns:wps="http://schemas.microsoft.com/office/word/2010/wordprocessingShape" mc:Ignorable="w14 wp14">
   <w:p>
     <w:pPr>
@@ -25438,7 +25379,7 @@
 </w:ftr>
 </file>
 
-<file path=word/footer99.xml><?xml version="1.0" encoding="utf-8"?>
+<file path=word/footer82.xml><?xml version="1.0" encoding="utf-8"?>
 <w:ftr xmlns:m="http://schemas.openxmlformats.org/officeDocument/2006/math" xmlns:mc="http://schemas.openxmlformats.org/markup-compatibility/2006" xmlns:mo="http://schemas.microsoft.com/office/mac/office/2008/main" xmlns:mv="urn:schemas-microsoft-com:mac:vml" xmlns:o="urn:schemas-microsoft-com:office:office" xmlns:r="http://schemas.openxmlformats.org/officeDocument/2006/relationships" xmlns:v="urn:schemas-microsoft-com:vml" xmlns:w10="urn:schemas-microsoft-com:office:word" xmlns:w14="http://schemas.microsoft.com/office/word/2010/wordml" xmlns:w="http://schemas.openxmlformats.org/wordprocessingml/2006/main" xmlns:wne="http://schemas.microsoft.com/office/word/2006/wordml" xmlns:wp14="http://schemas.microsoft.com/office/word/2010/wordprocessingDrawing" xmlns:wp="http://schemas.openxmlformats.org/drawingml/2006/wordprocessingDrawing" xmlns:wpc="http://schemas.microsoft.com/office/word/2010/wordprocessingCanvas" xmlns:wpg="http://schemas.microsoft.com/office/word/2010/wordprocessingGroup" xmlns:wpi="http://schemas.microsoft.com/office/word/2010/wordprocessingInk" xmlns:wps="http://schemas.microsoft.com/office/word/2010/wordprocessingShape" mc:Ignorable="w14 wp14">
   <w:p>
     <w:pPr>
@@ -25489,6 +25430,889 @@
 </w:ftr>
 </file>
 
+<file path=word/footer83.xml><?xml version="1.0" encoding="utf-8"?>
+<w:ftr xmlns:m="http://schemas.openxmlformats.org/officeDocument/2006/math" xmlns:mc="http://schemas.openxmlformats.org/markup-compatibility/2006" xmlns:mo="http://schemas.microsoft.com/office/mac/office/2008/main" xmlns:mv="urn:schemas-microsoft-com:mac:vml" xmlns:o="urn:schemas-microsoft-com:office:office" xmlns:r="http://schemas.openxmlformats.org/officeDocument/2006/relationships" xmlns:v="urn:schemas-microsoft-com:vml" xmlns:w10="urn:schemas-microsoft-com:office:word" xmlns:w14="http://schemas.microsoft.com/office/word/2010/wordml" xmlns:w="http://schemas.openxmlformats.org/wordprocessingml/2006/main" xmlns:wne="http://schemas.microsoft.com/office/word/2006/wordml" xmlns:wp14="http://schemas.microsoft.com/office/word/2010/wordprocessingDrawing" xmlns:wp="http://schemas.openxmlformats.org/drawingml/2006/wordprocessingDrawing" xmlns:wpc="http://schemas.microsoft.com/office/word/2010/wordprocessingCanvas" xmlns:wpg="http://schemas.microsoft.com/office/word/2010/wordprocessingGroup" xmlns:wpi="http://schemas.microsoft.com/office/word/2010/wordprocessingInk" xmlns:wps="http://schemas.microsoft.com/office/word/2010/wordprocessingShape" mc:Ignorable="w14 wp14">
+  <w:p>
+    <w:pPr>
+      <w:pStyle w:val="Footer"/>
+      <w:spacing w:before="40"/>
+      <w:jc w:val="left"/>
+      <w:pBdr>
+        <w:top w:val="single" w:sz="4" w:space="2" w:color="808080"/>
+      </w:pBdr>
+    </w:pPr>
+    <w:r/>
+    <w:r>
+      <w:rPr>
+        <w:rFonts w:ascii="Arial" w:hAnsi="Arial"/>
+        <w:color w:val="555555"/>
+        <w:sz w:val="20"/>
+      </w:rPr>
+      <w:t>Revision 1 — April 2026</w:t>
+    </w:r>
+    <w:r>
+      <w:rPr>
+        <w:rFonts w:ascii="Arial" w:hAnsi="Arial"/>
+      </w:rPr>
+      <w:tab/>
+      <w:tab/>
+    </w:r>
+    <w:r>
+      <w:rPr>
+        <w:rFonts w:ascii="Arial" w:hAnsi="Arial"/>
+        <w:color w:val="555555"/>
+        <w:sz w:val="20"/>
+      </w:rPr>
+      <w:t>10-</w:t>
+    </w:r>
+    <w:r>
+      <w:rPr>
+        <w:rFonts w:ascii="Arial" w:hAnsi="Arial"/>
+        <w:color w:val="555555"/>
+        <w:sz w:val="20"/>
+      </w:rPr>
+      <w:fldChar w:fldCharType="begin"/>
+      <w:instrText xml:space="preserve"> PAGE </w:instrText>
+      <w:fldChar w:fldCharType="separate"/>
+      <w:t>1</w:t>
+      <w:fldChar w:fldCharType="end"/>
+    </w:r>
+  </w:p>
+</w:ftr>
+</file>
+
+<file path=word/footer84.xml><?xml version="1.0" encoding="utf-8"?>
+<w:ftr xmlns:m="http://schemas.openxmlformats.org/officeDocument/2006/math" xmlns:mc="http://schemas.openxmlformats.org/markup-compatibility/2006" xmlns:mo="http://schemas.microsoft.com/office/mac/office/2008/main" xmlns:mv="urn:schemas-microsoft-com:mac:vml" xmlns:o="urn:schemas-microsoft-com:office:office" xmlns:r="http://schemas.openxmlformats.org/officeDocument/2006/relationships" xmlns:v="urn:schemas-microsoft-com:vml" xmlns:w10="urn:schemas-microsoft-com:office:word" xmlns:w14="http://schemas.microsoft.com/office/word/2010/wordml" xmlns:w="http://schemas.openxmlformats.org/wordprocessingml/2006/main" xmlns:wne="http://schemas.microsoft.com/office/word/2006/wordml" xmlns:wp14="http://schemas.microsoft.com/office/word/2010/wordprocessingDrawing" xmlns:wp="http://schemas.openxmlformats.org/drawingml/2006/wordprocessingDrawing" xmlns:wpc="http://schemas.microsoft.com/office/word/2010/wordprocessingCanvas" xmlns:wpg="http://schemas.microsoft.com/office/word/2010/wordprocessingGroup" xmlns:wpi="http://schemas.microsoft.com/office/word/2010/wordprocessingInk" xmlns:wps="http://schemas.microsoft.com/office/word/2010/wordprocessingShape" mc:Ignorable="w14 wp14">
+  <w:p>
+    <w:pPr>
+      <w:pStyle w:val="Footer"/>
+      <w:spacing w:before="40"/>
+      <w:jc w:val="left"/>
+      <w:pBdr>
+        <w:top w:val="single" w:sz="4" w:space="2" w:color="808080"/>
+      </w:pBdr>
+    </w:pPr>
+    <w:r/>
+    <w:r>
+      <w:rPr>
+        <w:rFonts w:ascii="Arial" w:hAnsi="Arial"/>
+        <w:color w:val="555555"/>
+        <w:sz w:val="20"/>
+      </w:rPr>
+      <w:t>Revision 1 — April 2026</w:t>
+    </w:r>
+    <w:r>
+      <w:rPr>
+        <w:rFonts w:ascii="Arial" w:hAnsi="Arial"/>
+      </w:rPr>
+      <w:tab/>
+      <w:tab/>
+    </w:r>
+    <w:r>
+      <w:rPr>
+        <w:rFonts w:ascii="Arial" w:hAnsi="Arial"/>
+        <w:color w:val="555555"/>
+        <w:sz w:val="20"/>
+      </w:rPr>
+      <w:t>11-</w:t>
+    </w:r>
+    <w:r>
+      <w:rPr>
+        <w:rFonts w:ascii="Arial" w:hAnsi="Arial"/>
+        <w:color w:val="555555"/>
+        <w:sz w:val="20"/>
+      </w:rPr>
+      <w:fldChar w:fldCharType="begin"/>
+      <w:instrText xml:space="preserve"> PAGE </w:instrText>
+      <w:fldChar w:fldCharType="separate"/>
+      <w:t>1</w:t>
+      <w:fldChar w:fldCharType="end"/>
+    </w:r>
+  </w:p>
+</w:ftr>
+</file>
+
+<file path=word/footer85.xml><?xml version="1.0" encoding="utf-8"?>
+<w:ftr xmlns:m="http://schemas.openxmlformats.org/officeDocument/2006/math" xmlns:mc="http://schemas.openxmlformats.org/markup-compatibility/2006" xmlns:mo="http://schemas.microsoft.com/office/mac/office/2008/main" xmlns:mv="urn:schemas-microsoft-com:mac:vml" xmlns:o="urn:schemas-microsoft-com:office:office" xmlns:r="http://schemas.openxmlformats.org/officeDocument/2006/relationships" xmlns:v="urn:schemas-microsoft-com:vml" xmlns:w10="urn:schemas-microsoft-com:office:word" xmlns:w14="http://schemas.microsoft.com/office/word/2010/wordml" xmlns:w="http://schemas.openxmlformats.org/wordprocessingml/2006/main" xmlns:wne="http://schemas.microsoft.com/office/word/2006/wordml" xmlns:wp14="http://schemas.microsoft.com/office/word/2010/wordprocessingDrawing" xmlns:wp="http://schemas.openxmlformats.org/drawingml/2006/wordprocessingDrawing" xmlns:wpc="http://schemas.microsoft.com/office/word/2010/wordprocessingCanvas" xmlns:wpg="http://schemas.microsoft.com/office/word/2010/wordprocessingGroup" xmlns:wpi="http://schemas.microsoft.com/office/word/2010/wordprocessingInk" xmlns:wps="http://schemas.microsoft.com/office/word/2010/wordprocessingShape" mc:Ignorable="w14 wp14">
+  <w:p>
+    <w:pPr>
+      <w:pStyle w:val="Footer"/>
+      <w:spacing w:before="40"/>
+      <w:jc w:val="left"/>
+      <w:pBdr>
+        <w:top w:val="single" w:sz="4" w:space="2" w:color="808080"/>
+      </w:pBdr>
+    </w:pPr>
+    <w:r/>
+    <w:r>
+      <w:rPr>
+        <w:rFonts w:ascii="Arial" w:hAnsi="Arial"/>
+        <w:color w:val="555555"/>
+        <w:sz w:val="20"/>
+      </w:rPr>
+      <w:t>Revision 1 — April 2026</w:t>
+    </w:r>
+    <w:r>
+      <w:rPr>
+        <w:rFonts w:ascii="Arial" w:hAnsi="Arial"/>
+      </w:rPr>
+      <w:tab/>
+      <w:tab/>
+    </w:r>
+    <w:r>
+      <w:rPr>
+        <w:rFonts w:ascii="Arial" w:hAnsi="Arial"/>
+        <w:color w:val="555555"/>
+        <w:sz w:val="20"/>
+      </w:rPr>
+      <w:t>12-</w:t>
+    </w:r>
+    <w:r>
+      <w:rPr>
+        <w:rFonts w:ascii="Arial" w:hAnsi="Arial"/>
+        <w:color w:val="555555"/>
+        <w:sz w:val="20"/>
+      </w:rPr>
+      <w:fldChar w:fldCharType="begin"/>
+      <w:instrText xml:space="preserve"> PAGE </w:instrText>
+      <w:fldChar w:fldCharType="separate"/>
+      <w:t>1</w:t>
+      <w:fldChar w:fldCharType="end"/>
+    </w:r>
+  </w:p>
+</w:ftr>
+</file>
+
+<file path=word/footer86.xml><?xml version="1.0" encoding="utf-8"?>
+<w:ftr xmlns:m="http://schemas.openxmlformats.org/officeDocument/2006/math" xmlns:mc="http://schemas.openxmlformats.org/markup-compatibility/2006" xmlns:mo="http://schemas.microsoft.com/office/mac/office/2008/main" xmlns:mv="urn:schemas-microsoft-com:mac:vml" xmlns:o="urn:schemas-microsoft-com:office:office" xmlns:r="http://schemas.openxmlformats.org/officeDocument/2006/relationships" xmlns:v="urn:schemas-microsoft-com:vml" xmlns:w10="urn:schemas-microsoft-com:office:word" xmlns:w14="http://schemas.microsoft.com/office/word/2010/wordml" xmlns:w="http://schemas.openxmlformats.org/wordprocessingml/2006/main" xmlns:wne="http://schemas.microsoft.com/office/word/2006/wordml" xmlns:wp14="http://schemas.microsoft.com/office/word/2010/wordprocessingDrawing" xmlns:wp="http://schemas.openxmlformats.org/drawingml/2006/wordprocessingDrawing" xmlns:wpc="http://schemas.microsoft.com/office/word/2010/wordprocessingCanvas" xmlns:wpg="http://schemas.microsoft.com/office/word/2010/wordprocessingGroup" xmlns:wpi="http://schemas.microsoft.com/office/word/2010/wordprocessingInk" xmlns:wps="http://schemas.microsoft.com/office/word/2010/wordprocessingShape" mc:Ignorable="w14 wp14">
+  <w:p>
+    <w:pPr>
+      <w:pStyle w:val="Footer"/>
+      <w:spacing w:before="40"/>
+      <w:jc w:val="left"/>
+      <w:pBdr>
+        <w:top w:val="single" w:sz="4" w:space="2" w:color="808080"/>
+      </w:pBdr>
+    </w:pPr>
+    <w:r/>
+    <w:r>
+      <w:rPr>
+        <w:rFonts w:ascii="Arial" w:hAnsi="Arial"/>
+        <w:color w:val="555555"/>
+        <w:sz w:val="20"/>
+      </w:rPr>
+      <w:t>Revision 1 — April 2026</w:t>
+    </w:r>
+    <w:r>
+      <w:rPr>
+        <w:rFonts w:ascii="Arial" w:hAnsi="Arial"/>
+      </w:rPr>
+      <w:tab/>
+      <w:tab/>
+    </w:r>
+    <w:r>
+      <w:rPr>
+        <w:rFonts w:ascii="Arial" w:hAnsi="Arial"/>
+        <w:color w:val="555555"/>
+        <w:sz w:val="20"/>
+      </w:rPr>
+      <w:t>13-</w:t>
+    </w:r>
+    <w:r>
+      <w:rPr>
+        <w:rFonts w:ascii="Arial" w:hAnsi="Arial"/>
+        <w:color w:val="555555"/>
+        <w:sz w:val="20"/>
+      </w:rPr>
+      <w:fldChar w:fldCharType="begin"/>
+      <w:instrText xml:space="preserve"> PAGE </w:instrText>
+      <w:fldChar w:fldCharType="separate"/>
+      <w:t>1</w:t>
+      <w:fldChar w:fldCharType="end"/>
+    </w:r>
+  </w:p>
+</w:ftr>
+</file>
+
+<file path=word/footer87.xml><?xml version="1.0" encoding="utf-8"?>
+<w:ftr xmlns:m="http://schemas.openxmlformats.org/officeDocument/2006/math" xmlns:mc="http://schemas.openxmlformats.org/markup-compatibility/2006" xmlns:mo="http://schemas.microsoft.com/office/mac/office/2008/main" xmlns:mv="urn:schemas-microsoft-com:mac:vml" xmlns:o="urn:schemas-microsoft-com:office:office" xmlns:r="http://schemas.openxmlformats.org/officeDocument/2006/relationships" xmlns:v="urn:schemas-microsoft-com:vml" xmlns:w10="urn:schemas-microsoft-com:office:word" xmlns:w14="http://schemas.microsoft.com/office/word/2010/wordml" xmlns:w="http://schemas.openxmlformats.org/wordprocessingml/2006/main" xmlns:wne="http://schemas.microsoft.com/office/word/2006/wordml" xmlns:wp14="http://schemas.microsoft.com/office/word/2010/wordprocessingDrawing" xmlns:wp="http://schemas.openxmlformats.org/drawingml/2006/wordprocessingDrawing" xmlns:wpc="http://schemas.microsoft.com/office/word/2010/wordprocessingCanvas" xmlns:wpg="http://schemas.microsoft.com/office/word/2010/wordprocessingGroup" xmlns:wpi="http://schemas.microsoft.com/office/word/2010/wordprocessingInk" xmlns:wps="http://schemas.microsoft.com/office/word/2010/wordprocessingShape" mc:Ignorable="w14 wp14">
+  <w:p>
+    <w:pPr>
+      <w:pStyle w:val="Footer"/>
+      <w:spacing w:before="40"/>
+      <w:jc w:val="left"/>
+      <w:pBdr>
+        <w:top w:val="single" w:sz="4" w:space="2" w:color="808080"/>
+      </w:pBdr>
+    </w:pPr>
+    <w:r/>
+    <w:r>
+      <w:rPr>
+        <w:rFonts w:ascii="Arial" w:hAnsi="Arial"/>
+        <w:color w:val="555555"/>
+        <w:sz w:val="20"/>
+      </w:rPr>
+      <w:t>Revision 1 — April 2026</w:t>
+    </w:r>
+    <w:r>
+      <w:rPr>
+        <w:rFonts w:ascii="Arial" w:hAnsi="Arial"/>
+      </w:rPr>
+      <w:tab/>
+      <w:tab/>
+    </w:r>
+    <w:r>
+      <w:rPr>
+        <w:rFonts w:ascii="Arial" w:hAnsi="Arial"/>
+        <w:color w:val="555555"/>
+        <w:sz w:val="20"/>
+      </w:rPr>
+      <w:t>14-</w:t>
+    </w:r>
+    <w:r>
+      <w:rPr>
+        <w:rFonts w:ascii="Arial" w:hAnsi="Arial"/>
+        <w:color w:val="555555"/>
+        <w:sz w:val="20"/>
+      </w:rPr>
+      <w:fldChar w:fldCharType="begin"/>
+      <w:instrText xml:space="preserve"> PAGE </w:instrText>
+      <w:fldChar w:fldCharType="separate"/>
+      <w:t>1</w:t>
+      <w:fldChar w:fldCharType="end"/>
+    </w:r>
+  </w:p>
+</w:ftr>
+</file>
+
+<file path=word/footer88.xml><?xml version="1.0" encoding="utf-8"?>
+<w:ftr xmlns:m="http://schemas.openxmlformats.org/officeDocument/2006/math" xmlns:mc="http://schemas.openxmlformats.org/markup-compatibility/2006" xmlns:mo="http://schemas.microsoft.com/office/mac/office/2008/main" xmlns:mv="urn:schemas-microsoft-com:mac:vml" xmlns:o="urn:schemas-microsoft-com:office:office" xmlns:r="http://schemas.openxmlformats.org/officeDocument/2006/relationships" xmlns:v="urn:schemas-microsoft-com:vml" xmlns:w10="urn:schemas-microsoft-com:office:word" xmlns:w14="http://schemas.microsoft.com/office/word/2010/wordml" xmlns:w="http://schemas.openxmlformats.org/wordprocessingml/2006/main" xmlns:wne="http://schemas.microsoft.com/office/word/2006/wordml" xmlns:wp14="http://schemas.microsoft.com/office/word/2010/wordprocessingDrawing" xmlns:wp="http://schemas.openxmlformats.org/drawingml/2006/wordprocessingDrawing" xmlns:wpc="http://schemas.microsoft.com/office/word/2010/wordprocessingCanvas" xmlns:wpg="http://schemas.microsoft.com/office/word/2010/wordprocessingGroup" xmlns:wpi="http://schemas.microsoft.com/office/word/2010/wordprocessingInk" xmlns:wps="http://schemas.microsoft.com/office/word/2010/wordprocessingShape" mc:Ignorable="w14 wp14">
+  <w:p>
+    <w:pPr>
+      <w:pStyle w:val="Footer"/>
+      <w:spacing w:before="40"/>
+      <w:jc w:val="left"/>
+      <w:pBdr>
+        <w:top w:val="single" w:sz="4" w:space="2" w:color="808080"/>
+      </w:pBdr>
+    </w:pPr>
+    <w:r/>
+  </w:p>
+</w:ftr>
+</file>
+
+<file path=word/footer89.xml><?xml version="1.0" encoding="utf-8"?>
+<w:ftr xmlns:m="http://schemas.openxmlformats.org/officeDocument/2006/math" xmlns:mc="http://schemas.openxmlformats.org/markup-compatibility/2006" xmlns:mo="http://schemas.microsoft.com/office/mac/office/2008/main" xmlns:mv="urn:schemas-microsoft-com:mac:vml" xmlns:o="urn:schemas-microsoft-com:office:office" xmlns:r="http://schemas.openxmlformats.org/officeDocument/2006/relationships" xmlns:v="urn:schemas-microsoft-com:vml" xmlns:w10="urn:schemas-microsoft-com:office:word" xmlns:w14="http://schemas.microsoft.com/office/word/2010/wordml" xmlns:w="http://schemas.openxmlformats.org/wordprocessingml/2006/main" xmlns:wne="http://schemas.microsoft.com/office/word/2006/wordml" xmlns:wp14="http://schemas.microsoft.com/office/word/2010/wordprocessingDrawing" xmlns:wp="http://schemas.openxmlformats.org/drawingml/2006/wordprocessingDrawing" xmlns:wpc="http://schemas.microsoft.com/office/word/2010/wordprocessingCanvas" xmlns:wpg="http://schemas.microsoft.com/office/word/2010/wordprocessingGroup" xmlns:wpi="http://schemas.microsoft.com/office/word/2010/wordprocessingInk" xmlns:wps="http://schemas.microsoft.com/office/word/2010/wordprocessingShape" mc:Ignorable="w14 wp14">
+  <w:p>
+    <w:pPr>
+      <w:pStyle w:val="Footer"/>
+      <w:spacing w:before="40"/>
+      <w:jc w:val="left"/>
+      <w:pBdr>
+        <w:top w:val="single" w:sz="4" w:space="2" w:color="808080"/>
+      </w:pBdr>
+    </w:pPr>
+    <w:r/>
+    <w:r>
+      <w:rPr>
+        <w:rFonts w:ascii="Arial" w:hAnsi="Arial"/>
+        <w:color w:val="555555"/>
+        <w:sz w:val="20"/>
+      </w:rPr>
+      <w:t>Revision 1 — April 2026</w:t>
+    </w:r>
+    <w:r>
+      <w:rPr>
+        <w:rFonts w:ascii="Arial" w:hAnsi="Arial"/>
+      </w:rPr>
+      <w:tab/>
+      <w:tab/>
+    </w:r>
+    <w:r>
+      <w:rPr>
+        <w:rFonts w:ascii="Arial" w:hAnsi="Arial"/>
+        <w:color w:val="555555"/>
+        <w:sz w:val="20"/>
+      </w:rPr>
+      <w:fldChar w:fldCharType="begin"/>
+      <w:instrText xml:space="preserve"> PAGE </w:instrText>
+      <w:fldChar w:fldCharType="separate"/>
+      <w:t>1</w:t>
+      <w:fldChar w:fldCharType="end"/>
+    </w:r>
+  </w:p>
+</w:ftr>
+</file>
+
+<file path=word/footer9.xml><?xml version="1.0" encoding="utf-8"?>
+<w:ftr xmlns:o="urn:schemas-microsoft-com:office:office" xmlns:r="http://schemas.openxmlformats.org/officeDocument/2006/relationships" xmlns:v="urn:schemas-microsoft-com:vml" xmlns:w="http://schemas.openxmlformats.org/wordprocessingml/2006/main" xmlns:w10="urn:schemas-microsoft-com:office:word" xmlns:wp="http://schemas.openxmlformats.org/drawingml/2006/wordprocessingDrawing" xmlns:pic="http://schemas.openxmlformats.org/drawingml/2006/picture" xmlns:wps="http://schemas.microsoft.com/office/word/2010/wordprocessingShape" xmlns:wpg="http://schemas.microsoft.com/office/word/2010/wordprocessingGroup" xmlns:mc="http://schemas.openxmlformats.org/markup-compatibility/2006" xmlns:wp14="http://schemas.microsoft.com/office/word/2010/wordprocessingDrawing" xmlns:w14="http://schemas.microsoft.com/office/word/2010/wordml" xmlns:w15="http://schemas.microsoft.com/office/word/2012/wordml" mc:Ignorable="w14 wp14 w15">
+  <w:p>
+    <w:pPr>
+      <w:pStyle w:val="Footer"/>
+      <w:pBdr>
+        <w:top w:val="single" w:sz="4" w:space="2" w:color="808080"/>
+      </w:pBdr>
+      <w:spacing w:before="40" w:after="0"/>
+      <w:jc w:val="start"/>
+      <w:rPr/>
+    </w:pPr>
+    <w:r>
+      <w:rPr>
+        <w:rFonts w:ascii="Arial" w:hAnsi="Arial"/>
+        <w:color w:val="555555"/>
+        <w:sz w:val="20"/>
+      </w:rPr>
+      <w:t>Revision 1 — April 2026</w:t>
+    </w:r>
+    <w:r>
+      <w:rPr>
+        <w:rFonts w:ascii="Arial" w:hAnsi="Arial"/>
+      </w:rPr>
+      <w:tab/>
+      <w:tab/>
+    </w:r>
+    <w:r>
+      <w:rPr>
+        <w:rFonts w:ascii="Arial" w:hAnsi="Arial"/>
+        <w:color w:val="555555"/>
+        <w:sz w:val="20"/>
+      </w:rPr>
+      <w:t>QS-</w:t>
+    </w:r>
+    <w:r>
+      <w:rPr/>
+      <w:fldChar w:fldCharType="begin"/>
+    </w:r>
+    <w:r>
+      <w:rPr/>
+      <w:instrText xml:space="preserve"> PAGE </w:instrText>
+    </w:r>
+    <w:r>
+      <w:rPr/>
+      <w:fldChar w:fldCharType="separate"/>
+    </w:r>
+    <w:r>
+      <w:rPr/>
+      <w:t>2</w:t>
+    </w:r>
+    <w:r>
+      <w:rPr/>
+      <w:fldChar w:fldCharType="end"/>
+    </w:r>
+  </w:p>
+</w:ftr>
+</file>
+
+<file path=word/footer90.xml><?xml version="1.0" encoding="utf-8"?>
+<w:ftr xmlns:m="http://schemas.openxmlformats.org/officeDocument/2006/math" xmlns:mc="http://schemas.openxmlformats.org/markup-compatibility/2006" xmlns:mo="http://schemas.microsoft.com/office/mac/office/2008/main" xmlns:mv="urn:schemas-microsoft-com:mac:vml" xmlns:o="urn:schemas-microsoft-com:office:office" xmlns:r="http://schemas.openxmlformats.org/officeDocument/2006/relationships" xmlns:v="urn:schemas-microsoft-com:vml" xmlns:w10="urn:schemas-microsoft-com:office:word" xmlns:w14="http://schemas.microsoft.com/office/word/2010/wordml" xmlns:w="http://schemas.openxmlformats.org/wordprocessingml/2006/main" xmlns:wne="http://schemas.microsoft.com/office/word/2006/wordml" xmlns:wp14="http://schemas.microsoft.com/office/word/2010/wordprocessingDrawing" xmlns:wp="http://schemas.openxmlformats.org/drawingml/2006/wordprocessingDrawing" xmlns:wpc="http://schemas.microsoft.com/office/word/2010/wordprocessingCanvas" xmlns:wpg="http://schemas.microsoft.com/office/word/2010/wordprocessingGroup" xmlns:wpi="http://schemas.microsoft.com/office/word/2010/wordprocessingInk" xmlns:wps="http://schemas.microsoft.com/office/word/2010/wordprocessingShape" mc:Ignorable="w14 wp14">
+  <w:p>
+    <w:pPr>
+      <w:pStyle w:val="Footer"/>
+      <w:spacing w:before="40"/>
+      <w:jc w:val="left"/>
+      <w:pBdr>
+        <w:top w:val="single" w:sz="4" w:space="2" w:color="808080"/>
+      </w:pBdr>
+    </w:pPr>
+    <w:r/>
+    <w:r>
+      <w:rPr>
+        <w:rFonts w:ascii="Arial" w:hAnsi="Arial"/>
+        <w:color w:val="555555"/>
+        <w:sz w:val="20"/>
+      </w:rPr>
+      <w:t>Revision 1 — April 2026</w:t>
+    </w:r>
+    <w:r>
+      <w:rPr>
+        <w:rFonts w:ascii="Arial" w:hAnsi="Arial"/>
+      </w:rPr>
+      <w:tab/>
+      <w:tab/>
+    </w:r>
+    <w:r>
+      <w:rPr>
+        <w:rFonts w:ascii="Arial" w:hAnsi="Arial"/>
+        <w:color w:val="555555"/>
+        <w:sz w:val="20"/>
+      </w:rPr>
+      <w:t>QS-</w:t>
+    </w:r>
+    <w:r>
+      <w:rPr>
+        <w:rFonts w:ascii="Arial" w:hAnsi="Arial"/>
+        <w:color w:val="555555"/>
+        <w:sz w:val="20"/>
+      </w:rPr>
+      <w:fldChar w:fldCharType="begin"/>
+      <w:instrText xml:space="preserve"> PAGE </w:instrText>
+      <w:fldChar w:fldCharType="separate"/>
+      <w:t>1</w:t>
+      <w:fldChar w:fldCharType="end"/>
+    </w:r>
+  </w:p>
+</w:ftr>
+</file>
+
+<file path=word/footer91.xml><?xml version="1.0" encoding="utf-8"?>
+<w:ftr xmlns:m="http://schemas.openxmlformats.org/officeDocument/2006/math" xmlns:mc="http://schemas.openxmlformats.org/markup-compatibility/2006" xmlns:mo="http://schemas.microsoft.com/office/mac/office/2008/main" xmlns:mv="urn:schemas-microsoft-com:mac:vml" xmlns:o="urn:schemas-microsoft-com:office:office" xmlns:r="http://schemas.openxmlformats.org/officeDocument/2006/relationships" xmlns:v="urn:schemas-microsoft-com:vml" xmlns:w10="urn:schemas-microsoft-com:office:word" xmlns:w14="http://schemas.microsoft.com/office/word/2010/wordml" xmlns:w="http://schemas.openxmlformats.org/wordprocessingml/2006/main" xmlns:wne="http://schemas.microsoft.com/office/word/2006/wordml" xmlns:wp14="http://schemas.microsoft.com/office/word/2010/wordprocessingDrawing" xmlns:wp="http://schemas.openxmlformats.org/drawingml/2006/wordprocessingDrawing" xmlns:wpc="http://schemas.microsoft.com/office/word/2010/wordprocessingCanvas" xmlns:wpg="http://schemas.microsoft.com/office/word/2010/wordprocessingGroup" xmlns:wpi="http://schemas.microsoft.com/office/word/2010/wordprocessingInk" xmlns:wps="http://schemas.microsoft.com/office/word/2010/wordprocessingShape" mc:Ignorable="w14 wp14">
+  <w:p>
+    <w:pPr>
+      <w:pStyle w:val="Footer"/>
+      <w:spacing w:before="40"/>
+      <w:jc w:val="left"/>
+      <w:pBdr>
+        <w:top w:val="single" w:sz="4" w:space="2" w:color="808080"/>
+      </w:pBdr>
+    </w:pPr>
+    <w:r/>
+    <w:r>
+      <w:rPr>
+        <w:rFonts w:ascii="Arial" w:hAnsi="Arial"/>
+        <w:color w:val="555555"/>
+        <w:sz w:val="20"/>
+      </w:rPr>
+      <w:t>Revision 1 — April 2026</w:t>
+    </w:r>
+    <w:r>
+      <w:rPr>
+        <w:rFonts w:ascii="Arial" w:hAnsi="Arial"/>
+      </w:rPr>
+      <w:tab/>
+      <w:tab/>
+    </w:r>
+    <w:r>
+      <w:rPr>
+        <w:rFonts w:ascii="Arial" w:hAnsi="Arial"/>
+        <w:color w:val="555555"/>
+        <w:sz w:val="20"/>
+      </w:rPr>
+      <w:t>1-</w:t>
+    </w:r>
+    <w:r>
+      <w:rPr>
+        <w:rFonts w:ascii="Arial" w:hAnsi="Arial"/>
+        <w:color w:val="555555"/>
+        <w:sz w:val="20"/>
+      </w:rPr>
+      <w:fldChar w:fldCharType="begin"/>
+      <w:instrText xml:space="preserve"> PAGE </w:instrText>
+      <w:fldChar w:fldCharType="separate"/>
+      <w:t>1</w:t>
+      <w:fldChar w:fldCharType="end"/>
+    </w:r>
+  </w:p>
+</w:ftr>
+</file>
+
+<file path=word/footer92.xml><?xml version="1.0" encoding="utf-8"?>
+<w:ftr xmlns:m="http://schemas.openxmlformats.org/officeDocument/2006/math" xmlns:mc="http://schemas.openxmlformats.org/markup-compatibility/2006" xmlns:mo="http://schemas.microsoft.com/office/mac/office/2008/main" xmlns:mv="urn:schemas-microsoft-com:mac:vml" xmlns:o="urn:schemas-microsoft-com:office:office" xmlns:r="http://schemas.openxmlformats.org/officeDocument/2006/relationships" xmlns:v="urn:schemas-microsoft-com:vml" xmlns:w10="urn:schemas-microsoft-com:office:word" xmlns:w14="http://schemas.microsoft.com/office/word/2010/wordml" xmlns:w="http://schemas.openxmlformats.org/wordprocessingml/2006/main" xmlns:wne="http://schemas.microsoft.com/office/word/2006/wordml" xmlns:wp14="http://schemas.microsoft.com/office/word/2010/wordprocessingDrawing" xmlns:wp="http://schemas.openxmlformats.org/drawingml/2006/wordprocessingDrawing" xmlns:wpc="http://schemas.microsoft.com/office/word/2010/wordprocessingCanvas" xmlns:wpg="http://schemas.microsoft.com/office/word/2010/wordprocessingGroup" xmlns:wpi="http://schemas.microsoft.com/office/word/2010/wordprocessingInk" xmlns:wps="http://schemas.microsoft.com/office/word/2010/wordprocessingShape" mc:Ignorable="w14 wp14">
+  <w:p>
+    <w:pPr>
+      <w:pStyle w:val="Footer"/>
+      <w:spacing w:before="40"/>
+      <w:jc w:val="left"/>
+      <w:pBdr>
+        <w:top w:val="single" w:sz="4" w:space="2" w:color="808080"/>
+      </w:pBdr>
+    </w:pPr>
+    <w:r/>
+    <w:r>
+      <w:rPr>
+        <w:rFonts w:ascii="Arial" w:hAnsi="Arial"/>
+        <w:color w:val="555555"/>
+        <w:sz w:val="20"/>
+      </w:rPr>
+      <w:t>Revision 1 — April 2026</w:t>
+    </w:r>
+    <w:r>
+      <w:rPr>
+        <w:rFonts w:ascii="Arial" w:hAnsi="Arial"/>
+      </w:rPr>
+      <w:tab/>
+      <w:tab/>
+    </w:r>
+    <w:r>
+      <w:rPr>
+        <w:rFonts w:ascii="Arial" w:hAnsi="Arial"/>
+        <w:color w:val="555555"/>
+        <w:sz w:val="20"/>
+      </w:rPr>
+      <w:t>2-</w:t>
+    </w:r>
+    <w:r>
+      <w:rPr>
+        <w:rFonts w:ascii="Arial" w:hAnsi="Arial"/>
+        <w:color w:val="555555"/>
+        <w:sz w:val="20"/>
+      </w:rPr>
+      <w:fldChar w:fldCharType="begin"/>
+      <w:instrText xml:space="preserve"> PAGE </w:instrText>
+      <w:fldChar w:fldCharType="separate"/>
+      <w:t>1</w:t>
+      <w:fldChar w:fldCharType="end"/>
+    </w:r>
+  </w:p>
+</w:ftr>
+</file>
+
+<file path=word/footer93.xml><?xml version="1.0" encoding="utf-8"?>
+<w:ftr xmlns:m="http://schemas.openxmlformats.org/officeDocument/2006/math" xmlns:mc="http://schemas.openxmlformats.org/markup-compatibility/2006" xmlns:mo="http://schemas.microsoft.com/office/mac/office/2008/main" xmlns:mv="urn:schemas-microsoft-com:mac:vml" xmlns:o="urn:schemas-microsoft-com:office:office" xmlns:r="http://schemas.openxmlformats.org/officeDocument/2006/relationships" xmlns:v="urn:schemas-microsoft-com:vml" xmlns:w10="urn:schemas-microsoft-com:office:word" xmlns:w14="http://schemas.microsoft.com/office/word/2010/wordml" xmlns:w="http://schemas.openxmlformats.org/wordprocessingml/2006/main" xmlns:wne="http://schemas.microsoft.com/office/word/2006/wordml" xmlns:wp14="http://schemas.microsoft.com/office/word/2010/wordprocessingDrawing" xmlns:wp="http://schemas.openxmlformats.org/drawingml/2006/wordprocessingDrawing" xmlns:wpc="http://schemas.microsoft.com/office/word/2010/wordprocessingCanvas" xmlns:wpg="http://schemas.microsoft.com/office/word/2010/wordprocessingGroup" xmlns:wpi="http://schemas.microsoft.com/office/word/2010/wordprocessingInk" xmlns:wps="http://schemas.microsoft.com/office/word/2010/wordprocessingShape" mc:Ignorable="w14 wp14">
+  <w:p>
+    <w:pPr>
+      <w:pStyle w:val="Footer"/>
+      <w:spacing w:before="40"/>
+      <w:jc w:val="left"/>
+      <w:pBdr>
+        <w:top w:val="single" w:sz="4" w:space="2" w:color="808080"/>
+      </w:pBdr>
+    </w:pPr>
+    <w:r/>
+    <w:r>
+      <w:rPr>
+        <w:rFonts w:ascii="Arial" w:hAnsi="Arial"/>
+        <w:color w:val="555555"/>
+        <w:sz w:val="20"/>
+      </w:rPr>
+      <w:t>Revision 1 — April 2026</w:t>
+    </w:r>
+    <w:r>
+      <w:rPr>
+        <w:rFonts w:ascii="Arial" w:hAnsi="Arial"/>
+      </w:rPr>
+      <w:tab/>
+      <w:tab/>
+    </w:r>
+    <w:r>
+      <w:rPr>
+        <w:rFonts w:ascii="Arial" w:hAnsi="Arial"/>
+        <w:color w:val="555555"/>
+        <w:sz w:val="20"/>
+      </w:rPr>
+      <w:t>3-</w:t>
+    </w:r>
+    <w:r>
+      <w:rPr>
+        <w:rFonts w:ascii="Arial" w:hAnsi="Arial"/>
+        <w:color w:val="555555"/>
+        <w:sz w:val="20"/>
+      </w:rPr>
+      <w:fldChar w:fldCharType="begin"/>
+      <w:instrText xml:space="preserve"> PAGE </w:instrText>
+      <w:fldChar w:fldCharType="separate"/>
+      <w:t>1</w:t>
+      <w:fldChar w:fldCharType="end"/>
+    </w:r>
+  </w:p>
+</w:ftr>
+</file>
+
+<file path=word/footer94.xml><?xml version="1.0" encoding="utf-8"?>
+<w:ftr xmlns:m="http://schemas.openxmlformats.org/officeDocument/2006/math" xmlns:mc="http://schemas.openxmlformats.org/markup-compatibility/2006" xmlns:mo="http://schemas.microsoft.com/office/mac/office/2008/main" xmlns:mv="urn:schemas-microsoft-com:mac:vml" xmlns:o="urn:schemas-microsoft-com:office:office" xmlns:r="http://schemas.openxmlformats.org/officeDocument/2006/relationships" xmlns:v="urn:schemas-microsoft-com:vml" xmlns:w10="urn:schemas-microsoft-com:office:word" xmlns:w14="http://schemas.microsoft.com/office/word/2010/wordml" xmlns:w="http://schemas.openxmlformats.org/wordprocessingml/2006/main" xmlns:wne="http://schemas.microsoft.com/office/word/2006/wordml" xmlns:wp14="http://schemas.microsoft.com/office/word/2010/wordprocessingDrawing" xmlns:wp="http://schemas.openxmlformats.org/drawingml/2006/wordprocessingDrawing" xmlns:wpc="http://schemas.microsoft.com/office/word/2010/wordprocessingCanvas" xmlns:wpg="http://schemas.microsoft.com/office/word/2010/wordprocessingGroup" xmlns:wpi="http://schemas.microsoft.com/office/word/2010/wordprocessingInk" xmlns:wps="http://schemas.microsoft.com/office/word/2010/wordprocessingShape" mc:Ignorable="w14 wp14">
+  <w:p>
+    <w:pPr>
+      <w:pStyle w:val="Footer"/>
+      <w:spacing w:before="40"/>
+      <w:jc w:val="left"/>
+      <w:pBdr>
+        <w:top w:val="single" w:sz="4" w:space="2" w:color="808080"/>
+      </w:pBdr>
+    </w:pPr>
+    <w:r/>
+    <w:r>
+      <w:rPr>
+        <w:rFonts w:ascii="Arial" w:hAnsi="Arial"/>
+        <w:color w:val="555555"/>
+        <w:sz w:val="20"/>
+      </w:rPr>
+      <w:t>Revision 1 — April 2026</w:t>
+    </w:r>
+    <w:r>
+      <w:rPr>
+        <w:rFonts w:ascii="Arial" w:hAnsi="Arial"/>
+      </w:rPr>
+      <w:tab/>
+      <w:tab/>
+    </w:r>
+    <w:r>
+      <w:rPr>
+        <w:rFonts w:ascii="Arial" w:hAnsi="Arial"/>
+        <w:color w:val="555555"/>
+        <w:sz w:val="20"/>
+      </w:rPr>
+      <w:t>4-</w:t>
+    </w:r>
+    <w:r>
+      <w:rPr>
+        <w:rFonts w:ascii="Arial" w:hAnsi="Arial"/>
+        <w:color w:val="555555"/>
+        <w:sz w:val="20"/>
+      </w:rPr>
+      <w:fldChar w:fldCharType="begin"/>
+      <w:instrText xml:space="preserve"> PAGE </w:instrText>
+      <w:fldChar w:fldCharType="separate"/>
+      <w:t>1</w:t>
+      <w:fldChar w:fldCharType="end"/>
+    </w:r>
+  </w:p>
+</w:ftr>
+</file>
+
+<file path=word/footer95.xml><?xml version="1.0" encoding="utf-8"?>
+<w:ftr xmlns:m="http://schemas.openxmlformats.org/officeDocument/2006/math" xmlns:mc="http://schemas.openxmlformats.org/markup-compatibility/2006" xmlns:mo="http://schemas.microsoft.com/office/mac/office/2008/main" xmlns:mv="urn:schemas-microsoft-com:mac:vml" xmlns:o="urn:schemas-microsoft-com:office:office" xmlns:r="http://schemas.openxmlformats.org/officeDocument/2006/relationships" xmlns:v="urn:schemas-microsoft-com:vml" xmlns:w10="urn:schemas-microsoft-com:office:word" xmlns:w14="http://schemas.microsoft.com/office/word/2010/wordml" xmlns:w="http://schemas.openxmlformats.org/wordprocessingml/2006/main" xmlns:wne="http://schemas.microsoft.com/office/word/2006/wordml" xmlns:wp14="http://schemas.microsoft.com/office/word/2010/wordprocessingDrawing" xmlns:wp="http://schemas.openxmlformats.org/drawingml/2006/wordprocessingDrawing" xmlns:wpc="http://schemas.microsoft.com/office/word/2010/wordprocessingCanvas" xmlns:wpg="http://schemas.microsoft.com/office/word/2010/wordprocessingGroup" xmlns:wpi="http://schemas.microsoft.com/office/word/2010/wordprocessingInk" xmlns:wps="http://schemas.microsoft.com/office/word/2010/wordprocessingShape" mc:Ignorable="w14 wp14">
+  <w:p>
+    <w:pPr>
+      <w:pStyle w:val="Footer"/>
+      <w:spacing w:before="40"/>
+      <w:jc w:val="left"/>
+      <w:pBdr>
+        <w:top w:val="single" w:sz="4" w:space="2" w:color="808080"/>
+      </w:pBdr>
+    </w:pPr>
+    <w:r/>
+    <w:r>
+      <w:rPr>
+        <w:rFonts w:ascii="Arial" w:hAnsi="Arial"/>
+        <w:color w:val="555555"/>
+        <w:sz w:val="20"/>
+      </w:rPr>
+      <w:t>Revision 1 — April 2026</w:t>
+    </w:r>
+    <w:r>
+      <w:rPr>
+        <w:rFonts w:ascii="Arial" w:hAnsi="Arial"/>
+      </w:rPr>
+      <w:tab/>
+      <w:tab/>
+    </w:r>
+    <w:r>
+      <w:rPr>
+        <w:rFonts w:ascii="Arial" w:hAnsi="Arial"/>
+        <w:color w:val="555555"/>
+        <w:sz w:val="20"/>
+      </w:rPr>
+      <w:t>5-</w:t>
+    </w:r>
+    <w:r>
+      <w:rPr>
+        <w:rFonts w:ascii="Arial" w:hAnsi="Arial"/>
+        <w:color w:val="555555"/>
+        <w:sz w:val="20"/>
+      </w:rPr>
+      <w:fldChar w:fldCharType="begin"/>
+      <w:instrText xml:space="preserve"> PAGE </w:instrText>
+      <w:fldChar w:fldCharType="separate"/>
+      <w:t>1</w:t>
+      <w:fldChar w:fldCharType="end"/>
+    </w:r>
+  </w:p>
+</w:ftr>
+</file>
+
+<file path=word/footer96.xml><?xml version="1.0" encoding="utf-8"?>
+<w:ftr xmlns:m="http://schemas.openxmlformats.org/officeDocument/2006/math" xmlns:mc="http://schemas.openxmlformats.org/markup-compatibility/2006" xmlns:mo="http://schemas.microsoft.com/office/mac/office/2008/main" xmlns:mv="urn:schemas-microsoft-com:mac:vml" xmlns:o="urn:schemas-microsoft-com:office:office" xmlns:r="http://schemas.openxmlformats.org/officeDocument/2006/relationships" xmlns:v="urn:schemas-microsoft-com:vml" xmlns:w10="urn:schemas-microsoft-com:office:word" xmlns:w14="http://schemas.microsoft.com/office/word/2010/wordml" xmlns:w="http://schemas.openxmlformats.org/wordprocessingml/2006/main" xmlns:wne="http://schemas.microsoft.com/office/word/2006/wordml" xmlns:wp14="http://schemas.microsoft.com/office/word/2010/wordprocessingDrawing" xmlns:wp="http://schemas.openxmlformats.org/drawingml/2006/wordprocessingDrawing" xmlns:wpc="http://schemas.microsoft.com/office/word/2010/wordprocessingCanvas" xmlns:wpg="http://schemas.microsoft.com/office/word/2010/wordprocessingGroup" xmlns:wpi="http://schemas.microsoft.com/office/word/2010/wordprocessingInk" xmlns:wps="http://schemas.microsoft.com/office/word/2010/wordprocessingShape" mc:Ignorable="w14 wp14">
+  <w:p>
+    <w:pPr>
+      <w:pStyle w:val="Footer"/>
+      <w:spacing w:before="40"/>
+      <w:jc w:val="left"/>
+      <w:pBdr>
+        <w:top w:val="single" w:sz="4" w:space="2" w:color="808080"/>
+      </w:pBdr>
+    </w:pPr>
+    <w:r/>
+    <w:r>
+      <w:rPr>
+        <w:rFonts w:ascii="Arial" w:hAnsi="Arial"/>
+        <w:color w:val="555555"/>
+        <w:sz w:val="20"/>
+      </w:rPr>
+      <w:t>Revision 1 — April 2026</w:t>
+    </w:r>
+    <w:r>
+      <w:rPr>
+        <w:rFonts w:ascii="Arial" w:hAnsi="Arial"/>
+      </w:rPr>
+      <w:tab/>
+      <w:tab/>
+    </w:r>
+    <w:r>
+      <w:rPr>
+        <w:rFonts w:ascii="Arial" w:hAnsi="Arial"/>
+        <w:color w:val="555555"/>
+        <w:sz w:val="20"/>
+      </w:rPr>
+      <w:t>6-</w:t>
+    </w:r>
+    <w:r>
+      <w:rPr>
+        <w:rFonts w:ascii="Arial" w:hAnsi="Arial"/>
+        <w:color w:val="555555"/>
+        <w:sz w:val="20"/>
+      </w:rPr>
+      <w:fldChar w:fldCharType="begin"/>
+      <w:instrText xml:space="preserve"> PAGE </w:instrText>
+      <w:fldChar w:fldCharType="separate"/>
+      <w:t>1</w:t>
+      <w:fldChar w:fldCharType="end"/>
+    </w:r>
+  </w:p>
+</w:ftr>
+</file>
+
+<file path=word/footer97.xml><?xml version="1.0" encoding="utf-8"?>
+<w:ftr xmlns:m="http://schemas.openxmlformats.org/officeDocument/2006/math" xmlns:mc="http://schemas.openxmlformats.org/markup-compatibility/2006" xmlns:mo="http://schemas.microsoft.com/office/mac/office/2008/main" xmlns:mv="urn:schemas-microsoft-com:mac:vml" xmlns:o="urn:schemas-microsoft-com:office:office" xmlns:r="http://schemas.openxmlformats.org/officeDocument/2006/relationships" xmlns:v="urn:schemas-microsoft-com:vml" xmlns:w10="urn:schemas-microsoft-com:office:word" xmlns:w14="http://schemas.microsoft.com/office/word/2010/wordml" xmlns:w="http://schemas.openxmlformats.org/wordprocessingml/2006/main" xmlns:wne="http://schemas.microsoft.com/office/word/2006/wordml" xmlns:wp14="http://schemas.microsoft.com/office/word/2010/wordprocessingDrawing" xmlns:wp="http://schemas.openxmlformats.org/drawingml/2006/wordprocessingDrawing" xmlns:wpc="http://schemas.microsoft.com/office/word/2010/wordprocessingCanvas" xmlns:wpg="http://schemas.microsoft.com/office/word/2010/wordprocessingGroup" xmlns:wpi="http://schemas.microsoft.com/office/word/2010/wordprocessingInk" xmlns:wps="http://schemas.microsoft.com/office/word/2010/wordprocessingShape" mc:Ignorable="w14 wp14">
+  <w:p>
+    <w:pPr>
+      <w:pStyle w:val="Footer"/>
+      <w:spacing w:before="40"/>
+      <w:jc w:val="left"/>
+      <w:pBdr>
+        <w:top w:val="single" w:sz="4" w:space="2" w:color="808080"/>
+      </w:pBdr>
+    </w:pPr>
+    <w:r/>
+    <w:r>
+      <w:rPr>
+        <w:rFonts w:ascii="Arial" w:hAnsi="Arial"/>
+        <w:color w:val="555555"/>
+        <w:sz w:val="20"/>
+      </w:rPr>
+      <w:t>Revision 1 — April 2026</w:t>
+    </w:r>
+    <w:r>
+      <w:rPr>
+        <w:rFonts w:ascii="Arial" w:hAnsi="Arial"/>
+      </w:rPr>
+      <w:tab/>
+      <w:tab/>
+    </w:r>
+    <w:r>
+      <w:rPr>
+        <w:rFonts w:ascii="Arial" w:hAnsi="Arial"/>
+        <w:color w:val="555555"/>
+        <w:sz w:val="20"/>
+      </w:rPr>
+      <w:t>7-</w:t>
+    </w:r>
+    <w:r>
+      <w:rPr>
+        <w:rFonts w:ascii="Arial" w:hAnsi="Arial"/>
+        <w:color w:val="555555"/>
+        <w:sz w:val="20"/>
+      </w:rPr>
+      <w:fldChar w:fldCharType="begin"/>
+      <w:instrText xml:space="preserve"> PAGE </w:instrText>
+      <w:fldChar w:fldCharType="separate"/>
+      <w:t>1</w:t>
+      <w:fldChar w:fldCharType="end"/>
+    </w:r>
+  </w:p>
+</w:ftr>
+</file>
+
+<file path=word/footer98.xml><?xml version="1.0" encoding="utf-8"?>
+<w:ftr xmlns:m="http://schemas.openxmlformats.org/officeDocument/2006/math" xmlns:mc="http://schemas.openxmlformats.org/markup-compatibility/2006" xmlns:mo="http://schemas.microsoft.com/office/mac/office/2008/main" xmlns:mv="urn:schemas-microsoft-com:mac:vml" xmlns:o="urn:schemas-microsoft-com:office:office" xmlns:r="http://schemas.openxmlformats.org/officeDocument/2006/relationships" xmlns:v="urn:schemas-microsoft-com:vml" xmlns:w10="urn:schemas-microsoft-com:office:word" xmlns:w14="http://schemas.microsoft.com/office/word/2010/wordml" xmlns:w="http://schemas.openxmlformats.org/wordprocessingml/2006/main" xmlns:wne="http://schemas.microsoft.com/office/word/2006/wordml" xmlns:wp14="http://schemas.microsoft.com/office/word/2010/wordprocessingDrawing" xmlns:wp="http://schemas.openxmlformats.org/drawingml/2006/wordprocessingDrawing" xmlns:wpc="http://schemas.microsoft.com/office/word/2010/wordprocessingCanvas" xmlns:wpg="http://schemas.microsoft.com/office/word/2010/wordprocessingGroup" xmlns:wpi="http://schemas.microsoft.com/office/word/2010/wordprocessingInk" xmlns:wps="http://schemas.microsoft.com/office/word/2010/wordprocessingShape" mc:Ignorable="w14 wp14">
+  <w:p>
+    <w:pPr>
+      <w:pStyle w:val="Footer"/>
+      <w:spacing w:before="40"/>
+      <w:jc w:val="left"/>
+      <w:pBdr>
+        <w:top w:val="single" w:sz="4" w:space="2" w:color="808080"/>
+      </w:pBdr>
+    </w:pPr>
+    <w:r/>
+    <w:r>
+      <w:rPr>
+        <w:rFonts w:ascii="Arial" w:hAnsi="Arial"/>
+        <w:color w:val="555555"/>
+        <w:sz w:val="20"/>
+      </w:rPr>
+      <w:t>Revision 1 — April 2026</w:t>
+    </w:r>
+    <w:r>
+      <w:rPr>
+        <w:rFonts w:ascii="Arial" w:hAnsi="Arial"/>
+      </w:rPr>
+      <w:tab/>
+      <w:tab/>
+    </w:r>
+    <w:r>
+      <w:rPr>
+        <w:rFonts w:ascii="Arial" w:hAnsi="Arial"/>
+        <w:color w:val="555555"/>
+        <w:sz w:val="20"/>
+      </w:rPr>
+      <w:t>8-</w:t>
+    </w:r>
+    <w:r>
+      <w:rPr>
+        <w:rFonts w:ascii="Arial" w:hAnsi="Arial"/>
+        <w:color w:val="555555"/>
+        <w:sz w:val="20"/>
+      </w:rPr>
+      <w:fldChar w:fldCharType="begin"/>
+      <w:instrText xml:space="preserve"> PAGE </w:instrText>
+      <w:fldChar w:fldCharType="separate"/>
+      <w:t>1</w:t>
+      <w:fldChar w:fldCharType="end"/>
+    </w:r>
+  </w:p>
+</w:ftr>
+</file>
+
+<file path=word/footer99.xml><?xml version="1.0" encoding="utf-8"?>
+<w:ftr xmlns:m="http://schemas.openxmlformats.org/officeDocument/2006/math" xmlns:mc="http://schemas.openxmlformats.org/markup-compatibility/2006" xmlns:mo="http://schemas.microsoft.com/office/mac/office/2008/main" xmlns:mv="urn:schemas-microsoft-com:mac:vml" xmlns:o="urn:schemas-microsoft-com:office:office" xmlns:r="http://schemas.openxmlformats.org/officeDocument/2006/relationships" xmlns:v="urn:schemas-microsoft-com:vml" xmlns:w10="urn:schemas-microsoft-com:office:word" xmlns:w14="http://schemas.microsoft.com/office/word/2010/wordml" xmlns:w="http://schemas.openxmlformats.org/wordprocessingml/2006/main" xmlns:wne="http://schemas.microsoft.com/office/word/2006/wordml" xmlns:wp14="http://schemas.microsoft.com/office/word/2010/wordprocessingDrawing" xmlns:wp="http://schemas.openxmlformats.org/drawingml/2006/wordprocessingDrawing" xmlns:wpc="http://schemas.microsoft.com/office/word/2010/wordprocessingCanvas" xmlns:wpg="http://schemas.microsoft.com/office/word/2010/wordprocessingGroup" xmlns:wpi="http://schemas.microsoft.com/office/word/2010/wordprocessingInk" xmlns:wps="http://schemas.microsoft.com/office/word/2010/wordprocessingShape" mc:Ignorable="w14 wp14">
+  <w:p>
+    <w:pPr>
+      <w:pStyle w:val="Footer"/>
+      <w:spacing w:before="40"/>
+      <w:jc w:val="left"/>
+      <w:pBdr>
+        <w:top w:val="single" w:sz="4" w:space="2" w:color="808080"/>
+      </w:pBdr>
+    </w:pPr>
+    <w:r/>
+    <w:r>
+      <w:rPr>
+        <w:rFonts w:ascii="Arial" w:hAnsi="Arial"/>
+        <w:color w:val="555555"/>
+        <w:sz w:val="20"/>
+      </w:rPr>
+      <w:t>Revision 1 — April 2026</w:t>
+    </w:r>
+    <w:r>
+      <w:rPr>
+        <w:rFonts w:ascii="Arial" w:hAnsi="Arial"/>
+      </w:rPr>
+      <w:tab/>
+      <w:tab/>
+    </w:r>
+    <w:r>
+      <w:rPr>
+        <w:rFonts w:ascii="Arial" w:hAnsi="Arial"/>
+        <w:color w:val="555555"/>
+        <w:sz w:val="20"/>
+      </w:rPr>
+      <w:t>9-</w:t>
+    </w:r>
+    <w:r>
+      <w:rPr>
+        <w:rFonts w:ascii="Arial" w:hAnsi="Arial"/>
+        <w:color w:val="555555"/>
+        <w:sz w:val="20"/>
+      </w:rPr>
+      <w:fldChar w:fldCharType="begin"/>
+      <w:instrText xml:space="preserve"> PAGE </w:instrText>
+      <w:fldChar w:fldCharType="separate"/>
+      <w:t>1</w:t>
+      <w:fldChar w:fldCharType="end"/>
+    </w:r>
+  </w:p>
+</w:ftr>
+</file>
+
 <file path=word/header1.xml><?xml version="1.0" encoding="utf-8"?>
 <w:hdr xmlns:o="urn:schemas-microsoft-com:office:office" xmlns:r="http://schemas.openxmlformats.org/officeDocument/2006/relationships" xmlns:v="urn:schemas-microsoft-com:vml" xmlns:w="http://schemas.openxmlformats.org/wordprocessingml/2006/main" xmlns:w10="urn:schemas-microsoft-com:office:word" xmlns:wp="http://schemas.openxmlformats.org/drawingml/2006/wordprocessingDrawing" xmlns:pic="http://schemas.openxmlformats.org/drawingml/2006/picture" xmlns:wps="http://schemas.microsoft.com/office/word/2010/wordprocessingShape" xmlns:wpg="http://schemas.microsoft.com/office/word/2010/wordprocessingGroup" xmlns:mc="http://schemas.openxmlformats.org/markup-compatibility/2006" xmlns:wp14="http://schemas.microsoft.com/office/word/2010/wordprocessingDrawing" xmlns:w14="http://schemas.microsoft.com/office/word/2010/wordml" xmlns:w15="http://schemas.microsoft.com/office/word/2012/wordml" mc:Ignorable="w14 wp14 w15">
   <w:p>
@@ -30203,14 +31027,105 @@
       </w:pBdr>
     </w:pPr>
     <w:r/>
-    <w:r>
-      <w:rPr>
-        <w:rFonts w:ascii="Arial" w:hAnsi="Arial"/>
-        <w:b/>
-        <w:color w:val="555555"/>
-        <w:sz w:val="20"/>
-      </w:rPr>
-      <w:t>Notices</w:t>
+  </w:p>
+</w:hdr>
+</file>
+
+<file path=word/header276.xml><?xml version="1.0" encoding="utf-8"?>
+<w:hdr xmlns:m="http://schemas.openxmlformats.org/officeDocument/2006/math" xmlns:mc="http://schemas.openxmlformats.org/markup-compatibility/2006" xmlns:mo="http://schemas.microsoft.com/office/mac/office/2008/main" xmlns:mv="urn:schemas-microsoft-com:mac:vml" xmlns:o="urn:schemas-microsoft-com:office:office" xmlns:r="http://schemas.openxmlformats.org/officeDocument/2006/relationships" xmlns:v="urn:schemas-microsoft-com:vml" xmlns:w10="urn:schemas-microsoft-com:office:word" xmlns:w14="http://schemas.microsoft.com/office/word/2010/wordml" xmlns:w="http://schemas.openxmlformats.org/wordprocessingml/2006/main" xmlns:wne="http://schemas.microsoft.com/office/word/2006/wordml" xmlns:wp14="http://schemas.microsoft.com/office/word/2010/wordprocessingDrawing" xmlns:wp="http://schemas.openxmlformats.org/drawingml/2006/wordprocessingDrawing" xmlns:wpc="http://schemas.microsoft.com/office/word/2010/wordprocessingCanvas" xmlns:wpg="http://schemas.microsoft.com/office/word/2010/wordprocessingGroup" xmlns:wpi="http://schemas.microsoft.com/office/word/2010/wordprocessingInk" xmlns:wps="http://schemas.microsoft.com/office/word/2010/wordprocessingShape" mc:Ignorable="w14 wp14">
+  <w:p>
+    <w:pPr>
+      <w:pStyle w:val="Header"/>
+      <w:spacing w:after="40"/>
+      <w:jc w:val="right"/>
+      <w:pBdr>
+        <w:bottom w:val="single" w:sz="4" w:space="2" w:color="808080"/>
+      </w:pBdr>
+    </w:pPr>
+    <w:r/>
+    <w:r>
+      <w:rPr>
+        <w:rFonts w:ascii="Arial" w:hAnsi="Arial"/>
+        <w:b/>
+        <w:color w:val="555555"/>
+        <w:sz w:val="20"/>
+      </w:rPr>
+      <w:t>Table of Contents</w:t>
+    </w:r>
+  </w:p>
+</w:hdr>
+</file>
+
+<file path=word/header277.xml><?xml version="1.0" encoding="utf-8"?>
+<w:hdr xmlns:m="http://schemas.openxmlformats.org/officeDocument/2006/math" xmlns:mc="http://schemas.openxmlformats.org/markup-compatibility/2006" xmlns:mo="http://schemas.microsoft.com/office/mac/office/2008/main" xmlns:mv="urn:schemas-microsoft-com:mac:vml" xmlns:o="urn:schemas-microsoft-com:office:office" xmlns:r="http://schemas.openxmlformats.org/officeDocument/2006/relationships" xmlns:v="urn:schemas-microsoft-com:vml" xmlns:w10="urn:schemas-microsoft-com:office:word" xmlns:w14="http://schemas.microsoft.com/office/word/2010/wordml" xmlns:w="http://schemas.openxmlformats.org/wordprocessingml/2006/main" xmlns:wne="http://schemas.microsoft.com/office/word/2006/wordml" xmlns:wp14="http://schemas.microsoft.com/office/word/2010/wordprocessingDrawing" xmlns:wp="http://schemas.openxmlformats.org/drawingml/2006/wordprocessingDrawing" xmlns:wpc="http://schemas.microsoft.com/office/word/2010/wordprocessingCanvas" xmlns:wpg="http://schemas.microsoft.com/office/word/2010/wordprocessingGroup" xmlns:wpi="http://schemas.microsoft.com/office/word/2010/wordprocessingInk" xmlns:wps="http://schemas.microsoft.com/office/word/2010/wordprocessingShape" mc:Ignorable="w14 wp14">
+  <w:p>
+    <w:pPr>
+      <w:pStyle w:val="Header"/>
+      <w:spacing w:after="40"/>
+      <w:jc w:val="right"/>
+      <w:pBdr>
+        <w:bottom w:val="single" w:sz="4" w:space="2" w:color="808080"/>
+      </w:pBdr>
+    </w:pPr>
+    <w:r/>
+    <w:r>
+      <w:rPr>
+        <w:rFonts w:ascii="Arial" w:hAnsi="Arial"/>
+        <w:b/>
+        <w:color w:val="555555"/>
+        <w:sz w:val="20"/>
+      </w:rPr>
+      <w:t>Quick Start</w:t>
+    </w:r>
+  </w:p>
+</w:hdr>
+</file>
+
+<file path=word/header278.xml><?xml version="1.0" encoding="utf-8"?>
+<w:hdr xmlns:m="http://schemas.openxmlformats.org/officeDocument/2006/math" xmlns:mc="http://schemas.openxmlformats.org/markup-compatibility/2006" xmlns:mo="http://schemas.microsoft.com/office/mac/office/2008/main" xmlns:mv="urn:schemas-microsoft-com:mac:vml" xmlns:o="urn:schemas-microsoft-com:office:office" xmlns:r="http://schemas.openxmlformats.org/officeDocument/2006/relationships" xmlns:v="urn:schemas-microsoft-com:vml" xmlns:w10="urn:schemas-microsoft-com:office:word" xmlns:w14="http://schemas.microsoft.com/office/word/2010/wordml" xmlns:w="http://schemas.openxmlformats.org/wordprocessingml/2006/main" xmlns:wne="http://schemas.microsoft.com/office/word/2006/wordml" xmlns:wp14="http://schemas.microsoft.com/office/word/2010/wordprocessingDrawing" xmlns:wp="http://schemas.openxmlformats.org/drawingml/2006/wordprocessingDrawing" xmlns:wpc="http://schemas.microsoft.com/office/word/2010/wordprocessingCanvas" xmlns:wpg="http://schemas.microsoft.com/office/word/2010/wordprocessingGroup" xmlns:wpi="http://schemas.microsoft.com/office/word/2010/wordprocessingInk" xmlns:wps="http://schemas.microsoft.com/office/word/2010/wordprocessingShape" mc:Ignorable="w14 wp14">
+  <w:p>
+    <w:pPr>
+      <w:pStyle w:val="Header"/>
+      <w:spacing w:after="40"/>
+      <w:jc w:val="right"/>
+      <w:pBdr>
+        <w:bottom w:val="single" w:sz="4" w:space="2" w:color="808080"/>
+      </w:pBdr>
+    </w:pPr>
+    <w:r/>
+    <w:r>
+      <w:rPr>
+        <w:rFonts w:ascii="Arial" w:hAnsi="Arial"/>
+        <w:b/>
+        <w:color w:val="555555"/>
+        <w:sz w:val="20"/>
+      </w:rPr>
+      <w:t>1. Overview</w:t>
+    </w:r>
+  </w:p>
+</w:hdr>
+</file>
+
+<file path=word/header279.xml><?xml version="1.0" encoding="utf-8"?>
+<w:hdr xmlns:m="http://schemas.openxmlformats.org/officeDocument/2006/math" xmlns:mc="http://schemas.openxmlformats.org/markup-compatibility/2006" xmlns:mo="http://schemas.microsoft.com/office/mac/office/2008/main" xmlns:mv="urn:schemas-microsoft-com:mac:vml" xmlns:o="urn:schemas-microsoft-com:office:office" xmlns:r="http://schemas.openxmlformats.org/officeDocument/2006/relationships" xmlns:v="urn:schemas-microsoft-com:vml" xmlns:w10="urn:schemas-microsoft-com:office:word" xmlns:w14="http://schemas.microsoft.com/office/word/2010/wordml" xmlns:w="http://schemas.openxmlformats.org/wordprocessingml/2006/main" xmlns:wne="http://schemas.microsoft.com/office/word/2006/wordml" xmlns:wp14="http://schemas.microsoft.com/office/word/2010/wordprocessingDrawing" xmlns:wp="http://schemas.openxmlformats.org/drawingml/2006/wordprocessingDrawing" xmlns:wpc="http://schemas.microsoft.com/office/word/2010/wordprocessingCanvas" xmlns:wpg="http://schemas.microsoft.com/office/word/2010/wordprocessingGroup" xmlns:wpi="http://schemas.microsoft.com/office/word/2010/wordprocessingInk" xmlns:wps="http://schemas.microsoft.com/office/word/2010/wordprocessingShape" mc:Ignorable="w14 wp14">
+  <w:p>
+    <w:pPr>
+      <w:pStyle w:val="Header"/>
+      <w:spacing w:after="40"/>
+      <w:jc w:val="right"/>
+      <w:pBdr>
+        <w:bottom w:val="single" w:sz="4" w:space="2" w:color="808080"/>
+      </w:pBdr>
+    </w:pPr>
+    <w:r/>
+    <w:r>
+      <w:rPr>
+        <w:rFonts w:ascii="Arial" w:hAnsi="Arial"/>
+        <w:b/>
+        <w:color w:val="555555"/>
+        <w:sz w:val="20"/>
+      </w:rPr>
+      <w:t>2. Models</w:t>
     </w:r>
   </w:p>
 </w:hdr>
@@ -30225,6 +31140,256 @@
     </w:pPr>
     <w:r>
       <w:rPr/>
+    </w:r>
+  </w:p>
+</w:hdr>
+</file>
+
+<file path=word/header280.xml><?xml version="1.0" encoding="utf-8"?>
+<w:hdr xmlns:m="http://schemas.openxmlformats.org/officeDocument/2006/math" xmlns:mc="http://schemas.openxmlformats.org/markup-compatibility/2006" xmlns:mo="http://schemas.microsoft.com/office/mac/office/2008/main" xmlns:mv="urn:schemas-microsoft-com:mac:vml" xmlns:o="urn:schemas-microsoft-com:office:office" xmlns:r="http://schemas.openxmlformats.org/officeDocument/2006/relationships" xmlns:v="urn:schemas-microsoft-com:vml" xmlns:w10="urn:schemas-microsoft-com:office:word" xmlns:w14="http://schemas.microsoft.com/office/word/2010/wordml" xmlns:w="http://schemas.openxmlformats.org/wordprocessingml/2006/main" xmlns:wne="http://schemas.microsoft.com/office/word/2006/wordml" xmlns:wp14="http://schemas.microsoft.com/office/word/2010/wordprocessingDrawing" xmlns:wp="http://schemas.openxmlformats.org/drawingml/2006/wordprocessingDrawing" xmlns:wpc="http://schemas.microsoft.com/office/word/2010/wordprocessingCanvas" xmlns:wpg="http://schemas.microsoft.com/office/word/2010/wordprocessingGroup" xmlns:wpi="http://schemas.microsoft.com/office/word/2010/wordprocessingInk" xmlns:wps="http://schemas.microsoft.com/office/word/2010/wordprocessingShape" mc:Ignorable="w14 wp14">
+  <w:p>
+    <w:pPr>
+      <w:pStyle w:val="Header"/>
+      <w:spacing w:after="40"/>
+      <w:jc w:val="right"/>
+      <w:pBdr>
+        <w:bottom w:val="single" w:sz="4" w:space="2" w:color="808080"/>
+      </w:pBdr>
+    </w:pPr>
+    <w:r/>
+    <w:r>
+      <w:rPr>
+        <w:rFonts w:ascii="Arial" w:hAnsi="Arial"/>
+        <w:b/>
+        <w:color w:val="555555"/>
+        <w:sz w:val="20"/>
+      </w:rPr>
+      <w:t>3. Display</w:t>
+    </w:r>
+  </w:p>
+</w:hdr>
+</file>
+
+<file path=word/header281.xml><?xml version="1.0" encoding="utf-8"?>
+<w:hdr xmlns:m="http://schemas.openxmlformats.org/officeDocument/2006/math" xmlns:mc="http://schemas.openxmlformats.org/markup-compatibility/2006" xmlns:mo="http://schemas.microsoft.com/office/mac/office/2008/main" xmlns:mv="urn:schemas-microsoft-com:mac:vml" xmlns:o="urn:schemas-microsoft-com:office:office" xmlns:r="http://schemas.openxmlformats.org/officeDocument/2006/relationships" xmlns:v="urn:schemas-microsoft-com:vml" xmlns:w10="urn:schemas-microsoft-com:office:word" xmlns:w14="http://schemas.microsoft.com/office/word/2010/wordml" xmlns:w="http://schemas.openxmlformats.org/wordprocessingml/2006/main" xmlns:wne="http://schemas.microsoft.com/office/word/2006/wordml" xmlns:wp14="http://schemas.microsoft.com/office/word/2010/wordprocessingDrawing" xmlns:wp="http://schemas.openxmlformats.org/drawingml/2006/wordprocessingDrawing" xmlns:wpc="http://schemas.microsoft.com/office/word/2010/wordprocessingCanvas" xmlns:wpg="http://schemas.microsoft.com/office/word/2010/wordprocessingGroup" xmlns:wpi="http://schemas.microsoft.com/office/word/2010/wordprocessingInk" xmlns:wps="http://schemas.microsoft.com/office/word/2010/wordprocessingShape" mc:Ignorable="w14 wp14">
+  <w:p>
+    <w:pPr>
+      <w:pStyle w:val="Header"/>
+      <w:spacing w:after="40"/>
+      <w:jc w:val="right"/>
+      <w:pBdr>
+        <w:bottom w:val="single" w:sz="4" w:space="2" w:color="808080"/>
+      </w:pBdr>
+    </w:pPr>
+    <w:r/>
+    <w:r>
+      <w:rPr>
+        <w:rFonts w:ascii="Arial" w:hAnsi="Arial"/>
+        <w:b/>
+        <w:color w:val="555555"/>
+        <w:sz w:val="20"/>
+      </w:rPr>
+      <w:t>4. Buttons</w:t>
+    </w:r>
+  </w:p>
+</w:hdr>
+</file>
+
+<file path=word/header282.xml><?xml version="1.0" encoding="utf-8"?>
+<w:hdr xmlns:m="http://schemas.openxmlformats.org/officeDocument/2006/math" xmlns:mc="http://schemas.openxmlformats.org/markup-compatibility/2006" xmlns:mo="http://schemas.microsoft.com/office/mac/office/2008/main" xmlns:mv="urn:schemas-microsoft-com:mac:vml" xmlns:o="urn:schemas-microsoft-com:office:office" xmlns:r="http://schemas.openxmlformats.org/officeDocument/2006/relationships" xmlns:v="urn:schemas-microsoft-com:vml" xmlns:w10="urn:schemas-microsoft-com:office:word" xmlns:w14="http://schemas.microsoft.com/office/word/2010/wordml" xmlns:w="http://schemas.openxmlformats.org/wordprocessingml/2006/main" xmlns:wne="http://schemas.microsoft.com/office/word/2006/wordml" xmlns:wp14="http://schemas.microsoft.com/office/word/2010/wordprocessingDrawing" xmlns:wp="http://schemas.openxmlformats.org/drawingml/2006/wordprocessingDrawing" xmlns:wpc="http://schemas.microsoft.com/office/word/2010/wordprocessingCanvas" xmlns:wpg="http://schemas.microsoft.com/office/word/2010/wordprocessingGroup" xmlns:wpi="http://schemas.microsoft.com/office/word/2010/wordprocessingInk" xmlns:wps="http://schemas.microsoft.com/office/word/2010/wordprocessingShape" mc:Ignorable="w14 wp14">
+  <w:p>
+    <w:pPr>
+      <w:pStyle w:val="Header"/>
+      <w:spacing w:after="40"/>
+      <w:jc w:val="right"/>
+      <w:pBdr>
+        <w:bottom w:val="single" w:sz="4" w:space="2" w:color="808080"/>
+      </w:pBdr>
+    </w:pPr>
+    <w:r/>
+    <w:r>
+      <w:rPr>
+        <w:rFonts w:ascii="Arial" w:hAnsi="Arial"/>
+        <w:b/>
+        <w:color w:val="555555"/>
+        <w:sz w:val="20"/>
+      </w:rPr>
+      <w:t>5. Power-On Functions</w:t>
+    </w:r>
+  </w:p>
+</w:hdr>
+</file>
+
+<file path=word/header283.xml><?xml version="1.0" encoding="utf-8"?>
+<w:hdr xmlns:m="http://schemas.openxmlformats.org/officeDocument/2006/math" xmlns:mc="http://schemas.openxmlformats.org/markup-compatibility/2006" xmlns:mo="http://schemas.microsoft.com/office/mac/office/2008/main" xmlns:mv="urn:schemas-microsoft-com:mac:vml" xmlns:o="urn:schemas-microsoft-com:office:office" xmlns:r="http://schemas.openxmlformats.org/officeDocument/2006/relationships" xmlns:v="urn:schemas-microsoft-com:vml" xmlns:w10="urn:schemas-microsoft-com:office:word" xmlns:w14="http://schemas.microsoft.com/office/word/2010/wordml" xmlns:w="http://schemas.openxmlformats.org/wordprocessingml/2006/main" xmlns:wne="http://schemas.microsoft.com/office/word/2006/wordml" xmlns:wp14="http://schemas.microsoft.com/office/word/2010/wordprocessingDrawing" xmlns:wp="http://schemas.openxmlformats.org/drawingml/2006/wordprocessingDrawing" xmlns:wpc="http://schemas.microsoft.com/office/word/2010/wordprocessingCanvas" xmlns:wpg="http://schemas.microsoft.com/office/word/2010/wordprocessingGroup" xmlns:wpi="http://schemas.microsoft.com/office/word/2010/wordprocessingInk" xmlns:wps="http://schemas.microsoft.com/office/word/2010/wordprocessingShape" mc:Ignorable="w14 wp14">
+  <w:p>
+    <w:pPr>
+      <w:pStyle w:val="Header"/>
+      <w:spacing w:after="40"/>
+      <w:jc w:val="right"/>
+      <w:pBdr>
+        <w:bottom w:val="single" w:sz="4" w:space="2" w:color="808080"/>
+      </w:pBdr>
+    </w:pPr>
+    <w:r/>
+    <w:r>
+      <w:rPr>
+        <w:rFonts w:ascii="Arial" w:hAnsi="Arial"/>
+        <w:b/>
+        <w:color w:val="555555"/>
+        <w:sz w:val="20"/>
+      </w:rPr>
+      <w:t>6. AP Configuration Mode</w:t>
+    </w:r>
+  </w:p>
+</w:hdr>
+</file>
+
+<file path=word/header284.xml><?xml version="1.0" encoding="utf-8"?>
+<w:hdr xmlns:m="http://schemas.openxmlformats.org/officeDocument/2006/math" xmlns:mc="http://schemas.openxmlformats.org/markup-compatibility/2006" xmlns:mo="http://schemas.microsoft.com/office/mac/office/2008/main" xmlns:mv="urn:schemas-microsoft-com:mac:vml" xmlns:o="urn:schemas-microsoft-com:office:office" xmlns:r="http://schemas.openxmlformats.org/officeDocument/2006/relationships" xmlns:v="urn:schemas-microsoft-com:vml" xmlns:w10="urn:schemas-microsoft-com:office:word" xmlns:w14="http://schemas.microsoft.com/office/word/2010/wordml" xmlns:w="http://schemas.openxmlformats.org/wordprocessingml/2006/main" xmlns:wne="http://schemas.microsoft.com/office/word/2006/wordml" xmlns:wp14="http://schemas.microsoft.com/office/word/2010/wordprocessingDrawing" xmlns:wp="http://schemas.openxmlformats.org/drawingml/2006/wordprocessingDrawing" xmlns:wpc="http://schemas.microsoft.com/office/word/2010/wordprocessingCanvas" xmlns:wpg="http://schemas.microsoft.com/office/word/2010/wordprocessingGroup" xmlns:wpi="http://schemas.microsoft.com/office/word/2010/wordprocessingInk" xmlns:wps="http://schemas.microsoft.com/office/word/2010/wordprocessingShape" mc:Ignorable="w14 wp14">
+  <w:p>
+    <w:pPr>
+      <w:pStyle w:val="Header"/>
+      <w:spacing w:after="40"/>
+      <w:jc w:val="right"/>
+      <w:pBdr>
+        <w:bottom w:val="single" w:sz="4" w:space="2" w:color="808080"/>
+      </w:pBdr>
+    </w:pPr>
+    <w:r/>
+    <w:r>
+      <w:rPr>
+        <w:rFonts w:ascii="Arial" w:hAnsi="Arial"/>
+        <w:b/>
+        <w:color w:val="555555"/>
+        <w:sz w:val="20"/>
+      </w:rPr>
+      <w:t>7. RingClock Display Modes</w:t>
+    </w:r>
+  </w:p>
+</w:hdr>
+</file>
+
+<file path=word/header285.xml><?xml version="1.0" encoding="utf-8"?>
+<w:hdr xmlns:m="http://schemas.openxmlformats.org/officeDocument/2006/math" xmlns:mc="http://schemas.openxmlformats.org/markup-compatibility/2006" xmlns:mo="http://schemas.microsoft.com/office/mac/office/2008/main" xmlns:mv="urn:schemas-microsoft-com:mac:vml" xmlns:o="urn:schemas-microsoft-com:office:office" xmlns:r="http://schemas.openxmlformats.org/officeDocument/2006/relationships" xmlns:v="urn:schemas-microsoft-com:vml" xmlns:w10="urn:schemas-microsoft-com:office:word" xmlns:w14="http://schemas.microsoft.com/office/word/2010/wordml" xmlns:w="http://schemas.openxmlformats.org/wordprocessingml/2006/main" xmlns:wne="http://schemas.microsoft.com/office/word/2006/wordml" xmlns:wp14="http://schemas.microsoft.com/office/word/2010/wordprocessingDrawing" xmlns:wp="http://schemas.openxmlformats.org/drawingml/2006/wordprocessingDrawing" xmlns:wpc="http://schemas.microsoft.com/office/word/2010/wordprocessingCanvas" xmlns:wpg="http://schemas.microsoft.com/office/word/2010/wordprocessingGroup" xmlns:wpi="http://schemas.microsoft.com/office/word/2010/wordprocessingInk" xmlns:wps="http://schemas.microsoft.com/office/word/2010/wordprocessingShape" mc:Ignorable="w14 wp14">
+  <w:p>
+    <w:pPr>
+      <w:pStyle w:val="Header"/>
+      <w:spacing w:after="40"/>
+      <w:jc w:val="right"/>
+      <w:pBdr>
+        <w:bottom w:val="single" w:sz="4" w:space="2" w:color="808080"/>
+      </w:pBdr>
+    </w:pPr>
+    <w:r/>
+    <w:r>
+      <w:rPr>
+        <w:rFonts w:ascii="Arial" w:hAnsi="Arial"/>
+        <w:b/>
+        <w:color w:val="555555"/>
+        <w:sz w:val="20"/>
+      </w:rPr>
+      <w:t>8. BitClock Display</w:t>
+    </w:r>
+  </w:p>
+</w:hdr>
+</file>
+
+<file path=word/header286.xml><?xml version="1.0" encoding="utf-8"?>
+<w:hdr xmlns:m="http://schemas.openxmlformats.org/officeDocument/2006/math" xmlns:mc="http://schemas.openxmlformats.org/markup-compatibility/2006" xmlns:mo="http://schemas.microsoft.com/office/mac/office/2008/main" xmlns:mv="urn:schemas-microsoft-com:mac:vml" xmlns:o="urn:schemas-microsoft-com:office:office" xmlns:r="http://schemas.openxmlformats.org/officeDocument/2006/relationships" xmlns:v="urn:schemas-microsoft-com:vml" xmlns:w10="urn:schemas-microsoft-com:office:word" xmlns:w14="http://schemas.microsoft.com/office/word/2010/wordml" xmlns:w="http://schemas.openxmlformats.org/wordprocessingml/2006/main" xmlns:wne="http://schemas.microsoft.com/office/word/2006/wordml" xmlns:wp14="http://schemas.microsoft.com/office/word/2010/wordprocessingDrawing" xmlns:wp="http://schemas.openxmlformats.org/drawingml/2006/wordprocessingDrawing" xmlns:wpc="http://schemas.microsoft.com/office/word/2010/wordprocessingCanvas" xmlns:wpg="http://schemas.microsoft.com/office/word/2010/wordprocessingGroup" xmlns:wpi="http://schemas.microsoft.com/office/word/2010/wordprocessingInk" xmlns:wps="http://schemas.microsoft.com/office/word/2010/wordprocessingShape" mc:Ignorable="w14 wp14">
+  <w:p>
+    <w:pPr>
+      <w:pStyle w:val="Header"/>
+      <w:spacing w:after="40"/>
+      <w:jc w:val="right"/>
+      <w:pBdr>
+        <w:bottom w:val="single" w:sz="4" w:space="2" w:color="808080"/>
+      </w:pBdr>
+    </w:pPr>
+    <w:r/>
+    <w:r>
+      <w:rPr>
+        <w:rFonts w:ascii="Arial" w:hAnsi="Arial"/>
+        <w:b/>
+        <w:color w:val="555555"/>
+        <w:sz w:val="20"/>
+      </w:rPr>
+      <w:t>9. Live Settings Web Interface</w:t>
+    </w:r>
+  </w:p>
+</w:hdr>
+</file>
+
+<file path=word/header287.xml><?xml version="1.0" encoding="utf-8"?>
+<w:hdr xmlns:m="http://schemas.openxmlformats.org/officeDocument/2006/math" xmlns:mc="http://schemas.openxmlformats.org/markup-compatibility/2006" xmlns:mo="http://schemas.microsoft.com/office/mac/office/2008/main" xmlns:mv="urn:schemas-microsoft-com:mac:vml" xmlns:o="urn:schemas-microsoft-com:office:office" xmlns:r="http://schemas.openxmlformats.org/officeDocument/2006/relationships" xmlns:v="urn:schemas-microsoft-com:vml" xmlns:w10="urn:schemas-microsoft-com:office:word" xmlns:w14="http://schemas.microsoft.com/office/word/2010/wordml" xmlns:w="http://schemas.openxmlformats.org/wordprocessingml/2006/main" xmlns:wne="http://schemas.microsoft.com/office/word/2006/wordml" xmlns:wp14="http://schemas.microsoft.com/office/word/2010/wordprocessingDrawing" xmlns:wp="http://schemas.openxmlformats.org/drawingml/2006/wordprocessingDrawing" xmlns:wpc="http://schemas.microsoft.com/office/word/2010/wordprocessingCanvas" xmlns:wpg="http://schemas.microsoft.com/office/word/2010/wordprocessingGroup" xmlns:wpi="http://schemas.microsoft.com/office/word/2010/wordprocessingInk" xmlns:wps="http://schemas.microsoft.com/office/word/2010/wordprocessingShape" mc:Ignorable="w14 wp14">
+  <w:p>
+    <w:pPr>
+      <w:pStyle w:val="Header"/>
+      <w:spacing w:after="40"/>
+      <w:jc w:val="right"/>
+      <w:pBdr>
+        <w:bottom w:val="single" w:sz="4" w:space="2" w:color="808080"/>
+      </w:pBdr>
+    </w:pPr>
+    <w:r/>
+    <w:r>
+      <w:rPr>
+        <w:rFonts w:ascii="Arial" w:hAnsi="Arial"/>
+        <w:b/>
+        <w:color w:val="555555"/>
+        <w:sz w:val="20"/>
+      </w:rPr>
+      <w:t>10. Scheduled Rules</w:t>
+    </w:r>
+  </w:p>
+</w:hdr>
+</file>
+
+<file path=word/header288.xml><?xml version="1.0" encoding="utf-8"?>
+<w:hdr xmlns:m="http://schemas.openxmlformats.org/officeDocument/2006/math" xmlns:mc="http://schemas.openxmlformats.org/markup-compatibility/2006" xmlns:mo="http://schemas.microsoft.com/office/mac/office/2008/main" xmlns:mv="urn:schemas-microsoft-com:mac:vml" xmlns:o="urn:schemas-microsoft-com:office:office" xmlns:r="http://schemas.openxmlformats.org/officeDocument/2006/relationships" xmlns:v="urn:schemas-microsoft-com:vml" xmlns:w10="urn:schemas-microsoft-com:office:word" xmlns:w14="http://schemas.microsoft.com/office/word/2010/wordml" xmlns:w="http://schemas.openxmlformats.org/wordprocessingml/2006/main" xmlns:wne="http://schemas.microsoft.com/office/word/2006/wordml" xmlns:wp14="http://schemas.microsoft.com/office/word/2010/wordprocessingDrawing" xmlns:wp="http://schemas.openxmlformats.org/drawingml/2006/wordprocessingDrawing" xmlns:wpc="http://schemas.microsoft.com/office/word/2010/wordprocessingCanvas" xmlns:wpg="http://schemas.microsoft.com/office/word/2010/wordprocessingGroup" xmlns:wpi="http://schemas.microsoft.com/office/word/2010/wordprocessingInk" xmlns:wps="http://schemas.microsoft.com/office/word/2010/wordprocessingShape" mc:Ignorable="w14 wp14">
+  <w:p>
+    <w:pPr>
+      <w:pStyle w:val="Header"/>
+      <w:spacing w:after="40"/>
+      <w:jc w:val="right"/>
+      <w:pBdr>
+        <w:bottom w:val="single" w:sz="4" w:space="2" w:color="808080"/>
+      </w:pBdr>
+    </w:pPr>
+    <w:r/>
+    <w:r>
+      <w:rPr>
+        <w:rFonts w:ascii="Arial" w:hAnsi="Arial"/>
+        <w:b/>
+        <w:color w:val="555555"/>
+        <w:sz w:val="20"/>
+      </w:rPr>
+      <w:t>11. NTP Time Sync</w:t>
+    </w:r>
+  </w:p>
+</w:hdr>
+</file>
+
+<file path=word/header289.xml><?xml version="1.0" encoding="utf-8"?>
+<w:hdr xmlns:m="http://schemas.openxmlformats.org/officeDocument/2006/math" xmlns:mc="http://schemas.openxmlformats.org/markup-compatibility/2006" xmlns:mo="http://schemas.microsoft.com/office/mac/office/2008/main" xmlns:mv="urn:schemas-microsoft-com:mac:vml" xmlns:o="urn:schemas-microsoft-com:office:office" xmlns:r="http://schemas.openxmlformats.org/officeDocument/2006/relationships" xmlns:v="urn:schemas-microsoft-com:vml" xmlns:w10="urn:schemas-microsoft-com:office:word" xmlns:w14="http://schemas.microsoft.com/office/word/2010/wordml" xmlns:w="http://schemas.openxmlformats.org/wordprocessingml/2006/main" xmlns:wne="http://schemas.microsoft.com/office/word/2006/wordml" xmlns:wp14="http://schemas.microsoft.com/office/word/2010/wordprocessingDrawing" xmlns:wp="http://schemas.openxmlformats.org/drawingml/2006/wordprocessingDrawing" xmlns:wpc="http://schemas.microsoft.com/office/word/2010/wordprocessingCanvas" xmlns:wpg="http://schemas.microsoft.com/office/word/2010/wordprocessingGroup" xmlns:wpi="http://schemas.microsoft.com/office/word/2010/wordprocessingInk" xmlns:wps="http://schemas.microsoft.com/office/word/2010/wordprocessingShape" mc:Ignorable="w14 wp14">
+  <w:p>
+    <w:pPr>
+      <w:pStyle w:val="Header"/>
+      <w:spacing w:after="40"/>
+      <w:jc w:val="right"/>
+      <w:pBdr>
+        <w:bottom w:val="single" w:sz="4" w:space="2" w:color="808080"/>
+      </w:pBdr>
+    </w:pPr>
+    <w:r/>
+    <w:r>
+      <w:rPr>
+        <w:rFonts w:ascii="Arial" w:hAnsi="Arial"/>
+        <w:b/>
+        <w:color w:val="555555"/>
+        <w:sz w:val="20"/>
+      </w:rPr>
+      <w:t>12. Showing the IP Address (RingClock)</w:t>
     </w:r>
   </w:p>
 </w:hdr>
@@ -30250,6 +31415,81 @@
         <w:sz w:val="20"/>
       </w:rPr>
       <w:t>7. RingClock Display Modes</w:t>
+    </w:r>
+  </w:p>
+</w:hdr>
+</file>
+
+<file path=word/header290.xml><?xml version="1.0" encoding="utf-8"?>
+<w:hdr xmlns:m="http://schemas.openxmlformats.org/officeDocument/2006/math" xmlns:mc="http://schemas.openxmlformats.org/markup-compatibility/2006" xmlns:mo="http://schemas.microsoft.com/office/mac/office/2008/main" xmlns:mv="urn:schemas-microsoft-com:mac:vml" xmlns:o="urn:schemas-microsoft-com:office:office" xmlns:r="http://schemas.openxmlformats.org/officeDocument/2006/relationships" xmlns:v="urn:schemas-microsoft-com:vml" xmlns:w10="urn:schemas-microsoft-com:office:word" xmlns:w14="http://schemas.microsoft.com/office/word/2010/wordml" xmlns:w="http://schemas.openxmlformats.org/wordprocessingml/2006/main" xmlns:wne="http://schemas.microsoft.com/office/word/2006/wordml" xmlns:wp14="http://schemas.microsoft.com/office/word/2010/wordprocessingDrawing" xmlns:wp="http://schemas.openxmlformats.org/drawingml/2006/wordprocessingDrawing" xmlns:wpc="http://schemas.microsoft.com/office/word/2010/wordprocessingCanvas" xmlns:wpg="http://schemas.microsoft.com/office/word/2010/wordprocessingGroup" xmlns:wpi="http://schemas.microsoft.com/office/word/2010/wordprocessingInk" xmlns:wps="http://schemas.microsoft.com/office/word/2010/wordprocessingShape" mc:Ignorable="w14 wp14">
+  <w:p>
+    <w:pPr>
+      <w:pStyle w:val="Header"/>
+      <w:spacing w:after="40"/>
+      <w:jc w:val="right"/>
+      <w:pBdr>
+        <w:bottom w:val="single" w:sz="4" w:space="2" w:color="808080"/>
+      </w:pBdr>
+    </w:pPr>
+    <w:r/>
+    <w:r>
+      <w:rPr>
+        <w:rFonts w:ascii="Arial" w:hAnsi="Arial"/>
+        <w:b/>
+        <w:color w:val="555555"/>
+        <w:sz w:val="20"/>
+      </w:rPr>
+      <w:t>13. Over the Air Update</w:t>
+    </w:r>
+  </w:p>
+</w:hdr>
+</file>
+
+<file path=word/header291.xml><?xml version="1.0" encoding="utf-8"?>
+<w:hdr xmlns:m="http://schemas.openxmlformats.org/officeDocument/2006/math" xmlns:mc="http://schemas.openxmlformats.org/markup-compatibility/2006" xmlns:mo="http://schemas.microsoft.com/office/mac/office/2008/main" xmlns:mv="urn:schemas-microsoft-com:mac:vml" xmlns:o="urn:schemas-microsoft-com:office:office" xmlns:r="http://schemas.openxmlformats.org/officeDocument/2006/relationships" xmlns:v="urn:schemas-microsoft-com:vml" xmlns:w10="urn:schemas-microsoft-com:office:word" xmlns:w14="http://schemas.microsoft.com/office/word/2010/wordml" xmlns:w="http://schemas.openxmlformats.org/wordprocessingml/2006/main" xmlns:wne="http://schemas.microsoft.com/office/word/2006/wordml" xmlns:wp14="http://schemas.microsoft.com/office/word/2010/wordprocessingDrawing" xmlns:wp="http://schemas.openxmlformats.org/drawingml/2006/wordprocessingDrawing" xmlns:wpc="http://schemas.microsoft.com/office/word/2010/wordprocessingCanvas" xmlns:wpg="http://schemas.microsoft.com/office/word/2010/wordprocessingGroup" xmlns:wpi="http://schemas.microsoft.com/office/word/2010/wordprocessingInk" xmlns:wps="http://schemas.microsoft.com/office/word/2010/wordprocessingShape" mc:Ignorable="w14 wp14">
+  <w:p>
+    <w:pPr>
+      <w:pStyle w:val="Header"/>
+      <w:spacing w:after="40"/>
+      <w:jc w:val="right"/>
+      <w:pBdr>
+        <w:bottom w:val="single" w:sz="4" w:space="2" w:color="808080"/>
+      </w:pBdr>
+    </w:pPr>
+    <w:r/>
+    <w:r>
+      <w:rPr>
+        <w:rFonts w:ascii="Arial" w:hAnsi="Arial"/>
+        <w:b/>
+        <w:color w:val="555555"/>
+        <w:sz w:val="20"/>
+      </w:rPr>
+      <w:t>14. Troubleshooting</w:t>
+    </w:r>
+  </w:p>
+</w:hdr>
+</file>
+
+<file path=word/header292.xml><?xml version="1.0" encoding="utf-8"?>
+<w:hdr xmlns:m="http://schemas.openxmlformats.org/officeDocument/2006/math" xmlns:mc="http://schemas.openxmlformats.org/markup-compatibility/2006" xmlns:mo="http://schemas.microsoft.com/office/mac/office/2008/main" xmlns:mv="urn:schemas-microsoft-com:mac:vml" xmlns:o="urn:schemas-microsoft-com:office:office" xmlns:r="http://schemas.openxmlformats.org/officeDocument/2006/relationships" xmlns:v="urn:schemas-microsoft-com:vml" xmlns:w10="urn:schemas-microsoft-com:office:word" xmlns:w14="http://schemas.microsoft.com/office/word/2010/wordml" xmlns:w="http://schemas.openxmlformats.org/wordprocessingml/2006/main" xmlns:wne="http://schemas.microsoft.com/office/word/2006/wordml" xmlns:wp14="http://schemas.microsoft.com/office/word/2010/wordprocessingDrawing" xmlns:wp="http://schemas.openxmlformats.org/drawingml/2006/wordprocessingDrawing" xmlns:wpc="http://schemas.microsoft.com/office/word/2010/wordprocessingCanvas" xmlns:wpg="http://schemas.microsoft.com/office/word/2010/wordprocessingGroup" xmlns:wpi="http://schemas.microsoft.com/office/word/2010/wordprocessingInk" xmlns:wps="http://schemas.microsoft.com/office/word/2010/wordprocessingShape" mc:Ignorable="w14 wp14">
+  <w:p>
+    <w:pPr>
+      <w:pStyle w:val="Header"/>
+      <w:spacing w:after="40"/>
+      <w:jc w:val="right"/>
+      <w:pBdr>
+        <w:bottom w:val="single" w:sz="4" w:space="2" w:color="808080"/>
+      </w:pBdr>
+    </w:pPr>
+    <w:r/>
+    <w:r>
+      <w:rPr>
+        <w:rFonts w:ascii="Arial" w:hAnsi="Arial"/>
+        <w:b/>
+        <w:color w:val="555555"/>
+        <w:sz w:val="20"/>
+      </w:rPr>
+      <w:t>Notices</w:t>
     </w:r>
   </w:p>
 </w:hdr>
